--- a/TS Jatai Ghanam Project/TS 2.5/TS 2.5 Jatai Malayalam Corrections.docx
+++ b/TS Jatai Ghanam Project/TS 2.5/TS 2.5 Jatai Malayalam Corrections.docx
@@ -1,7 +1,797 @@
 
 <file path=word/document.xml><?xml version="1.0" encoding="utf-8"?>
-<w:document xmlns:wpc="http://schemas.microsoft.com/office/word/2010/wordprocessingCanvas" xmlns:cx="http://schemas.microsoft.com/office/drawing/2014/chartex" xmlns:cx1="http://schemas.microsoft.com/office/drawing/2015/9/8/chartex" xmlns:cx2="http://schemas.microsoft.com/office/drawing/2015/10/21/chartex" xmlns:cx3="http://schemas.microsoft.com/office/drawing/2016/5/9/chartex" xmlns:cx4="http://schemas.microsoft.com/office/drawing/2016/5/10/chartex" xmlns:cx5="http://schemas.microsoft.com/office/drawing/2016/5/11/chartex" xmlns:cx6="http://schemas.microsoft.com/office/drawing/2016/5/12/chartex" xmlns:cx7="http://schemas.microsoft.com/office/drawing/2016/5/13/chartex" xmlns:cx8="http://schemas.microsoft.com/office/drawing/2016/5/14/chartex" xmlns:mc="http://schemas.openxmlformats.org/markup-compatibility/2006" xmlns:aink="http://schemas.microsoft.com/office/drawing/2016/ink" xmlns:am3d="http://schemas.microsoft.com/office/drawing/2017/model3d" xmlns:o="urn:schemas-microsoft-com:office:office" xmlns:oel="http://schemas.microsoft.com/office/2019/extlst" xmlns:r="http://schemas.openxmlformats.org/officeDocument/2006/relationships" xmlns:m="http://schemas.openxmlformats.org/officeDocument/2006/math" xmlns:v="urn:schemas-microsoft-com:vml" xmlns:wp14="http://schemas.microsoft.com/office/word/2010/wordprocessingDrawing" xmlns:wp="http://schemas.openxmlformats.org/drawingml/2006/wordprocessingDrawing" xmlns:w10="urn:schemas-microsoft-com:office:word" xmlns:w="http://schemas.openxmlformats.org/wordprocessingml/2006/main" xmlns:w14="http://schemas.microsoft.com/office/word/2010/wordml" xmlns:w15="http://schemas.microsoft.com/office/word/2012/wordml" xmlns:w16cex="http://schemas.microsoft.com/office/word/2018/wordml/cex" xmlns:w16cid="http://schemas.microsoft.com/office/word/2016/wordml/cid" xmlns:w16="http://schemas.microsoft.com/office/word/2018/wordml" xmlns:w16sdtdh="http://schemas.microsoft.com/office/word/2020/wordml/sdtdatahash" xmlns:w16se="http://schemas.microsoft.com/office/word/2015/wordml/symex" xmlns:wpg="http://schemas.microsoft.com/office/word/2010/wordprocessingGroup" xmlns:wpi="http://schemas.microsoft.com/office/word/2010/wordprocessingInk" xmlns:wne="http://schemas.microsoft.com/office/word/2006/wordml" xmlns:wps="http://schemas.microsoft.com/office/word/2010/wordprocessingShape" mc:Ignorable="w14 w15 w16se w16cid w16 w16cex w16sdtdh wp14">
+<w:document xmlns:wpc="http://schemas.microsoft.com/office/word/2010/wordprocessingCanvas" xmlns:cx="http://schemas.microsoft.com/office/drawing/2014/chartex" xmlns:cx1="http://schemas.microsoft.com/office/drawing/2015/9/8/chartex" xmlns:cx2="http://schemas.microsoft.com/office/drawing/2015/10/21/chartex" xmlns:cx3="http://schemas.microsoft.com/office/drawing/2016/5/9/chartex" xmlns:cx4="http://schemas.microsoft.com/office/drawing/2016/5/10/chartex" xmlns:cx5="http://schemas.microsoft.com/office/drawing/2016/5/11/chartex" xmlns:cx6="http://schemas.microsoft.com/office/drawing/2016/5/12/chartex" xmlns:cx7="http://schemas.microsoft.com/office/drawing/2016/5/13/chartex" xmlns:cx8="http://schemas.microsoft.com/office/drawing/2016/5/14/chartex" xmlns:mc="http://schemas.openxmlformats.org/markup-compatibility/2006" xmlns:aink="http://schemas.microsoft.com/office/drawing/2016/ink" xmlns:am3d="http://schemas.microsoft.com/office/drawing/2017/model3d" xmlns:o="urn:schemas-microsoft-com:office:office" xmlns:oel="http://schemas.microsoft.com/office/2019/extlst" xmlns:r="http://schemas.openxmlformats.org/officeDocument/2006/relationships" xmlns:m="http://schemas.openxmlformats.org/officeDocument/2006/math" xmlns:v="urn:schemas-microsoft-com:vml" xmlns:wp14="http://schemas.microsoft.com/office/word/2010/wordprocessingDrawing" xmlns:wp="http://schemas.openxmlformats.org/drawingml/2006/wordprocessingDrawing" xmlns:w10="urn:schemas-microsoft-com:office:word" xmlns:w="http://schemas.openxmlformats.org/wordprocessingml/2006/main" xmlns:w14="http://schemas.microsoft.com/office/word/2010/wordml" xmlns:w15="http://schemas.microsoft.com/office/word/2012/wordml" xmlns:w16cex="http://schemas.microsoft.com/office/word/2018/wordml/cex" xmlns:w16cid="http://schemas.microsoft.com/office/word/2016/wordml/cid" xmlns:w16="http://schemas.microsoft.com/office/word/2018/wordml" xmlns:w16du="http://schemas.microsoft.com/office/word/2023/wordml/word16du" xmlns:w16sdtdh="http://schemas.microsoft.com/office/word/2020/wordml/sdtdatahash" xmlns:w16sdtfl="http://schemas.microsoft.com/office/word/2024/wordml/sdtformatlock" xmlns:w16se="http://schemas.microsoft.com/office/word/2015/wordml/symex" xmlns:wpg="http://schemas.microsoft.com/office/word/2010/wordprocessingGroup" xmlns:wpi="http://schemas.microsoft.com/office/word/2010/wordprocessingInk" xmlns:wne="http://schemas.microsoft.com/office/word/2006/wordml" xmlns:wps="http://schemas.microsoft.com/office/word/2010/wordprocessingShape" mc:Ignorable="w14 w15 w16se w16cid w16 w16cex w16sdtdh w16sdtfl w16du wp14">
   <w:body>
+    <w:p>
+      <w:pPr>
+        <w:spacing w:before="0" w:line="240" w:lineRule="auto"/>
+        <w:jc w:val="center"/>
+        <w:rPr>
+          <w:b/>
+          <w:bCs/>
+          <w:sz w:val="32"/>
+          <w:szCs w:val="32"/>
+          <w:u w:val="single"/>
+        </w:rPr>
+      </w:pPr>
+      <w:r>
+        <w:rPr>
+          <w:b/>
+          <w:bCs/>
+          <w:sz w:val="32"/>
+          <w:szCs w:val="32"/>
+          <w:u w:val="single"/>
+        </w:rPr>
+        <w:t>TS Jatai – TS 2.</w:t>
+      </w:r>
+      <w:r>
+        <w:rPr>
+          <w:b/>
+          <w:bCs/>
+          <w:sz w:val="32"/>
+          <w:szCs w:val="32"/>
+          <w:u w:val="single"/>
+        </w:rPr>
+        <w:t>5</w:t>
+      </w:r>
+      <w:r>
+        <w:rPr>
+          <w:b/>
+          <w:bCs/>
+          <w:sz w:val="32"/>
+          <w:szCs w:val="32"/>
+          <w:u w:val="single"/>
+        </w:rPr>
+        <w:t xml:space="preserve"> Malayalam Corrections – Observed till </w:t>
+      </w:r>
+      <w:r>
+        <w:rPr>
+          <w:b/>
+          <w:bCs/>
+          <w:sz w:val="32"/>
+          <w:szCs w:val="32"/>
+          <w:highlight w:val="red"/>
+          <w:u w:val="single"/>
+        </w:rPr>
+        <w:t>??????</w:t>
+      </w:r>
+    </w:p>
+    <w:p>
+      <w:pPr>
+        <w:spacing w:before="0" w:line="240" w:lineRule="auto"/>
+        <w:jc w:val="center"/>
+        <w:rPr>
+          <w:b/>
+          <w:bCs/>
+          <w:sz w:val="28"/>
+          <w:szCs w:val="32"/>
+        </w:rPr>
+      </w:pPr>
+      <w:r>
+        <w:rPr>
+          <w:b/>
+          <w:bCs/>
+          <w:sz w:val="28"/>
+          <w:szCs w:val="32"/>
+        </w:rPr>
+        <w:t>(ignore those which are already incorporated in your book’s version and date)</w:t>
+      </w:r>
+    </w:p>
+    <w:tbl>
+      <w:tblPr>
+        <w:tblW w:w="14885" w:type="dxa"/>
+        <w:tblInd w:w="-856" w:type="dxa"/>
+        <w:tblBorders>
+          <w:top w:val="single" w:sz="4" w:space="0" w:color="000000"/>
+          <w:left w:val="single" w:sz="4" w:space="0" w:color="000000"/>
+          <w:bottom w:val="single" w:sz="4" w:space="0" w:color="000000"/>
+          <w:right w:val="single" w:sz="4" w:space="0" w:color="000000"/>
+          <w:insideH w:val="single" w:sz="4" w:space="0" w:color="000000"/>
+          <w:insideV w:val="single" w:sz="4" w:space="0" w:color="000000"/>
+        </w:tblBorders>
+        <w:tblLook w:val="04A0" w:firstRow="1" w:lastRow="0" w:firstColumn="1" w:lastColumn="0" w:noHBand="0" w:noVBand="1"/>
+      </w:tblPr>
+      <w:tblGrid>
+        <w:gridCol w:w="7514"/>
+        <w:gridCol w:w="7371"/>
+      </w:tblGrid>
+      <w:tr>
+        <w:tc>
+          <w:tcPr>
+            <w:tcW w:w="7514" w:type="dxa"/>
+          </w:tcPr>
+          <w:p>
+            <w:pPr>
+              <w:spacing w:before="0" w:line="240" w:lineRule="auto"/>
+              <w:jc w:val="center"/>
+              <w:rPr>
+                <w:b/>
+                <w:sz w:val="32"/>
+                <w:szCs w:val="32"/>
+              </w:rPr>
+            </w:pPr>
+            <w:r>
+              <w:rPr>
+                <w:b/>
+                <w:sz w:val="32"/>
+                <w:szCs w:val="32"/>
+              </w:rPr>
+              <w:t>As Printed</w:t>
+            </w:r>
+          </w:p>
+        </w:tc>
+        <w:tc>
+          <w:tcPr>
+            <w:tcW w:w="7371" w:type="dxa"/>
+          </w:tcPr>
+          <w:p>
+            <w:pPr>
+              <w:spacing w:before="0" w:line="240" w:lineRule="auto"/>
+              <w:ind w:right="-18"/>
+              <w:jc w:val="center"/>
+              <w:rPr>
+                <w:b/>
+                <w:sz w:val="32"/>
+                <w:szCs w:val="32"/>
+              </w:rPr>
+            </w:pPr>
+            <w:r>
+              <w:rPr>
+                <w:b/>
+                <w:sz w:val="32"/>
+                <w:szCs w:val="32"/>
+              </w:rPr>
+              <w:t>To be read as or corrected as</w:t>
+            </w:r>
+            <w:r>
+              <w:rPr>
+                <w:b/>
+                <w:sz w:val="32"/>
+                <w:szCs w:val="32"/>
+              </w:rPr>
+              <w:t xml:space="preserve"> </w:t>
+            </w:r>
+          </w:p>
+        </w:tc>
+      </w:tr>
+      <w:tr>
+        <w:trPr>
+          <w:trHeight w:val="1197"/>
+        </w:trPr>
+        <w:tc>
+          <w:tcPr>
+            <w:tcW w:w="7514" w:type="dxa"/>
+          </w:tcPr>
+          <w:p>
+            <w:pPr>
+              <w:widowControl w:val="0"/>
+              <w:autoSpaceDE w:val="0"/>
+              <w:autoSpaceDN w:val="0"/>
+              <w:adjustRightInd w:val="0"/>
+              <w:spacing w:before="0" w:line="240" w:lineRule="auto"/>
+              <w:rPr>
+                <w:rFonts w:ascii="BRH Malayalam Extra" w:hAnsi="BRH Malayalam Extra" w:cs="BRH Malayalam Extra"/>
+                <w:color w:val="000000"/>
+                <w:sz w:val="32"/>
+                <w:szCs w:val="40"/>
+              </w:rPr>
+            </w:pPr>
+            <w:r>
+              <w:rPr>
+                <w:rFonts w:cs="BRH Malayalam Extra"/>
+                <w:color w:val="000000"/>
+                <w:szCs w:val="40"/>
+              </w:rPr>
+              <w:t>32</w:t>
+            </w:r>
+            <w:r>
+              <w:rPr>
+                <w:rFonts w:ascii="BRH Malayalam Extra" w:hAnsi="BRH Malayalam Extra" w:cs="BRH Malayalam Extra"/>
+                <w:color w:val="000000"/>
+                <w:sz w:val="32"/>
+                <w:szCs w:val="40"/>
+              </w:rPr>
+              <w:t>)</w:t>
+            </w:r>
+            <w:r>
+              <w:rPr>
+                <w:rFonts w:ascii="BRH Malayalam Extra" w:hAnsi="BRH Malayalam Extra" w:cs="BRH Malayalam Extra"/>
+                <w:color w:val="000000"/>
+                <w:sz w:val="32"/>
+                <w:szCs w:val="40"/>
+              </w:rPr>
+              <w:tab/>
+            </w:r>
+            <w:r>
+              <w:rPr>
+                <w:rFonts w:cs="BRH Malayalam Extra"/>
+                <w:color w:val="000000"/>
+                <w:szCs w:val="40"/>
+              </w:rPr>
+              <w:t>2</w:t>
+            </w:r>
+            <w:r>
+              <w:rPr>
+                <w:rFonts w:ascii="BRH Malayalam Extra" w:hAnsi="BRH Malayalam Extra" w:cs="BRH Malayalam Extra"/>
+                <w:color w:val="000000"/>
+                <w:sz w:val="32"/>
+                <w:szCs w:val="40"/>
+              </w:rPr>
+              <w:t>.</w:t>
+            </w:r>
+            <w:r>
+              <w:rPr>
+                <w:rFonts w:cs="BRH Malayalam Extra"/>
+                <w:color w:val="000000"/>
+                <w:szCs w:val="40"/>
+              </w:rPr>
+              <w:t>5</w:t>
+            </w:r>
+            <w:r>
+              <w:rPr>
+                <w:rFonts w:ascii="BRH Malayalam Extra" w:hAnsi="BRH Malayalam Extra" w:cs="BRH Malayalam Extra"/>
+                <w:color w:val="000000"/>
+                <w:sz w:val="32"/>
+                <w:szCs w:val="40"/>
+              </w:rPr>
+              <w:t>.</w:t>
+            </w:r>
+            <w:r>
+              <w:rPr>
+                <w:rFonts w:cs="BRH Malayalam Extra"/>
+                <w:color w:val="000000"/>
+                <w:szCs w:val="40"/>
+              </w:rPr>
+              <w:t>8</w:t>
+            </w:r>
+            <w:r>
+              <w:rPr>
+                <w:rFonts w:ascii="BRH Malayalam Extra" w:hAnsi="BRH Malayalam Extra" w:cs="BRH Malayalam Extra"/>
+                <w:color w:val="000000"/>
+                <w:sz w:val="32"/>
+                <w:szCs w:val="40"/>
+              </w:rPr>
+              <w:t>.</w:t>
+            </w:r>
+            <w:r>
+              <w:rPr>
+                <w:rFonts w:cs="BRH Malayalam Extra"/>
+                <w:color w:val="000000"/>
+                <w:szCs w:val="40"/>
+              </w:rPr>
+              <w:t>7</w:t>
+            </w:r>
+            <w:r>
+              <w:rPr>
+                <w:rFonts w:ascii="BRH Malayalam Extra" w:hAnsi="BRH Malayalam Extra" w:cs="BRH Malayalam Extra"/>
+                <w:color w:val="000000"/>
+                <w:sz w:val="32"/>
+                <w:szCs w:val="40"/>
+              </w:rPr>
+              <w:t>(</w:t>
+            </w:r>
+            <w:r>
+              <w:rPr>
+                <w:rFonts w:cs="BRH Malayalam Extra"/>
+                <w:color w:val="000000"/>
+                <w:szCs w:val="40"/>
+              </w:rPr>
+              <w:t>29</w:t>
+            </w:r>
+            <w:r>
+              <w:rPr>
+                <w:rFonts w:ascii="BRH Malayalam Extra" w:hAnsi="BRH Malayalam Extra" w:cs="BRH Malayalam Extra"/>
+                <w:color w:val="000000"/>
+                <w:sz w:val="32"/>
+                <w:szCs w:val="40"/>
+              </w:rPr>
+              <w:t>)-  ey</w:t>
+            </w:r>
+            <w:r>
+              <w:rPr>
+                <w:rFonts w:ascii="BRH Malayalam Extra" w:hAnsi="BRH Malayalam Extra" w:cs="BRH Malayalam Extra"/>
+                <w:color w:val="000000"/>
+                <w:sz w:val="26"/>
+                <w:szCs w:val="40"/>
+              </w:rPr>
+              <w:t>–</w:t>
+            </w:r>
+            <w:r>
+              <w:rPr>
+                <w:rFonts w:ascii="BRH Malayalam Extra" w:hAnsi="BRH Malayalam Extra" w:cs="BRH Malayalam Extra"/>
+                <w:color w:val="000000"/>
+                <w:sz w:val="32"/>
+                <w:szCs w:val="40"/>
+              </w:rPr>
+              <w:t>e</w:t>
+            </w:r>
+            <w:r>
+              <w:rPr>
+                <w:rFonts w:ascii="BRH Malayalam Extra" w:hAnsi="BRH Malayalam Extra" w:cs="BRH Malayalam Extra"/>
+                <w:color w:val="000000"/>
+                <w:sz w:val="26"/>
+                <w:szCs w:val="40"/>
+              </w:rPr>
+              <w:t>–</w:t>
+            </w:r>
+            <w:r>
+              <w:rPr>
+                <w:rFonts w:ascii="BRH Malayalam Extra" w:hAnsi="BRH Malayalam Extra" w:cs="BRH Malayalam Extra"/>
+                <w:color w:val="000000"/>
+                <w:sz w:val="32"/>
+                <w:szCs w:val="40"/>
+              </w:rPr>
+              <w:t>¥Z</w:t>
+            </w:r>
+            <w:r>
+              <w:rPr>
+                <w:rFonts w:ascii="BRH Malayalam Extra" w:hAnsi="BRH Malayalam Extra" w:cs="BRH Malayalam Extra"/>
+                <w:color w:val="000000"/>
+                <w:sz w:val="26"/>
+                <w:szCs w:val="40"/>
+              </w:rPr>
+              <w:t>–</w:t>
+            </w:r>
+            <w:r>
+              <w:rPr>
+                <w:rFonts w:ascii="BRH Malayalam Extra" w:hAnsi="BRH Malayalam Extra" w:cs="BRH Malayalam Extra"/>
+                <w:color w:val="000000"/>
+                <w:sz w:val="32"/>
+                <w:szCs w:val="40"/>
+              </w:rPr>
+              <w:t xml:space="preserve"> || </w:t>
+            </w:r>
+          </w:p>
+          <w:p>
+            <w:pPr>
+              <w:widowControl w:val="0"/>
+              <w:autoSpaceDE w:val="0"/>
+              <w:autoSpaceDN w:val="0"/>
+              <w:adjustRightInd w:val="0"/>
+              <w:spacing w:before="0" w:line="240" w:lineRule="auto"/>
+              <w:rPr>
+                <w:rFonts w:cs="BRH Malayalam Extra"/>
+                <w:color w:val="000000"/>
+                <w:szCs w:val="40"/>
+              </w:rPr>
+            </w:pPr>
+            <w:r>
+              <w:rPr>
+                <w:rFonts w:ascii="BRH Malayalam Extra" w:hAnsi="BRH Malayalam Extra" w:cs="BRH Malayalam Extra"/>
+                <w:color w:val="000000"/>
+                <w:sz w:val="32"/>
+                <w:szCs w:val="40"/>
+              </w:rPr>
+              <w:t>ey</w:t>
+            </w:r>
+            <w:r>
+              <w:rPr>
+                <w:rFonts w:ascii="BRH Malayalam Extra" w:hAnsi="BRH Malayalam Extra" w:cs="BRH Malayalam Extra"/>
+                <w:color w:val="000000"/>
+                <w:sz w:val="26"/>
+                <w:szCs w:val="40"/>
+              </w:rPr>
+              <w:t>–</w:t>
+            </w:r>
+            <w:r>
+              <w:rPr>
+                <w:rFonts w:ascii="BRH Malayalam Extra" w:hAnsi="BRH Malayalam Extra" w:cs="BRH Malayalam Extra"/>
+                <w:color w:val="000000"/>
+                <w:sz w:val="32"/>
+                <w:szCs w:val="40"/>
+              </w:rPr>
+              <w:t>e</w:t>
+            </w:r>
+            <w:r>
+              <w:rPr>
+                <w:rFonts w:ascii="BRH Malayalam Extra" w:hAnsi="BRH Malayalam Extra" w:cs="BRH Malayalam Extra"/>
+                <w:color w:val="000000"/>
+                <w:sz w:val="26"/>
+                <w:szCs w:val="40"/>
+              </w:rPr>
+              <w:t>–</w:t>
+            </w:r>
+            <w:r>
+              <w:rPr>
+                <w:rFonts w:ascii="BRH Malayalam Extra" w:hAnsi="BRH Malayalam Extra" w:cs="BRH Malayalam Extra"/>
+                <w:color w:val="000000"/>
+                <w:sz w:val="32"/>
+                <w:szCs w:val="40"/>
+                <w:highlight w:val="yellow"/>
+              </w:rPr>
+              <w:t>Z</w:t>
+            </w:r>
+            <w:r>
+              <w:rPr>
+                <w:rFonts w:ascii="BRH Malayalam Extra" w:hAnsi="BRH Malayalam Extra" w:cs="BRH Malayalam Extra"/>
+                <w:color w:val="000000"/>
+                <w:sz w:val="32"/>
+                <w:szCs w:val="40"/>
+              </w:rPr>
+              <w:t xml:space="preserve"> CZy— eye¥Z | </w:t>
+            </w:r>
+          </w:p>
+        </w:tc>
+        <w:tc>
+          <w:tcPr>
+            <w:tcW w:w="7371" w:type="dxa"/>
+          </w:tcPr>
+          <w:p>
+            <w:pPr>
+              <w:widowControl w:val="0"/>
+              <w:autoSpaceDE w:val="0"/>
+              <w:autoSpaceDN w:val="0"/>
+              <w:adjustRightInd w:val="0"/>
+              <w:spacing w:before="0" w:line="240" w:lineRule="auto"/>
+              <w:rPr>
+                <w:rFonts w:ascii="BRH Malayalam Extra" w:hAnsi="BRH Malayalam Extra" w:cs="BRH Malayalam Extra"/>
+                <w:color w:val="000000"/>
+                <w:sz w:val="32"/>
+                <w:szCs w:val="40"/>
+              </w:rPr>
+            </w:pPr>
+            <w:r>
+              <w:rPr>
+                <w:rFonts w:cs="BRH Malayalam Extra"/>
+                <w:color w:val="000000"/>
+                <w:szCs w:val="40"/>
+              </w:rPr>
+              <w:t>32</w:t>
+            </w:r>
+            <w:r>
+              <w:rPr>
+                <w:rFonts w:ascii="BRH Malayalam Extra" w:hAnsi="BRH Malayalam Extra" w:cs="BRH Malayalam Extra"/>
+                <w:color w:val="000000"/>
+                <w:sz w:val="32"/>
+                <w:szCs w:val="40"/>
+              </w:rPr>
+              <w:t>)</w:t>
+            </w:r>
+            <w:r>
+              <w:rPr>
+                <w:rFonts w:ascii="BRH Malayalam Extra" w:hAnsi="BRH Malayalam Extra" w:cs="BRH Malayalam Extra"/>
+                <w:color w:val="000000"/>
+                <w:sz w:val="32"/>
+                <w:szCs w:val="40"/>
+              </w:rPr>
+              <w:tab/>
+            </w:r>
+            <w:r>
+              <w:rPr>
+                <w:rFonts w:cs="BRH Malayalam Extra"/>
+                <w:color w:val="000000"/>
+                <w:szCs w:val="40"/>
+              </w:rPr>
+              <w:t>2</w:t>
+            </w:r>
+            <w:r>
+              <w:rPr>
+                <w:rFonts w:ascii="BRH Malayalam Extra" w:hAnsi="BRH Malayalam Extra" w:cs="BRH Malayalam Extra"/>
+                <w:color w:val="000000"/>
+                <w:sz w:val="32"/>
+                <w:szCs w:val="40"/>
+              </w:rPr>
+              <w:t>.</w:t>
+            </w:r>
+            <w:r>
+              <w:rPr>
+                <w:rFonts w:cs="BRH Malayalam Extra"/>
+                <w:color w:val="000000"/>
+                <w:szCs w:val="40"/>
+              </w:rPr>
+              <w:t>5</w:t>
+            </w:r>
+            <w:r>
+              <w:rPr>
+                <w:rFonts w:ascii="BRH Malayalam Extra" w:hAnsi="BRH Malayalam Extra" w:cs="BRH Malayalam Extra"/>
+                <w:color w:val="000000"/>
+                <w:sz w:val="32"/>
+                <w:szCs w:val="40"/>
+              </w:rPr>
+              <w:t>.</w:t>
+            </w:r>
+            <w:r>
+              <w:rPr>
+                <w:rFonts w:cs="BRH Malayalam Extra"/>
+                <w:color w:val="000000"/>
+                <w:szCs w:val="40"/>
+              </w:rPr>
+              <w:t>8</w:t>
+            </w:r>
+            <w:r>
+              <w:rPr>
+                <w:rFonts w:ascii="BRH Malayalam Extra" w:hAnsi="BRH Malayalam Extra" w:cs="BRH Malayalam Extra"/>
+                <w:color w:val="000000"/>
+                <w:sz w:val="32"/>
+                <w:szCs w:val="40"/>
+              </w:rPr>
+              <w:t>.</w:t>
+            </w:r>
+            <w:r>
+              <w:rPr>
+                <w:rFonts w:cs="BRH Malayalam Extra"/>
+                <w:color w:val="000000"/>
+                <w:szCs w:val="40"/>
+              </w:rPr>
+              <w:t>7</w:t>
+            </w:r>
+            <w:r>
+              <w:rPr>
+                <w:rFonts w:ascii="BRH Malayalam Extra" w:hAnsi="BRH Malayalam Extra" w:cs="BRH Malayalam Extra"/>
+                <w:color w:val="000000"/>
+                <w:sz w:val="32"/>
+                <w:szCs w:val="40"/>
+              </w:rPr>
+              <w:t>(</w:t>
+            </w:r>
+            <w:r>
+              <w:rPr>
+                <w:rFonts w:cs="BRH Malayalam Extra"/>
+                <w:color w:val="000000"/>
+                <w:szCs w:val="40"/>
+              </w:rPr>
+              <w:t>29</w:t>
+            </w:r>
+            <w:r>
+              <w:rPr>
+                <w:rFonts w:ascii="BRH Malayalam Extra" w:hAnsi="BRH Malayalam Extra" w:cs="BRH Malayalam Extra"/>
+                <w:color w:val="000000"/>
+                <w:sz w:val="32"/>
+                <w:szCs w:val="40"/>
+              </w:rPr>
+              <w:t>)-  ey</w:t>
+            </w:r>
+            <w:r>
+              <w:rPr>
+                <w:rFonts w:ascii="BRH Malayalam Extra" w:hAnsi="BRH Malayalam Extra" w:cs="BRH Malayalam Extra"/>
+                <w:color w:val="000000"/>
+                <w:sz w:val="26"/>
+                <w:szCs w:val="40"/>
+              </w:rPr>
+              <w:t>–</w:t>
+            </w:r>
+            <w:r>
+              <w:rPr>
+                <w:rFonts w:ascii="BRH Malayalam Extra" w:hAnsi="BRH Malayalam Extra" w:cs="BRH Malayalam Extra"/>
+                <w:color w:val="000000"/>
+                <w:sz w:val="32"/>
+                <w:szCs w:val="40"/>
+              </w:rPr>
+              <w:t>e</w:t>
+            </w:r>
+            <w:r>
+              <w:rPr>
+                <w:rFonts w:ascii="BRH Malayalam Extra" w:hAnsi="BRH Malayalam Extra" w:cs="BRH Malayalam Extra"/>
+                <w:color w:val="000000"/>
+                <w:sz w:val="26"/>
+                <w:szCs w:val="40"/>
+              </w:rPr>
+              <w:t>–</w:t>
+            </w:r>
+            <w:r>
+              <w:rPr>
+                <w:rFonts w:ascii="BRH Malayalam Extra" w:hAnsi="BRH Malayalam Extra" w:cs="BRH Malayalam Extra"/>
+                <w:color w:val="000000"/>
+                <w:sz w:val="32"/>
+                <w:szCs w:val="40"/>
+              </w:rPr>
+              <w:t>¥Z</w:t>
+            </w:r>
+            <w:r>
+              <w:rPr>
+                <w:rFonts w:ascii="BRH Malayalam Extra" w:hAnsi="BRH Malayalam Extra" w:cs="BRH Malayalam Extra"/>
+                <w:color w:val="000000"/>
+                <w:sz w:val="26"/>
+                <w:szCs w:val="40"/>
+              </w:rPr>
+              <w:t>–</w:t>
+            </w:r>
+            <w:r>
+              <w:rPr>
+                <w:rFonts w:ascii="BRH Malayalam Extra" w:hAnsi="BRH Malayalam Extra" w:cs="BRH Malayalam Extra"/>
+                <w:color w:val="000000"/>
+                <w:sz w:val="32"/>
+                <w:szCs w:val="40"/>
+              </w:rPr>
+              <w:t xml:space="preserve"> || </w:t>
+            </w:r>
+          </w:p>
+          <w:p>
+            <w:pPr>
+              <w:widowControl w:val="0"/>
+              <w:autoSpaceDE w:val="0"/>
+              <w:autoSpaceDN w:val="0"/>
+              <w:adjustRightInd w:val="0"/>
+              <w:spacing w:before="0" w:line="240" w:lineRule="auto"/>
+              <w:rPr>
+                <w:rFonts w:cs="BRH Malayalam Extra"/>
+                <w:color w:val="000000"/>
+                <w:szCs w:val="40"/>
+                <w:lang w:val="en-IN"/>
+              </w:rPr>
+            </w:pPr>
+            <w:r>
+              <w:rPr>
+                <w:rFonts w:ascii="BRH Malayalam Extra" w:hAnsi="BRH Malayalam Extra" w:cs="BRH Malayalam Extra"/>
+                <w:color w:val="000000"/>
+                <w:sz w:val="32"/>
+                <w:szCs w:val="40"/>
+                <w:lang w:val="en-IN"/>
+              </w:rPr>
+              <w:t>ey</w:t>
+            </w:r>
+            <w:r>
+              <w:rPr>
+                <w:rFonts w:ascii="BRH Malayalam Extra" w:hAnsi="BRH Malayalam Extra" w:cs="BRH Malayalam Extra"/>
+                <w:color w:val="000000"/>
+                <w:sz w:val="26"/>
+                <w:szCs w:val="40"/>
+                <w:lang w:val="en-IN"/>
+              </w:rPr>
+              <w:t>–</w:t>
+            </w:r>
+            <w:r>
+              <w:rPr>
+                <w:rFonts w:ascii="BRH Malayalam Extra" w:hAnsi="BRH Malayalam Extra" w:cs="BRH Malayalam Extra"/>
+                <w:color w:val="000000"/>
+                <w:sz w:val="32"/>
+                <w:szCs w:val="40"/>
+                <w:lang w:val="en-IN"/>
+              </w:rPr>
+              <w:t>e</w:t>
+            </w:r>
+            <w:r>
+              <w:rPr>
+                <w:rFonts w:ascii="BRH Malayalam Extra" w:hAnsi="BRH Malayalam Extra" w:cs="BRH Malayalam Extra"/>
+                <w:color w:val="000000"/>
+                <w:sz w:val="26"/>
+                <w:szCs w:val="40"/>
+                <w:lang w:val="en-IN"/>
+              </w:rPr>
+              <w:t>–</w:t>
+            </w:r>
+            <w:r>
+              <w:rPr>
+                <w:rFonts w:ascii="BRH Malayalam Extra" w:hAnsi="BRH Malayalam Extra" w:cs="BRH Malayalam Extra"/>
+                <w:color w:val="000000"/>
+                <w:sz w:val="32"/>
+                <w:szCs w:val="40"/>
+                <w:highlight w:val="green"/>
+                <w:lang w:val="en-IN"/>
+              </w:rPr>
+              <w:t>Z</w:t>
+            </w:r>
+            <w:r>
+              <w:rPr>
+                <w:rFonts w:ascii="BRH Malayalam Extra" w:hAnsi="BRH Malayalam Extra" w:cs="BRH Malayalam Extra"/>
+                <w:color w:val="000000"/>
+                <w:sz w:val="26"/>
+                <w:szCs w:val="40"/>
+                <w:lang w:val="en-IN"/>
+              </w:rPr>
+              <w:t>–</w:t>
+            </w:r>
+            <w:r>
+              <w:rPr>
+                <w:rFonts w:ascii="BRH Malayalam Extra" w:hAnsi="BRH Malayalam Extra" w:cs="BRH Malayalam Extra"/>
+                <w:color w:val="000000"/>
+                <w:sz w:val="32"/>
+                <w:szCs w:val="40"/>
+                <w:lang w:val="en-IN"/>
+              </w:rPr>
+              <w:t xml:space="preserve"> CZy— eye¥Z | </w:t>
+            </w:r>
+          </w:p>
+        </w:tc>
+      </w:tr>
+      <w:tr>
+        <w:trPr>
+          <w:trHeight w:val="1121"/>
+        </w:trPr>
+        <w:tc>
+          <w:tcPr>
+            <w:tcW w:w="7514" w:type="dxa"/>
+            <w:tcBorders>
+              <w:top w:val="single" w:sz="4" w:space="0" w:color="000000"/>
+              <w:left w:val="single" w:sz="4" w:space="0" w:color="000000"/>
+              <w:bottom w:val="single" w:sz="4" w:space="0" w:color="000000"/>
+              <w:right w:val="single" w:sz="4" w:space="0" w:color="000000"/>
+            </w:tcBorders>
+          </w:tcPr>
+          <w:p>
+            <w:pPr>
+              <w:widowControl w:val="0"/>
+              <w:autoSpaceDE w:val="0"/>
+              <w:autoSpaceDN w:val="0"/>
+              <w:adjustRightInd w:val="0"/>
+              <w:spacing w:before="0" w:line="240" w:lineRule="auto"/>
+              <w:rPr>
+                <w:rFonts w:cs="BRH Malayalam Extra"/>
+                <w:color w:val="000000"/>
+                <w:szCs w:val="40"/>
+              </w:rPr>
+            </w:pPr>
+          </w:p>
+        </w:tc>
+        <w:tc>
+          <w:tcPr>
+            <w:tcW w:w="7371" w:type="dxa"/>
+            <w:tcBorders>
+              <w:top w:val="single" w:sz="4" w:space="0" w:color="000000"/>
+              <w:left w:val="single" w:sz="4" w:space="0" w:color="000000"/>
+              <w:bottom w:val="single" w:sz="4" w:space="0" w:color="000000"/>
+              <w:right w:val="single" w:sz="4" w:space="0" w:color="000000"/>
+            </w:tcBorders>
+          </w:tcPr>
+          <w:p>
+            <w:pPr>
+              <w:widowControl w:val="0"/>
+              <w:autoSpaceDE w:val="0"/>
+              <w:autoSpaceDN w:val="0"/>
+              <w:adjustRightInd w:val="0"/>
+              <w:spacing w:before="0" w:line="240" w:lineRule="auto"/>
+              <w:rPr>
+                <w:rFonts w:cs="BRH Malayalam Extra"/>
+                <w:color w:val="000000"/>
+                <w:szCs w:val="40"/>
+              </w:rPr>
+            </w:pPr>
+          </w:p>
+        </w:tc>
+      </w:tr>
+    </w:tbl>
+    <w:p>
+      <w:pPr>
+        <w:spacing w:before="0" w:line="240" w:lineRule="auto"/>
+        <w:jc w:val="center"/>
+        <w:rPr>
+          <w:b/>
+          <w:bCs/>
+          <w:sz w:val="32"/>
+          <w:szCs w:val="32"/>
+          <w:u w:val="single"/>
+        </w:rPr>
+      </w:pPr>
+    </w:p>
+    <w:p>
+      <w:pPr>
+        <w:spacing w:before="0" w:line="240" w:lineRule="auto"/>
+        <w:jc w:val="center"/>
+        <w:rPr>
+          <w:b/>
+          <w:bCs/>
+          <w:sz w:val="32"/>
+          <w:szCs w:val="32"/>
+          <w:u w:val="single"/>
+        </w:rPr>
+      </w:pPr>
+    </w:p>
+    <w:p>
+      <w:pPr>
+        <w:spacing w:before="0" w:line="240" w:lineRule="auto"/>
+        <w:jc w:val="center"/>
+        <w:rPr>
+          <w:b/>
+          <w:bCs/>
+          <w:sz w:val="32"/>
+          <w:szCs w:val="32"/>
+          <w:u w:val="single"/>
+        </w:rPr>
+      </w:pPr>
+    </w:p>
+    <w:p>
+      <w:pPr>
+        <w:spacing w:before="0" w:line="240" w:lineRule="auto"/>
+        <w:jc w:val="center"/>
+        <w:rPr>
+          <w:b/>
+          <w:bCs/>
+          <w:sz w:val="32"/>
+          <w:szCs w:val="32"/>
+          <w:u w:val="single"/>
+        </w:rPr>
+      </w:pPr>
+    </w:p>
     <w:p>
       <w:pPr>
         <w:spacing w:before="0" w:line="240" w:lineRule="auto"/>
@@ -104,27 +894,7 @@
           <w:sz w:val="28"/>
           <w:szCs w:val="32"/>
         </w:rPr>
-        <w:t>(</w:t>
-      </w:r>
-      <w:proofErr w:type="gramStart"/>
-      <w:r>
-        <w:rPr>
-          <w:b/>
-          <w:bCs/>
-          <w:sz w:val="28"/>
-          <w:szCs w:val="32"/>
-        </w:rPr>
-        <w:t>ignore</w:t>
-      </w:r>
-      <w:proofErr w:type="gramEnd"/>
-      <w:r>
-        <w:rPr>
-          <w:b/>
-          <w:bCs/>
-          <w:sz w:val="28"/>
-          <w:szCs w:val="32"/>
-        </w:rPr>
-        <w:t xml:space="preserve"> those which are already incorporated in your book’s version and date)</w:t>
+        <w:t>(ignore those which are already incorporated in your book’s version and date)</w:t>
       </w:r>
     </w:p>
     <w:tbl>
@@ -335,19 +1105,8 @@
                 <w:sz w:val="32"/>
                 <w:szCs w:val="40"/>
               </w:rPr>
-              <w:t>)</w:t>
-            </w:r>
-            <w:proofErr w:type="gramStart"/>
-            <w:r>
-              <w:rPr>
-                <w:rFonts w:ascii="BRH Malayalam Extra" w:hAnsi="BRH Malayalam Extra" w:cs="BRH Malayalam Extra"/>
-                <w:color w:val="000000"/>
-                <w:sz w:val="32"/>
-                <w:szCs w:val="40"/>
-              </w:rPr>
-              <w:t>-  G</w:t>
-            </w:r>
-            <w:proofErr w:type="gramEnd"/>
+              <w:t>)-  G</w:t>
+            </w:r>
             <w:r>
               <w:rPr>
                 <w:rFonts w:ascii="BRH Malayalam Extra" w:hAnsi="BRH Malayalam Extra" w:cs="BRH Malayalam Extra"/>
@@ -744,19 +1503,8 @@
                 <w:sz w:val="32"/>
                 <w:szCs w:val="40"/>
               </w:rPr>
-              <w:t>)</w:t>
-            </w:r>
-            <w:proofErr w:type="gramStart"/>
-            <w:r>
-              <w:rPr>
-                <w:rFonts w:ascii="BRH Malayalam Extra" w:hAnsi="BRH Malayalam Extra" w:cs="BRH Malayalam Extra"/>
-                <w:color w:val="000000"/>
-                <w:sz w:val="32"/>
-                <w:szCs w:val="40"/>
-              </w:rPr>
-              <w:t>-  G</w:t>
-            </w:r>
-            <w:proofErr w:type="gramEnd"/>
+              <w:t>)-  G</w:t>
+            </w:r>
             <w:r>
               <w:rPr>
                 <w:rFonts w:ascii="BRH Malayalam Extra" w:hAnsi="BRH Malayalam Extra" w:cs="BRH Malayalam Extra"/>
@@ -1182,19 +1930,8 @@
                 <w:sz w:val="32"/>
                 <w:szCs w:val="40"/>
               </w:rPr>
-              <w:t>)</w:t>
-            </w:r>
-            <w:proofErr w:type="gramStart"/>
-            <w:r>
-              <w:rPr>
-                <w:rFonts w:ascii="BRH Malayalam Extra" w:hAnsi="BRH Malayalam Extra" w:cs="BRH Malayalam Extra"/>
-                <w:color w:val="000000"/>
-                <w:sz w:val="32"/>
-                <w:szCs w:val="40"/>
-              </w:rPr>
-              <w:t>-  öex</w:t>
-            </w:r>
-            <w:proofErr w:type="gramEnd"/>
+              <w:t>)-  öex</w:t>
+            </w:r>
             <w:r>
               <w:rPr>
                 <w:rFonts w:ascii="BRH Malayalam Extra" w:hAnsi="BRH Malayalam Extra" w:cs="BRH Malayalam Extra"/>
@@ -1498,19 +2235,8 @@
                 <w:sz w:val="32"/>
                 <w:szCs w:val="40"/>
               </w:rPr>
-              <w:t>)</w:t>
-            </w:r>
-            <w:proofErr w:type="gramStart"/>
-            <w:r>
-              <w:rPr>
-                <w:rFonts w:ascii="BRH Malayalam Extra" w:hAnsi="BRH Malayalam Extra" w:cs="BRH Malayalam Extra"/>
-                <w:color w:val="000000"/>
-                <w:sz w:val="32"/>
-                <w:szCs w:val="40"/>
-              </w:rPr>
-              <w:t>-  öex</w:t>
-            </w:r>
-            <w:proofErr w:type="gramEnd"/>
+              <w:t>)-  öex</w:t>
+            </w:r>
             <w:r>
               <w:rPr>
                 <w:rFonts w:ascii="BRH Malayalam Extra" w:hAnsi="BRH Malayalam Extra" w:cs="BRH Malayalam Extra"/>
@@ -1716,6 +2442,7 @@
                 <w:color w:val="000000"/>
                 <w:szCs w:val="40"/>
               </w:rPr>
+              <w:lastRenderedPageBreak/>
               <w:t>37</w:t>
             </w:r>
             <w:r>
@@ -1819,27 +2546,7 @@
                 <w:sz w:val="32"/>
                 <w:szCs w:val="40"/>
               </w:rPr>
-              <w:t>)</w:t>
-            </w:r>
-            <w:proofErr w:type="gramStart"/>
-            <w:r>
-              <w:rPr>
-                <w:rFonts w:ascii="BRH Malayalam Extra" w:hAnsi="BRH Malayalam Extra" w:cs="BRH Malayalam Extra"/>
-                <w:color w:val="000000"/>
-                <w:sz w:val="32"/>
-                <w:szCs w:val="40"/>
-              </w:rPr>
-              <w:t>-  Kû</w:t>
-            </w:r>
-            <w:proofErr w:type="gramEnd"/>
-            <w:r>
-              <w:rPr>
-                <w:rFonts w:ascii="BRH Malayalam Extra" w:hAnsi="BRH Malayalam Extra" w:cs="BRH Malayalam Extra"/>
-                <w:color w:val="000000"/>
-                <w:sz w:val="32"/>
-                <w:szCs w:val="40"/>
-              </w:rPr>
-              <w:t>—¤¤mJ | kx</w:t>
+              <w:t>)-  Kû—¤¤mJ | kx</w:t>
             </w:r>
             <w:r>
               <w:rPr>
@@ -2174,27 +2881,7 @@
                 <w:sz w:val="32"/>
                 <w:szCs w:val="40"/>
               </w:rPr>
-              <w:t>)</w:t>
-            </w:r>
-            <w:proofErr w:type="gramStart"/>
-            <w:r>
-              <w:rPr>
-                <w:rFonts w:ascii="BRH Malayalam Extra" w:hAnsi="BRH Malayalam Extra" w:cs="BRH Malayalam Extra"/>
-                <w:color w:val="000000"/>
-                <w:sz w:val="32"/>
-                <w:szCs w:val="40"/>
-              </w:rPr>
-              <w:t>-  Kû</w:t>
-            </w:r>
-            <w:proofErr w:type="gramEnd"/>
-            <w:r>
-              <w:rPr>
-                <w:rFonts w:ascii="BRH Malayalam Extra" w:hAnsi="BRH Malayalam Extra" w:cs="BRH Malayalam Extra"/>
-                <w:color w:val="000000"/>
-                <w:sz w:val="32"/>
-                <w:szCs w:val="40"/>
-              </w:rPr>
-              <w:t>—¤¤mJ | kx</w:t>
+              <w:t>)-  Kû—¤¤mJ | kx</w:t>
             </w:r>
             <w:r>
               <w:rPr>
@@ -2534,19 +3221,8 @@
                 <w:sz w:val="32"/>
                 <w:szCs w:val="40"/>
               </w:rPr>
-              <w:t>)</w:t>
-            </w:r>
-            <w:proofErr w:type="gramStart"/>
-            <w:r>
-              <w:rPr>
-                <w:rFonts w:ascii="BRH Malayalam Extra" w:hAnsi="BRH Malayalam Extra" w:cs="BRH Malayalam Extra"/>
-                <w:color w:val="000000"/>
-                <w:sz w:val="32"/>
-                <w:szCs w:val="40"/>
-              </w:rPr>
-              <w:t>-  j</w:t>
-            </w:r>
-            <w:proofErr w:type="gramEnd"/>
+              <w:t>)-  j</w:t>
+            </w:r>
             <w:r>
               <w:rPr>
                 <w:rFonts w:ascii="BRH Malayalam Extra" w:hAnsi="BRH Malayalam Extra" w:cs="BRH Malayalam Extra"/>
@@ -2916,17 +3592,7 @@
                 <w:sz w:val="32"/>
                 <w:szCs w:val="40"/>
               </w:rPr>
-              <w:t>)</w:t>
-            </w:r>
-            <w:proofErr w:type="gramStart"/>
-            <w:r>
-              <w:rPr>
-                <w:rFonts w:ascii="BRH Malayalam Extra" w:hAnsi="BRH Malayalam Extra" w:cs="BRH Malayalam Extra"/>
-                <w:color w:val="000000"/>
-                <w:sz w:val="32"/>
-                <w:szCs w:val="40"/>
-              </w:rPr>
-              <w:t>-  qûJ</w:t>
+              <w:t>)-  qûJ</w:t>
             </w:r>
             <w:r>
               <w:rPr>
@@ -2945,17 +3611,7 @@
                 <w:sz w:val="32"/>
                 <w:szCs w:val="40"/>
               </w:rPr>
-              <w:t>J</w:t>
-            </w:r>
-            <w:proofErr w:type="gramEnd"/>
-            <w:r>
-              <w:rPr>
-                <w:rFonts w:ascii="BRH Malayalam Extra" w:hAnsi="BRH Malayalam Extra" w:cs="BRH Malayalam Extra"/>
-                <w:color w:val="000000"/>
-                <w:sz w:val="32"/>
-                <w:szCs w:val="40"/>
-              </w:rPr>
-              <w:t xml:space="preserve"> | A</w:t>
+              <w:t>J | A</w:t>
             </w:r>
             <w:r>
               <w:rPr>
@@ -3178,17 +3834,17 @@
                 <w:sz w:val="32"/>
                 <w:szCs w:val="40"/>
               </w:rPr>
-              <w:t>)</w:t>
-            </w:r>
-            <w:proofErr w:type="gramStart"/>
+              <w:t>)-  qûJ</w:t>
+            </w:r>
             <w:r>
               <w:rPr>
                 <w:rFonts w:ascii="BRH Malayalam" w:hAnsi="BRH Malayalam" w:cs="BRH Malayalam"/>
                 <w:color w:val="000000"/>
                 <w:sz w:val="32"/>
                 <w:szCs w:val="40"/>
-              </w:rPr>
-              <w:t>-  qûJ</w:t>
+                <w:highlight w:val="yellow"/>
+              </w:rPr>
+              <w:t>qû</w:t>
             </w:r>
             <w:r>
               <w:rPr>
@@ -3196,28 +3852,8 @@
                 <w:color w:val="000000"/>
                 <w:sz w:val="32"/>
                 <w:szCs w:val="40"/>
-                <w:highlight w:val="yellow"/>
-              </w:rPr>
-              <w:t>qû</w:t>
-            </w:r>
-            <w:r>
-              <w:rPr>
-                <w:rFonts w:ascii="BRH Malayalam" w:hAnsi="BRH Malayalam" w:cs="BRH Malayalam"/>
-                <w:color w:val="000000"/>
-                <w:sz w:val="32"/>
-                <w:szCs w:val="40"/>
-              </w:rPr>
-              <w:t>J</w:t>
-            </w:r>
-            <w:proofErr w:type="gramEnd"/>
-            <w:r>
-              <w:rPr>
-                <w:rFonts w:ascii="BRH Malayalam" w:hAnsi="BRH Malayalam" w:cs="BRH Malayalam"/>
-                <w:color w:val="000000"/>
-                <w:sz w:val="32"/>
-                <w:szCs w:val="40"/>
-              </w:rPr>
-              <w:t xml:space="preserve"> |</w:t>
+              </w:rPr>
+              <w:t>J |</w:t>
             </w:r>
           </w:p>
           <w:p>
@@ -3431,19 +4067,8 @@
                 <w:sz w:val="32"/>
                 <w:szCs w:val="40"/>
               </w:rPr>
-              <w:t>)</w:t>
-            </w:r>
-            <w:proofErr w:type="gramStart"/>
-            <w:r>
-              <w:rPr>
-                <w:rFonts w:ascii="BRH Malayalam Extra" w:hAnsi="BRH Malayalam Extra" w:cs="BRH Malayalam Extra"/>
-                <w:color w:val="000000"/>
-                <w:sz w:val="32"/>
-                <w:szCs w:val="40"/>
-              </w:rPr>
-              <w:t>-  j</w:t>
-            </w:r>
-            <w:proofErr w:type="gramEnd"/>
+              <w:t>)-  j</w:t>
+            </w:r>
             <w:r>
               <w:rPr>
                 <w:rFonts w:ascii="BRH Malayalam Extra" w:hAnsi="BRH Malayalam Extra" w:cs="BRH Malayalam Extra"/>
@@ -3833,17 +4458,7 @@
                 <w:sz w:val="32"/>
                 <w:szCs w:val="40"/>
               </w:rPr>
-              <w:t>)</w:t>
-            </w:r>
-            <w:proofErr w:type="gramStart"/>
-            <w:r>
-              <w:rPr>
-                <w:rFonts w:ascii="BRH Malayalam Extra" w:hAnsi="BRH Malayalam Extra" w:cs="BRH Malayalam Extra"/>
-                <w:color w:val="000000"/>
-                <w:sz w:val="32"/>
-                <w:szCs w:val="40"/>
-              </w:rPr>
-              <w:t>-  qûJ</w:t>
+              <w:t>)-  qûJ</w:t>
             </w:r>
             <w:r>
               <w:rPr>
@@ -3853,18 +4468,7 @@
                 <w:szCs w:val="40"/>
                 <w:highlight w:val="green"/>
               </w:rPr>
-              <w:t>qû</w:t>
-            </w:r>
-            <w:proofErr w:type="gramEnd"/>
-            <w:r>
-              <w:rPr>
-                <w:rFonts w:ascii="BRH Malayalam Extra" w:hAnsi="BRH Malayalam Extra" w:cs="BRH Malayalam Extra"/>
-                <w:color w:val="000000"/>
-                <w:sz w:val="32"/>
-                <w:szCs w:val="40"/>
-                <w:highlight w:val="green"/>
-              </w:rPr>
-              <w:t>—J</w:t>
+              <w:t>qû—J</w:t>
             </w:r>
             <w:r>
               <w:rPr>
@@ -4105,29 +4709,18 @@
                 <w:sz w:val="32"/>
                 <w:szCs w:val="40"/>
               </w:rPr>
-              <w:t>)</w:t>
-            </w:r>
-            <w:proofErr w:type="gramStart"/>
+              <w:t>)-  qûJ</w:t>
+            </w:r>
             <w:r>
               <w:rPr>
                 <w:rFonts w:ascii="BRH Malayalam" w:hAnsi="BRH Malayalam" w:cs="BRH Malayalam"/>
                 <w:color w:val="000000"/>
                 <w:sz w:val="32"/>
                 <w:szCs w:val="40"/>
-              </w:rPr>
-              <w:t>-  qûJ</w:t>
-            </w:r>
-            <w:r>
-              <w:rPr>
-                <w:rFonts w:ascii="BRH Malayalam" w:hAnsi="BRH Malayalam" w:cs="BRH Malayalam"/>
-                <w:color w:val="000000"/>
-                <w:sz w:val="32"/>
-                <w:szCs w:val="40"/>
                 <w:highlight w:val="green"/>
               </w:rPr>
               <w:t>qû</w:t>
             </w:r>
-            <w:proofErr w:type="gramEnd"/>
             <w:r>
               <w:rPr>
                 <w:rFonts w:ascii="BRH Malayalam Extra" w:hAnsi="BRH Malayalam Extra" w:cs="BRH Malayalam Extra"/>
@@ -4258,7 +4851,6 @@
                 <w:color w:val="000000"/>
                 <w:szCs w:val="40"/>
               </w:rPr>
-              <w:lastRenderedPageBreak/>
               <w:t>16</w:t>
             </w:r>
             <w:r>
@@ -4362,19 +4954,8 @@
                 <w:sz w:val="32"/>
                 <w:szCs w:val="40"/>
               </w:rPr>
-              <w:t>)</w:t>
-            </w:r>
-            <w:proofErr w:type="gramStart"/>
-            <w:r>
-              <w:rPr>
-                <w:rFonts w:ascii="BRH Malayalam Extra" w:hAnsi="BRH Malayalam Extra" w:cs="BRH Malayalam Extra"/>
-                <w:color w:val="000000"/>
-                <w:sz w:val="32"/>
-                <w:szCs w:val="40"/>
-              </w:rPr>
-              <w:t>-  eõx</w:t>
-            </w:r>
-            <w:proofErr w:type="gramEnd"/>
+              <w:t>)-  eõx</w:t>
+            </w:r>
             <w:r>
               <w:rPr>
                 <w:rFonts w:ascii="BRH Malayalam Extra" w:hAnsi="BRH Malayalam Extra" w:cs="BRH Malayalam Extra"/>
@@ -5013,19 +5594,8 @@
                 <w:sz w:val="32"/>
                 <w:szCs w:val="40"/>
               </w:rPr>
-              <w:t>)</w:t>
-            </w:r>
-            <w:proofErr w:type="gramStart"/>
-            <w:r>
-              <w:rPr>
-                <w:rFonts w:ascii="BRH Malayalam Extra" w:hAnsi="BRH Malayalam Extra" w:cs="BRH Malayalam Extra"/>
-                <w:color w:val="000000"/>
-                <w:sz w:val="32"/>
-                <w:szCs w:val="40"/>
-              </w:rPr>
-              <w:t>-  sx</w:t>
-            </w:r>
-            <w:proofErr w:type="gramEnd"/>
+              <w:t>)-  sx</w:t>
+            </w:r>
             <w:r>
               <w:rPr>
                 <w:rFonts w:ascii="BRH Malayalam Extra" w:hAnsi="BRH Malayalam Extra" w:cs="BRH Malayalam Extra"/>
@@ -5482,6 +6052,7 @@
                 <w:szCs w:val="40"/>
                 <w:highlight w:val="yellow"/>
               </w:rPr>
+              <w:lastRenderedPageBreak/>
               <w:t>j</w:t>
             </w:r>
             <w:r>
@@ -5617,19 +6188,8 @@
                 <w:sz w:val="32"/>
                 <w:szCs w:val="40"/>
               </w:rPr>
-              <w:t>)</w:t>
-            </w:r>
-            <w:proofErr w:type="gramStart"/>
-            <w:r>
-              <w:rPr>
-                <w:rFonts w:ascii="BRH Malayalam Extra" w:hAnsi="BRH Malayalam Extra" w:cs="BRH Malayalam Extra"/>
-                <w:color w:val="000000"/>
-                <w:sz w:val="32"/>
-                <w:szCs w:val="40"/>
-              </w:rPr>
-              <w:t>-  sx</w:t>
-            </w:r>
-            <w:proofErr w:type="gramEnd"/>
+              <w:t>)-  sx</w:t>
+            </w:r>
             <w:r>
               <w:rPr>
                 <w:rFonts w:ascii="BRH Malayalam Extra" w:hAnsi="BRH Malayalam Extra" w:cs="BRH Malayalam Extra"/>
@@ -5926,6 +6486,7 @@
                 <w:color w:val="000000"/>
                 <w:szCs w:val="40"/>
               </w:rPr>
+              <w:lastRenderedPageBreak/>
               <w:t>16</w:t>
             </w:r>
             <w:r>
@@ -6029,19 +6590,8 @@
                 <w:sz w:val="32"/>
                 <w:szCs w:val="40"/>
               </w:rPr>
-              <w:t>)</w:t>
-            </w:r>
-            <w:proofErr w:type="gramStart"/>
-            <w:r>
-              <w:rPr>
-                <w:rFonts w:ascii="BRH Malayalam Extra" w:hAnsi="BRH Malayalam Extra" w:cs="BRH Malayalam Extra"/>
-                <w:color w:val="000000"/>
-                <w:sz w:val="32"/>
-                <w:szCs w:val="40"/>
-              </w:rPr>
-              <w:t>-  eõx</w:t>
-            </w:r>
-            <w:proofErr w:type="gramEnd"/>
+              <w:t>)-  eõx</w:t>
+            </w:r>
             <w:r>
               <w:rPr>
                 <w:rFonts w:ascii="BRH Malayalam Extra" w:hAnsi="BRH Malayalam Extra" w:cs="BRH Malayalam Extra"/>
@@ -6643,19 +7193,8 @@
                 <w:sz w:val="32"/>
                 <w:szCs w:val="40"/>
               </w:rPr>
-              <w:t>)</w:t>
-            </w:r>
-            <w:proofErr w:type="gramStart"/>
-            <w:r>
-              <w:rPr>
-                <w:rFonts w:ascii="BRH Malayalam Extra" w:hAnsi="BRH Malayalam Extra" w:cs="BRH Malayalam Extra"/>
-                <w:color w:val="000000"/>
-                <w:sz w:val="32"/>
-                <w:szCs w:val="40"/>
-              </w:rPr>
-              <w:t>-  sx</w:t>
-            </w:r>
-            <w:proofErr w:type="gramEnd"/>
+              <w:t>)-  sx</w:t>
+            </w:r>
             <w:r>
               <w:rPr>
                 <w:rFonts w:ascii="BRH Malayalam Extra" w:hAnsi="BRH Malayalam Extra" w:cs="BRH Malayalam Extra"/>
@@ -7075,6 +7614,7 @@
                 <w:szCs w:val="40"/>
                 <w:highlight w:val="green"/>
               </w:rPr>
+              <w:lastRenderedPageBreak/>
               <w:t>j</w:t>
             </w:r>
             <w:r>
@@ -7210,19 +7750,8 @@
                 <w:sz w:val="32"/>
                 <w:szCs w:val="40"/>
               </w:rPr>
-              <w:t>)</w:t>
-            </w:r>
-            <w:proofErr w:type="gramStart"/>
-            <w:r>
-              <w:rPr>
-                <w:rFonts w:ascii="BRH Malayalam Extra" w:hAnsi="BRH Malayalam Extra" w:cs="BRH Malayalam Extra"/>
-                <w:color w:val="000000"/>
-                <w:sz w:val="32"/>
-                <w:szCs w:val="40"/>
-              </w:rPr>
-              <w:t>-  sx</w:t>
-            </w:r>
-            <w:proofErr w:type="gramEnd"/>
+              <w:t>)-  sx</w:t>
+            </w:r>
             <w:r>
               <w:rPr>
                 <w:rFonts w:ascii="BRH Malayalam Extra" w:hAnsi="BRH Malayalam Extra" w:cs="BRH Malayalam Extra"/>
@@ -7512,6 +8041,7 @@
                 <w:color w:val="000000"/>
                 <w:szCs w:val="40"/>
               </w:rPr>
+              <w:lastRenderedPageBreak/>
               <w:t>59</w:t>
             </w:r>
             <w:r>
@@ -7615,27 +8145,7 @@
                 <w:sz w:val="32"/>
                 <w:szCs w:val="40"/>
               </w:rPr>
-              <w:t>)</w:t>
-            </w:r>
-            <w:proofErr w:type="gramStart"/>
-            <w:r>
-              <w:rPr>
-                <w:rFonts w:ascii="BRH Malayalam Extra" w:hAnsi="BRH Malayalam Extra" w:cs="BRH Malayalam Extra"/>
-                <w:color w:val="000000"/>
-                <w:sz w:val="32"/>
-                <w:szCs w:val="40"/>
-              </w:rPr>
-              <w:t>-  ¥</w:t>
-            </w:r>
-            <w:proofErr w:type="gramEnd"/>
-            <w:r>
-              <w:rPr>
-                <w:rFonts w:ascii="BRH Malayalam Extra" w:hAnsi="BRH Malayalam Extra" w:cs="BRH Malayalam Extra"/>
-                <w:color w:val="000000"/>
-                <w:sz w:val="32"/>
-                <w:szCs w:val="40"/>
-              </w:rPr>
-              <w:t>Zrx˜I | ¤¤i</w:t>
+              <w:t>)-  ¥Zrx˜I | ¤¤i</w:t>
             </w:r>
             <w:r>
               <w:rPr>
@@ -8008,27 +8518,7 @@
                 <w:sz w:val="32"/>
                 <w:szCs w:val="40"/>
               </w:rPr>
-              <w:t>)</w:t>
-            </w:r>
-            <w:proofErr w:type="gramStart"/>
-            <w:r>
-              <w:rPr>
-                <w:rFonts w:ascii="BRH Malayalam Extra" w:hAnsi="BRH Malayalam Extra" w:cs="BRH Malayalam Extra"/>
-                <w:color w:val="000000"/>
-                <w:sz w:val="32"/>
-                <w:szCs w:val="40"/>
-              </w:rPr>
-              <w:t>-  ¤</w:t>
-            </w:r>
-            <w:proofErr w:type="gramEnd"/>
-            <w:r>
-              <w:rPr>
-                <w:rFonts w:ascii="BRH Malayalam Extra" w:hAnsi="BRH Malayalam Extra" w:cs="BRH Malayalam Extra"/>
-                <w:color w:val="000000"/>
-                <w:sz w:val="32"/>
-                <w:szCs w:val="40"/>
-              </w:rPr>
-              <w:t>¤i</w:t>
+              <w:t>)-  ¤¤i</w:t>
             </w:r>
             <w:r>
               <w:rPr>
@@ -8393,7 +8883,6 @@
                 <w:color w:val="000000"/>
                 <w:szCs w:val="40"/>
               </w:rPr>
-              <w:lastRenderedPageBreak/>
               <w:t>61</w:t>
             </w:r>
             <w:r>
@@ -8497,27 +8986,7 @@
                 <w:sz w:val="32"/>
                 <w:szCs w:val="40"/>
               </w:rPr>
-              <w:t>)</w:t>
-            </w:r>
-            <w:proofErr w:type="gramStart"/>
-            <w:r>
-              <w:rPr>
-                <w:rFonts w:ascii="BRH Malayalam Extra" w:hAnsi="BRH Malayalam Extra" w:cs="BRH Malayalam Extra"/>
-                <w:color w:val="000000"/>
-                <w:sz w:val="32"/>
-                <w:szCs w:val="40"/>
-              </w:rPr>
-              <w:t>-  ¤</w:t>
-            </w:r>
-            <w:proofErr w:type="gramEnd"/>
-            <w:r>
-              <w:rPr>
-                <w:rFonts w:ascii="BRH Malayalam Extra" w:hAnsi="BRH Malayalam Extra" w:cs="BRH Malayalam Extra"/>
-                <w:color w:val="000000"/>
-                <w:sz w:val="32"/>
-                <w:szCs w:val="40"/>
-              </w:rPr>
-              <w:t>¤i</w:t>
+              <w:t>)-  ¤¤i</w:t>
             </w:r>
             <w:r>
               <w:rPr>
@@ -8753,7 +9222,6 @@
                 <w:color w:val="000000"/>
                 <w:szCs w:val="40"/>
               </w:rPr>
-              <w:lastRenderedPageBreak/>
               <w:t>59</w:t>
             </w:r>
             <w:r>
@@ -8857,27 +9325,7 @@
                 <w:sz w:val="32"/>
                 <w:szCs w:val="40"/>
               </w:rPr>
-              <w:t>)</w:t>
-            </w:r>
-            <w:proofErr w:type="gramStart"/>
-            <w:r>
-              <w:rPr>
-                <w:rFonts w:ascii="BRH Malayalam Extra" w:hAnsi="BRH Malayalam Extra" w:cs="BRH Malayalam Extra"/>
-                <w:color w:val="000000"/>
-                <w:sz w:val="32"/>
-                <w:szCs w:val="40"/>
-              </w:rPr>
-              <w:t>-  ¥</w:t>
-            </w:r>
-            <w:proofErr w:type="gramEnd"/>
-            <w:r>
-              <w:rPr>
-                <w:rFonts w:ascii="BRH Malayalam Extra" w:hAnsi="BRH Malayalam Extra" w:cs="BRH Malayalam Extra"/>
-                <w:color w:val="000000"/>
-                <w:sz w:val="32"/>
-                <w:szCs w:val="40"/>
-              </w:rPr>
-              <w:t>Zrx˜I | ¤¤i</w:t>
+              <w:t>)-  ¥Zrx˜I | ¤¤i</w:t>
             </w:r>
             <w:r>
               <w:rPr>
@@ -9230,27 +9678,7 @@
                 <w:sz w:val="32"/>
                 <w:szCs w:val="40"/>
               </w:rPr>
-              <w:t>)</w:t>
-            </w:r>
-            <w:proofErr w:type="gramStart"/>
-            <w:r>
-              <w:rPr>
-                <w:rFonts w:ascii="BRH Malayalam Extra" w:hAnsi="BRH Malayalam Extra" w:cs="BRH Malayalam Extra"/>
-                <w:color w:val="000000"/>
-                <w:sz w:val="32"/>
-                <w:szCs w:val="40"/>
-              </w:rPr>
-              <w:t>-  ¤</w:t>
-            </w:r>
-            <w:proofErr w:type="gramEnd"/>
-            <w:r>
-              <w:rPr>
-                <w:rFonts w:ascii="BRH Malayalam Extra" w:hAnsi="BRH Malayalam Extra" w:cs="BRH Malayalam Extra"/>
-                <w:color w:val="000000"/>
-                <w:sz w:val="32"/>
-                <w:szCs w:val="40"/>
-              </w:rPr>
-              <w:t>¤i</w:t>
+              <w:t>)-  ¤¤i</w:t>
             </w:r>
             <w:r>
               <w:rPr>
@@ -9589,7 +10017,6 @@
                 <w:color w:val="000000"/>
                 <w:szCs w:val="40"/>
               </w:rPr>
-              <w:lastRenderedPageBreak/>
               <w:t>61</w:t>
             </w:r>
             <w:r>
@@ -9693,27 +10120,7 @@
                 <w:sz w:val="32"/>
                 <w:szCs w:val="40"/>
               </w:rPr>
-              <w:t>)</w:t>
-            </w:r>
-            <w:proofErr w:type="gramStart"/>
-            <w:r>
-              <w:rPr>
-                <w:rFonts w:ascii="BRH Malayalam Extra" w:hAnsi="BRH Malayalam Extra" w:cs="BRH Malayalam Extra"/>
-                <w:color w:val="000000"/>
-                <w:sz w:val="32"/>
-                <w:szCs w:val="40"/>
-              </w:rPr>
-              <w:t>-  ¤</w:t>
-            </w:r>
-            <w:proofErr w:type="gramEnd"/>
-            <w:r>
-              <w:rPr>
-                <w:rFonts w:ascii="BRH Malayalam Extra" w:hAnsi="BRH Malayalam Extra" w:cs="BRH Malayalam Extra"/>
-                <w:color w:val="000000"/>
-                <w:sz w:val="32"/>
-                <w:szCs w:val="40"/>
-              </w:rPr>
-              <w:t>¤i</w:t>
+              <w:t>)-  ¤¤i</w:t>
             </w:r>
             <w:r>
               <w:rPr>
@@ -9973,7 +10380,6 @@
                 <w:szCs w:val="40"/>
                 <w:lang w:val="it-IT"/>
               </w:rPr>
-              <w:lastRenderedPageBreak/>
               <w:t>36</w:t>
             </w:r>
             <w:r>
@@ -10523,6 +10929,7 @@
                 <w:szCs w:val="40"/>
                 <w:lang w:val="it-IT"/>
               </w:rPr>
+              <w:lastRenderedPageBreak/>
               <w:t>E¥r</w:t>
             </w:r>
             <w:r>
@@ -10702,6 +11109,7 @@
                 <w:szCs w:val="40"/>
                 <w:lang w:val="it-IT"/>
               </w:rPr>
+              <w:lastRenderedPageBreak/>
               <w:t>36</w:t>
             </w:r>
             <w:r>
@@ -11261,6 +11669,7 @@
                 <w:szCs w:val="40"/>
                 <w:lang w:val="it-IT"/>
               </w:rPr>
+              <w:lastRenderedPageBreak/>
               <w:t>E¥</w:t>
             </w:r>
             <w:r>
@@ -11454,6 +11863,7 @@
                 <w:color w:val="000000"/>
                 <w:szCs w:val="40"/>
               </w:rPr>
+              <w:lastRenderedPageBreak/>
               <w:t>32</w:t>
             </w:r>
             <w:r>
@@ -11557,19 +11967,8 @@
                 <w:sz w:val="32"/>
                 <w:szCs w:val="40"/>
               </w:rPr>
-              <w:t>)</w:t>
-            </w:r>
-            <w:proofErr w:type="gramStart"/>
-            <w:r>
-              <w:rPr>
-                <w:rFonts w:ascii="BRH Malayalam Extra" w:hAnsi="BRH Malayalam Extra" w:cs="BRH Malayalam Extra"/>
-                <w:color w:val="000000"/>
-                <w:sz w:val="32"/>
-                <w:szCs w:val="40"/>
-              </w:rPr>
-              <w:t>-  A</w:t>
-            </w:r>
-            <w:proofErr w:type="gramEnd"/>
+              <w:t>)-  A</w:t>
+            </w:r>
             <w:r>
               <w:rPr>
                 <w:rFonts w:ascii="BRH Malayalam Extra" w:hAnsi="BRH Malayalam Extra" w:cs="BRH Malayalam Extra"/>
@@ -11882,19 +12281,8 @@
                 <w:sz w:val="32"/>
                 <w:szCs w:val="40"/>
               </w:rPr>
-              <w:t>)</w:t>
-            </w:r>
-            <w:proofErr w:type="gramStart"/>
-            <w:r>
-              <w:rPr>
-                <w:rFonts w:ascii="BRH Malayalam Extra" w:hAnsi="BRH Malayalam Extra" w:cs="BRH Malayalam Extra"/>
-                <w:color w:val="000000"/>
-                <w:sz w:val="32"/>
-                <w:szCs w:val="40"/>
-              </w:rPr>
-              <w:t>-  A</w:t>
-            </w:r>
-            <w:proofErr w:type="gramEnd"/>
+              <w:t>)-  A</w:t>
+            </w:r>
             <w:r>
               <w:rPr>
                 <w:rFonts w:ascii="BRH Malayalam Extra" w:hAnsi="BRH Malayalam Extra" w:cs="BRH Malayalam Extra"/>
@@ -12209,19 +12597,8 @@
                 <w:sz w:val="32"/>
                 <w:szCs w:val="40"/>
               </w:rPr>
-              <w:t>)</w:t>
-            </w:r>
-            <w:proofErr w:type="gramStart"/>
-            <w:r>
-              <w:rPr>
-                <w:rFonts w:ascii="BRH Malayalam Extra" w:hAnsi="BRH Malayalam Extra" w:cs="BRH Malayalam Extra"/>
-                <w:color w:val="000000"/>
-                <w:sz w:val="32"/>
-                <w:szCs w:val="40"/>
-              </w:rPr>
-              <w:t>-  B</w:t>
-            </w:r>
-            <w:proofErr w:type="gramEnd"/>
+              <w:t>)-  B</w:t>
+            </w:r>
             <w:r>
               <w:rPr>
                 <w:rFonts w:ascii="BRH Malayalam Extra" w:hAnsi="BRH Malayalam Extra" w:cs="BRH Malayalam Extra"/>
@@ -12890,27 +13267,7 @@
                 <w:sz w:val="32"/>
                 <w:szCs w:val="40"/>
               </w:rPr>
-              <w:t>)</w:t>
-            </w:r>
-            <w:proofErr w:type="gramStart"/>
-            <w:r>
-              <w:rPr>
-                <w:rFonts w:ascii="BRH Malayalam Extra" w:hAnsi="BRH Malayalam Extra" w:cs="BRH Malayalam Extra"/>
-                <w:color w:val="000000"/>
-                <w:sz w:val="32"/>
-                <w:szCs w:val="40"/>
-              </w:rPr>
-              <w:t>-  N</w:t>
-            </w:r>
-            <w:proofErr w:type="gramEnd"/>
-            <w:r>
-              <w:rPr>
-                <w:rFonts w:ascii="BRH Malayalam Extra" w:hAnsi="BRH Malayalam Extra" w:cs="BRH Malayalam Extra"/>
-                <w:color w:val="000000"/>
-                <w:sz w:val="32"/>
-                <w:szCs w:val="40"/>
-              </w:rPr>
-              <w:t>£</w:t>
+              <w:t>)-  N£</w:t>
             </w:r>
             <w:r>
               <w:rPr>
@@ -13190,7 +13547,6 @@
                 <w:color w:val="000000"/>
                 <w:szCs w:val="40"/>
               </w:rPr>
-              <w:lastRenderedPageBreak/>
               <w:t>28</w:t>
             </w:r>
             <w:r>
@@ -13294,27 +13650,7 @@
                 <w:sz w:val="32"/>
                 <w:szCs w:val="40"/>
               </w:rPr>
-              <w:t>)</w:t>
-            </w:r>
-            <w:proofErr w:type="gramStart"/>
-            <w:r>
-              <w:rPr>
-                <w:rFonts w:ascii="BRH Malayalam Extra" w:hAnsi="BRH Malayalam Extra" w:cs="BRH Malayalam Extra"/>
-                <w:color w:val="000000"/>
-                <w:sz w:val="32"/>
-                <w:szCs w:val="40"/>
-              </w:rPr>
-              <w:t>-  N</w:t>
-            </w:r>
-            <w:proofErr w:type="gramEnd"/>
-            <w:r>
-              <w:rPr>
-                <w:rFonts w:ascii="BRH Malayalam Extra" w:hAnsi="BRH Malayalam Extra" w:cs="BRH Malayalam Extra"/>
-                <w:color w:val="000000"/>
-                <w:sz w:val="32"/>
-                <w:szCs w:val="40"/>
-              </w:rPr>
-              <w:t>£</w:t>
+              <w:t>)-  N£</w:t>
             </w:r>
             <w:r>
               <w:rPr>
@@ -13549,7 +13885,6 @@
                 <w:color w:val="000000"/>
                 <w:szCs w:val="40"/>
               </w:rPr>
-              <w:lastRenderedPageBreak/>
               <w:t>26</w:t>
             </w:r>
             <w:r>
@@ -13653,19 +13988,8 @@
                 <w:sz w:val="32"/>
                 <w:szCs w:val="40"/>
               </w:rPr>
-              <w:t>)</w:t>
-            </w:r>
-            <w:proofErr w:type="gramStart"/>
-            <w:r>
-              <w:rPr>
-                <w:rFonts w:ascii="BRH Malayalam Extra" w:hAnsi="BRH Malayalam Extra" w:cs="BRH Malayalam Extra"/>
-                <w:color w:val="000000"/>
-                <w:sz w:val="32"/>
-                <w:szCs w:val="40"/>
-              </w:rPr>
-              <w:t>-  B</w:t>
-            </w:r>
-            <w:proofErr w:type="gramEnd"/>
+              <w:t>)-  B</w:t>
+            </w:r>
             <w:r>
               <w:rPr>
                 <w:rFonts w:ascii="BRH Malayalam Extra" w:hAnsi="BRH Malayalam Extra" w:cs="BRH Malayalam Extra"/>
@@ -14119,27 +14443,7 @@
                 <w:sz w:val="32"/>
                 <w:szCs w:val="40"/>
               </w:rPr>
-              <w:t>)</w:t>
-            </w:r>
-            <w:proofErr w:type="gramStart"/>
-            <w:r>
-              <w:rPr>
-                <w:rFonts w:ascii="BRH Malayalam Extra" w:hAnsi="BRH Malayalam Extra" w:cs="BRH Malayalam Extra"/>
-                <w:color w:val="000000"/>
-                <w:sz w:val="32"/>
-                <w:szCs w:val="40"/>
-              </w:rPr>
-              <w:t>-  N</w:t>
-            </w:r>
-            <w:proofErr w:type="gramEnd"/>
-            <w:r>
-              <w:rPr>
-                <w:rFonts w:ascii="BRH Malayalam Extra" w:hAnsi="BRH Malayalam Extra" w:cs="BRH Malayalam Extra"/>
-                <w:color w:val="000000"/>
-                <w:sz w:val="32"/>
-                <w:szCs w:val="40"/>
-              </w:rPr>
-              <w:t>£</w:t>
+              <w:t>)-  N£</w:t>
             </w:r>
             <w:r>
               <w:rPr>
@@ -14400,7 +14704,6 @@
                 <w:color w:val="000000"/>
                 <w:szCs w:val="40"/>
               </w:rPr>
-              <w:lastRenderedPageBreak/>
               <w:t>28</w:t>
             </w:r>
             <w:r>
@@ -14504,27 +14807,7 @@
                 <w:sz w:val="32"/>
                 <w:szCs w:val="40"/>
               </w:rPr>
-              <w:t>)</w:t>
-            </w:r>
-            <w:proofErr w:type="gramStart"/>
-            <w:r>
-              <w:rPr>
-                <w:rFonts w:ascii="BRH Malayalam Extra" w:hAnsi="BRH Malayalam Extra" w:cs="BRH Malayalam Extra"/>
-                <w:color w:val="000000"/>
-                <w:sz w:val="32"/>
-                <w:szCs w:val="40"/>
-              </w:rPr>
-              <w:t>-  N</w:t>
-            </w:r>
-            <w:proofErr w:type="gramEnd"/>
-            <w:r>
-              <w:rPr>
-                <w:rFonts w:ascii="BRH Malayalam Extra" w:hAnsi="BRH Malayalam Extra" w:cs="BRH Malayalam Extra"/>
-                <w:color w:val="000000"/>
-                <w:sz w:val="32"/>
-                <w:szCs w:val="40"/>
-              </w:rPr>
-              <w:t>£</w:t>
+              <w:t>)-  N£</w:t>
             </w:r>
             <w:r>
               <w:rPr>
@@ -16454,27 +16737,7 @@
                 <w:sz w:val="32"/>
                 <w:szCs w:val="40"/>
               </w:rPr>
-              <w:t>)</w:t>
-            </w:r>
-            <w:proofErr w:type="gramStart"/>
-            <w:r>
-              <w:rPr>
-                <w:rFonts w:ascii="BRH Malayalam Extra" w:hAnsi="BRH Malayalam Extra" w:cs="BRH Malayalam Extra"/>
-                <w:color w:val="000000"/>
-                <w:sz w:val="32"/>
-                <w:szCs w:val="40"/>
-              </w:rPr>
-              <w:t>-  eky</w:t>
-            </w:r>
-            <w:proofErr w:type="gramEnd"/>
-            <w:r>
-              <w:rPr>
-                <w:rFonts w:ascii="BRH Malayalam Extra" w:hAnsi="BRH Malayalam Extra" w:cs="BRH Malayalam Extra"/>
-                <w:color w:val="000000"/>
-                <w:sz w:val="32"/>
-                <w:szCs w:val="40"/>
-              </w:rPr>
-              <w:t>— | M£</w:t>
+              <w:t>)-  eky— | M£</w:t>
             </w:r>
             <w:r>
               <w:rPr>
@@ -16774,27 +17037,7 @@
                 <w:sz w:val="32"/>
                 <w:szCs w:val="40"/>
               </w:rPr>
-              <w:t>)</w:t>
-            </w:r>
-            <w:proofErr w:type="gramStart"/>
-            <w:r>
-              <w:rPr>
-                <w:rFonts w:ascii="BRH Malayalam Extra" w:hAnsi="BRH Malayalam Extra" w:cs="BRH Malayalam Extra"/>
-                <w:color w:val="000000"/>
-                <w:sz w:val="32"/>
-                <w:szCs w:val="40"/>
-              </w:rPr>
-              <w:t>-  M</w:t>
-            </w:r>
-            <w:proofErr w:type="gramEnd"/>
-            <w:r>
-              <w:rPr>
-                <w:rFonts w:ascii="BRH Malayalam Extra" w:hAnsi="BRH Malayalam Extra" w:cs="BRH Malayalam Extra"/>
-                <w:color w:val="000000"/>
-                <w:sz w:val="32"/>
-                <w:szCs w:val="40"/>
-              </w:rPr>
-              <w:t>£</w:t>
+              <w:t>)-  M£</w:t>
             </w:r>
             <w:r>
               <w:rPr>
@@ -16900,19 +17143,8 @@
                 <w:sz w:val="32"/>
                 <w:szCs w:val="40"/>
               </w:rPr>
-              <w:t xml:space="preserve"> ¥ZõK—py(³</w:t>
-            </w:r>
-            <w:proofErr w:type="gramStart"/>
-            <w:r>
-              <w:rPr>
-                <w:rFonts w:ascii="BRH Malayalam Extra" w:hAnsi="BRH Malayalam Extra" w:cs="BRH Malayalam Extra"/>
-                <w:color w:val="000000"/>
-                <w:sz w:val="32"/>
-                <w:szCs w:val="40"/>
-              </w:rPr>
-              <w:t>§)qZy</w:t>
-            </w:r>
-            <w:proofErr w:type="gramEnd"/>
+              <w:t xml:space="preserve"> ¥ZõK—py(³§)qZy</w:t>
+            </w:r>
             <w:r>
               <w:rPr>
                 <w:rFonts w:ascii="BRH Malayalam Extra" w:hAnsi="BRH Malayalam Extra" w:cs="BRH Malayalam Extra"/>
@@ -17146,27 +17378,7 @@
                 <w:sz w:val="32"/>
                 <w:szCs w:val="40"/>
               </w:rPr>
-              <w:t>)</w:t>
-            </w:r>
-            <w:proofErr w:type="gramStart"/>
-            <w:r>
-              <w:rPr>
-                <w:rFonts w:ascii="BRH Malayalam Extra" w:hAnsi="BRH Malayalam Extra" w:cs="BRH Malayalam Extra"/>
-                <w:color w:val="000000"/>
-                <w:sz w:val="32"/>
-                <w:szCs w:val="40"/>
-              </w:rPr>
-              <w:t>-  eky</w:t>
-            </w:r>
-            <w:proofErr w:type="gramEnd"/>
-            <w:r>
-              <w:rPr>
-                <w:rFonts w:ascii="BRH Malayalam Extra" w:hAnsi="BRH Malayalam Extra" w:cs="BRH Malayalam Extra"/>
-                <w:color w:val="000000"/>
-                <w:sz w:val="32"/>
-                <w:szCs w:val="40"/>
-              </w:rPr>
-              <w:t>— | M£</w:t>
+              <w:t>)-  eky— | M£</w:t>
             </w:r>
             <w:r>
               <w:rPr>
@@ -17457,27 +17669,7 @@
                 <w:sz w:val="32"/>
                 <w:szCs w:val="40"/>
               </w:rPr>
-              <w:t>)</w:t>
-            </w:r>
-            <w:proofErr w:type="gramStart"/>
-            <w:r>
-              <w:rPr>
-                <w:rFonts w:ascii="BRH Malayalam Extra" w:hAnsi="BRH Malayalam Extra" w:cs="BRH Malayalam Extra"/>
-                <w:color w:val="000000"/>
-                <w:sz w:val="32"/>
-                <w:szCs w:val="40"/>
-              </w:rPr>
-              <w:t>-  M</w:t>
-            </w:r>
-            <w:proofErr w:type="gramEnd"/>
-            <w:r>
-              <w:rPr>
-                <w:rFonts w:ascii="BRH Malayalam Extra" w:hAnsi="BRH Malayalam Extra" w:cs="BRH Malayalam Extra"/>
-                <w:color w:val="000000"/>
-                <w:sz w:val="32"/>
-                <w:szCs w:val="40"/>
-              </w:rPr>
-              <w:t>£</w:t>
+              <w:t>)-  M£</w:t>
             </w:r>
             <w:r>
               <w:rPr>
@@ -17593,19 +17785,8 @@
                 <w:sz w:val="32"/>
                 <w:szCs w:val="40"/>
               </w:rPr>
-              <w:t xml:space="preserve"> ¥ZõK—py(³</w:t>
-            </w:r>
-            <w:proofErr w:type="gramStart"/>
-            <w:r>
-              <w:rPr>
-                <w:rFonts w:ascii="BRH Malayalam Extra" w:hAnsi="BRH Malayalam Extra" w:cs="BRH Malayalam Extra"/>
-                <w:color w:val="000000"/>
-                <w:sz w:val="32"/>
-                <w:szCs w:val="40"/>
-              </w:rPr>
-              <w:t>§)qZy</w:t>
-            </w:r>
-            <w:proofErr w:type="gramEnd"/>
+              <w:t xml:space="preserve"> ¥ZõK—py(³§)qZy</w:t>
+            </w:r>
             <w:r>
               <w:rPr>
                 <w:rFonts w:ascii="BRH Malayalam Extra" w:hAnsi="BRH Malayalam Extra" w:cs="BRH Malayalam Extra"/>
@@ -17835,27 +18016,7 @@
                 <w:sz w:val="32"/>
                 <w:szCs w:val="40"/>
               </w:rPr>
-              <w:t>)</w:t>
-            </w:r>
-            <w:proofErr w:type="gramStart"/>
-            <w:r>
-              <w:rPr>
-                <w:rFonts w:ascii="BRH Malayalam Extra" w:hAnsi="BRH Malayalam Extra" w:cs="BRH Malayalam Extra"/>
-                <w:color w:val="000000"/>
-                <w:sz w:val="32"/>
-                <w:szCs w:val="40"/>
-              </w:rPr>
-              <w:t>-  ög</w:t>
-            </w:r>
-            <w:proofErr w:type="gramEnd"/>
-            <w:r>
-              <w:rPr>
-                <w:rFonts w:ascii="BRH Malayalam Extra" w:hAnsi="BRH Malayalam Extra" w:cs="BRH Malayalam Extra"/>
-                <w:color w:val="000000"/>
-                <w:sz w:val="32"/>
-                <w:szCs w:val="40"/>
-              </w:rPr>
-              <w:t>¢</w:t>
+              <w:t>)-  ög¢</w:t>
             </w:r>
             <w:r>
               <w:rPr>
@@ -18262,29 +18423,7 @@
                 <w:szCs w:val="40"/>
                 <w:lang w:val="en-IN"/>
               </w:rPr>
-              <w:t>)</w:t>
-            </w:r>
-            <w:proofErr w:type="gramStart"/>
-            <w:r>
-              <w:rPr>
-                <w:rFonts w:ascii="BRH Malayalam Extra" w:hAnsi="BRH Malayalam Extra" w:cs="BRH Malayalam Extra"/>
-                <w:color w:val="000000"/>
-                <w:sz w:val="32"/>
-                <w:szCs w:val="40"/>
-                <w:lang w:val="en-IN"/>
-              </w:rPr>
-              <w:t>-  Ae</w:t>
-            </w:r>
-            <w:proofErr w:type="gramEnd"/>
-            <w:r>
-              <w:rPr>
-                <w:rFonts w:ascii="BRH Malayalam Extra" w:hAnsi="BRH Malayalam Extra" w:cs="BRH Malayalam Extra"/>
-                <w:color w:val="000000"/>
-                <w:sz w:val="32"/>
-                <w:szCs w:val="40"/>
-                <w:lang w:val="en-IN"/>
-              </w:rPr>
-              <w:t>—kyiy</w:t>
+              <w:t>)-  Ae—kyiy</w:t>
             </w:r>
             <w:r>
               <w:rPr>
@@ -18581,29 +18720,7 @@
                 <w:szCs w:val="40"/>
                 <w:lang w:val="en-IN"/>
               </w:rPr>
-              <w:t>)</w:t>
-            </w:r>
-            <w:proofErr w:type="gramStart"/>
-            <w:r>
-              <w:rPr>
-                <w:rFonts w:ascii="BRH Malayalam Extra" w:hAnsi="BRH Malayalam Extra" w:cs="BRH Malayalam Extra"/>
-                <w:color w:val="000000"/>
-                <w:sz w:val="32"/>
-                <w:szCs w:val="40"/>
-                <w:lang w:val="en-IN"/>
-              </w:rPr>
-              <w:t>-  Ae</w:t>
-            </w:r>
-            <w:proofErr w:type="gramEnd"/>
-            <w:r>
-              <w:rPr>
-                <w:rFonts w:ascii="BRH Malayalam Extra" w:hAnsi="BRH Malayalam Extra" w:cs="BRH Malayalam Extra"/>
-                <w:color w:val="000000"/>
-                <w:sz w:val="32"/>
-                <w:szCs w:val="40"/>
-                <w:lang w:val="en-IN"/>
-              </w:rPr>
-              <w:t>—kyiy</w:t>
+              <w:t>)-  Ae—kyiy</w:t>
             </w:r>
             <w:r>
               <w:rPr>
@@ -18890,29 +19007,7 @@
                 <w:szCs w:val="40"/>
                 <w:lang w:val="en-IN"/>
               </w:rPr>
-              <w:t>)</w:t>
-            </w:r>
-            <w:proofErr w:type="gramStart"/>
-            <w:r>
-              <w:rPr>
-                <w:rFonts w:ascii="BRH Malayalam Extra" w:hAnsi="BRH Malayalam Extra" w:cs="BRH Malayalam Extra"/>
-                <w:color w:val="000000"/>
-                <w:sz w:val="32"/>
-                <w:szCs w:val="40"/>
-                <w:lang w:val="en-IN"/>
-              </w:rPr>
-              <w:t>-  ög</w:t>
-            </w:r>
-            <w:proofErr w:type="gramEnd"/>
-            <w:r>
-              <w:rPr>
-                <w:rFonts w:ascii="BRH Malayalam Extra" w:hAnsi="BRH Malayalam Extra" w:cs="BRH Malayalam Extra"/>
-                <w:color w:val="000000"/>
-                <w:sz w:val="32"/>
-                <w:szCs w:val="40"/>
-                <w:lang w:val="en-IN"/>
-              </w:rPr>
-              <w:t>¢</w:t>
+              <w:t>)-  ög¢</w:t>
             </w:r>
             <w:r>
               <w:rPr>
@@ -19308,29 +19403,7 @@
                 <w:szCs w:val="40"/>
                 <w:lang w:val="en-IN"/>
               </w:rPr>
-              <w:t>)</w:t>
-            </w:r>
-            <w:proofErr w:type="gramStart"/>
-            <w:r>
-              <w:rPr>
-                <w:rFonts w:ascii="BRH Malayalam Extra" w:hAnsi="BRH Malayalam Extra" w:cs="BRH Malayalam Extra"/>
-                <w:color w:val="000000"/>
-                <w:sz w:val="32"/>
-                <w:szCs w:val="40"/>
-                <w:lang w:val="en-IN"/>
-              </w:rPr>
-              <w:t>-  Ae</w:t>
-            </w:r>
-            <w:proofErr w:type="gramEnd"/>
-            <w:r>
-              <w:rPr>
-                <w:rFonts w:ascii="BRH Malayalam Extra" w:hAnsi="BRH Malayalam Extra" w:cs="BRH Malayalam Extra"/>
-                <w:color w:val="000000"/>
-                <w:sz w:val="32"/>
-                <w:szCs w:val="40"/>
-                <w:lang w:val="en-IN"/>
-              </w:rPr>
-              <w:t>—kyiy</w:t>
+              <w:t>)-  Ae—kyiy</w:t>
             </w:r>
             <w:r>
               <w:rPr>
@@ -19617,29 +19690,7 @@
                 <w:szCs w:val="40"/>
                 <w:lang w:val="en-IN"/>
               </w:rPr>
-              <w:t>)</w:t>
-            </w:r>
-            <w:proofErr w:type="gramStart"/>
-            <w:r>
-              <w:rPr>
-                <w:rFonts w:ascii="BRH Malayalam Extra" w:hAnsi="BRH Malayalam Extra" w:cs="BRH Malayalam Extra"/>
-                <w:color w:val="000000"/>
-                <w:sz w:val="32"/>
-                <w:szCs w:val="40"/>
-                <w:lang w:val="en-IN"/>
-              </w:rPr>
-              <w:t>-  Ae</w:t>
-            </w:r>
-            <w:proofErr w:type="gramEnd"/>
-            <w:r>
-              <w:rPr>
-                <w:rFonts w:ascii="BRH Malayalam Extra" w:hAnsi="BRH Malayalam Extra" w:cs="BRH Malayalam Extra"/>
-                <w:color w:val="000000"/>
-                <w:sz w:val="32"/>
-                <w:szCs w:val="40"/>
-                <w:lang w:val="en-IN"/>
-              </w:rPr>
-              <w:t>—kyiy</w:t>
+              <w:t>)-  Ae—kyiy</w:t>
             </w:r>
             <w:r>
               <w:rPr>
@@ -19914,27 +19965,7 @@
                 <w:sz w:val="32"/>
                 <w:szCs w:val="40"/>
               </w:rPr>
-              <w:t>)</w:t>
-            </w:r>
-            <w:proofErr w:type="gramStart"/>
-            <w:r>
-              <w:rPr>
-                <w:rFonts w:ascii="BRH Malayalam Extra" w:hAnsi="BRH Malayalam Extra" w:cs="BRH Malayalam Extra"/>
-                <w:color w:val="000000"/>
-                <w:sz w:val="32"/>
-                <w:szCs w:val="40"/>
-              </w:rPr>
-              <w:t>-  B</w:t>
-            </w:r>
-            <w:proofErr w:type="gramEnd"/>
-            <w:r>
-              <w:rPr>
-                <w:rFonts w:ascii="BRH Malayalam Extra" w:hAnsi="BRH Malayalam Extra" w:cs="BRH Malayalam Extra"/>
-                <w:color w:val="000000"/>
-                <w:sz w:val="32"/>
-                <w:szCs w:val="40"/>
-              </w:rPr>
-              <w:t xml:space="preserve"> | A</w:t>
+              <w:t>)-  B | A</w:t>
             </w:r>
             <w:r>
               <w:rPr>
@@ -20303,19 +20334,8 @@
                 <w:sz w:val="32"/>
                 <w:szCs w:val="40"/>
               </w:rPr>
-              <w:t>)</w:t>
-            </w:r>
-            <w:proofErr w:type="gramStart"/>
-            <w:r>
-              <w:rPr>
-                <w:rFonts w:ascii="BRH Malayalam Extra" w:hAnsi="BRH Malayalam Extra" w:cs="BRH Malayalam Extra"/>
-                <w:color w:val="000000"/>
-                <w:sz w:val="32"/>
-                <w:szCs w:val="40"/>
-              </w:rPr>
-              <w:t>-  A</w:t>
-            </w:r>
-            <w:proofErr w:type="gramEnd"/>
+              <w:t>)-  A</w:t>
+            </w:r>
             <w:r>
               <w:rPr>
                 <w:rFonts w:ascii="BRH Malayalam Extra" w:hAnsi="BRH Malayalam Extra" w:cs="BRH Malayalam Extra"/>
@@ -20727,27 +20747,7 @@
                 <w:sz w:val="32"/>
                 <w:szCs w:val="40"/>
               </w:rPr>
-              <w:t>)</w:t>
-            </w:r>
-            <w:proofErr w:type="gramStart"/>
-            <w:r>
-              <w:rPr>
-                <w:rFonts w:ascii="BRH Malayalam Extra" w:hAnsi="BRH Malayalam Extra" w:cs="BRH Malayalam Extra"/>
-                <w:color w:val="000000"/>
-                <w:sz w:val="32"/>
-                <w:szCs w:val="40"/>
-              </w:rPr>
-              <w:t>-  B</w:t>
-            </w:r>
-            <w:proofErr w:type="gramEnd"/>
-            <w:r>
-              <w:rPr>
-                <w:rFonts w:ascii="BRH Malayalam Extra" w:hAnsi="BRH Malayalam Extra" w:cs="BRH Malayalam Extra"/>
-                <w:color w:val="000000"/>
-                <w:sz w:val="32"/>
-                <w:szCs w:val="40"/>
-              </w:rPr>
-              <w:t xml:space="preserve"> | A</w:t>
+              <w:t>)-  B | A</w:t>
             </w:r>
             <w:r>
               <w:rPr>
@@ -21086,19 +21086,8 @@
                 <w:sz w:val="32"/>
                 <w:szCs w:val="40"/>
               </w:rPr>
-              <w:t>)</w:t>
-            </w:r>
-            <w:proofErr w:type="gramStart"/>
-            <w:r>
-              <w:rPr>
-                <w:rFonts w:ascii="BRH Malayalam Extra" w:hAnsi="BRH Malayalam Extra" w:cs="BRH Malayalam Extra"/>
-                <w:color w:val="000000"/>
-                <w:sz w:val="32"/>
-                <w:szCs w:val="40"/>
-              </w:rPr>
-              <w:t>-  A</w:t>
-            </w:r>
-            <w:proofErr w:type="gramEnd"/>
+              <w:t>)-  A</w:t>
+            </w:r>
             <w:r>
               <w:rPr>
                 <w:rFonts w:ascii="BRH Malayalam Extra" w:hAnsi="BRH Malayalam Extra" w:cs="BRH Malayalam Extra"/>
@@ -21518,27 +21507,7 @@
                 <w:sz w:val="32"/>
                 <w:szCs w:val="40"/>
               </w:rPr>
-              <w:t>)</w:t>
-            </w:r>
-            <w:proofErr w:type="gramStart"/>
-            <w:r>
-              <w:rPr>
-                <w:rFonts w:ascii="BRH Malayalam Extra" w:hAnsi="BRH Malayalam Extra" w:cs="BRH Malayalam Extra"/>
-                <w:color w:val="000000"/>
-                <w:sz w:val="32"/>
-                <w:szCs w:val="40"/>
-              </w:rPr>
-              <w:t>-  ¤</w:t>
-            </w:r>
-            <w:proofErr w:type="gramEnd"/>
-            <w:r>
-              <w:rPr>
-                <w:rFonts w:ascii="BRH Malayalam Extra" w:hAnsi="BRH Malayalam Extra" w:cs="BRH Malayalam Extra"/>
-                <w:color w:val="000000"/>
-                <w:sz w:val="32"/>
-                <w:szCs w:val="40"/>
-              </w:rPr>
-              <w:t>¤p | öex</w:t>
+              <w:t>)-  ¤¤p | öex</w:t>
             </w:r>
             <w:r>
               <w:rPr>
@@ -21801,19 +21770,8 @@
                 <w:sz w:val="32"/>
                 <w:szCs w:val="40"/>
               </w:rPr>
-              <w:t>)</w:t>
-            </w:r>
-            <w:proofErr w:type="gramStart"/>
-            <w:r>
-              <w:rPr>
-                <w:rFonts w:ascii="BRH Malayalam Extra" w:hAnsi="BRH Malayalam Extra" w:cs="BRH Malayalam Extra"/>
-                <w:color w:val="000000"/>
-                <w:sz w:val="32"/>
-                <w:szCs w:val="40"/>
-              </w:rPr>
-              <w:t>-  öex</w:t>
-            </w:r>
-            <w:proofErr w:type="gramEnd"/>
+              <w:t>)-  öex</w:t>
+            </w:r>
             <w:r>
               <w:rPr>
                 <w:rFonts w:ascii="BRH Malayalam Extra" w:hAnsi="BRH Malayalam Extra" w:cs="BRH Malayalam Extra"/>
@@ -22170,19 +22128,8 @@
                 <w:sz w:val="32"/>
                 <w:szCs w:val="40"/>
               </w:rPr>
-              <w:t>)</w:t>
-            </w:r>
-            <w:proofErr w:type="gramStart"/>
-            <w:r>
-              <w:rPr>
-                <w:rFonts w:ascii="BRH Malayalam Extra" w:hAnsi="BRH Malayalam Extra" w:cs="BRH Malayalam Extra"/>
-                <w:color w:val="000000"/>
-                <w:sz w:val="32"/>
-                <w:szCs w:val="40"/>
-              </w:rPr>
-              <w:t>-  öex</w:t>
-            </w:r>
-            <w:proofErr w:type="gramEnd"/>
+              <w:t>)-  öex</w:t>
+            </w:r>
             <w:r>
               <w:rPr>
                 <w:rFonts w:ascii="BRH Malayalam Extra" w:hAnsi="BRH Malayalam Extra" w:cs="BRH Malayalam Extra"/>
@@ -22405,27 +22352,7 @@
                 <w:sz w:val="32"/>
                 <w:szCs w:val="40"/>
               </w:rPr>
-              <w:t>)</w:t>
-            </w:r>
-            <w:proofErr w:type="gramStart"/>
-            <w:r>
-              <w:rPr>
-                <w:rFonts w:ascii="BRH Malayalam Extra" w:hAnsi="BRH Malayalam Extra" w:cs="BRH Malayalam Extra"/>
-                <w:color w:val="000000"/>
-                <w:sz w:val="32"/>
-                <w:szCs w:val="40"/>
-              </w:rPr>
-              <w:t>-  ¤</w:t>
-            </w:r>
-            <w:proofErr w:type="gramEnd"/>
-            <w:r>
-              <w:rPr>
-                <w:rFonts w:ascii="BRH Malayalam Extra" w:hAnsi="BRH Malayalam Extra" w:cs="BRH Malayalam Extra"/>
-                <w:color w:val="000000"/>
-                <w:sz w:val="32"/>
-                <w:szCs w:val="40"/>
-              </w:rPr>
-              <w:t>¤p | öex</w:t>
+              <w:t>)-  ¤¤p | öex</w:t>
             </w:r>
             <w:r>
               <w:rPr>
@@ -22688,19 +22615,8 @@
                 <w:sz w:val="32"/>
                 <w:szCs w:val="40"/>
               </w:rPr>
-              <w:t>)</w:t>
-            </w:r>
-            <w:proofErr w:type="gramStart"/>
-            <w:r>
-              <w:rPr>
-                <w:rFonts w:ascii="BRH Malayalam Extra" w:hAnsi="BRH Malayalam Extra" w:cs="BRH Malayalam Extra"/>
-                <w:color w:val="000000"/>
-                <w:sz w:val="32"/>
-                <w:szCs w:val="40"/>
-              </w:rPr>
-              <w:t>-  öex</w:t>
-            </w:r>
-            <w:proofErr w:type="gramEnd"/>
+              <w:t>)-  öex</w:t>
+            </w:r>
             <w:r>
               <w:rPr>
                 <w:rFonts w:ascii="BRH Malayalam Extra" w:hAnsi="BRH Malayalam Extra" w:cs="BRH Malayalam Extra"/>
@@ -23057,19 +22973,8 @@
                 <w:sz w:val="32"/>
                 <w:szCs w:val="40"/>
               </w:rPr>
-              <w:t>)</w:t>
-            </w:r>
-            <w:proofErr w:type="gramStart"/>
-            <w:r>
-              <w:rPr>
-                <w:rFonts w:ascii="BRH Malayalam Extra" w:hAnsi="BRH Malayalam Extra" w:cs="BRH Malayalam Extra"/>
-                <w:color w:val="000000"/>
-                <w:sz w:val="32"/>
-                <w:szCs w:val="40"/>
-              </w:rPr>
-              <w:t>-  öex</w:t>
-            </w:r>
-            <w:proofErr w:type="gramEnd"/>
+              <w:t>)-  öex</w:t>
+            </w:r>
             <w:r>
               <w:rPr>
                 <w:rFonts w:ascii="BRH Malayalam Extra" w:hAnsi="BRH Malayalam Extra" w:cs="BRH Malayalam Extra"/>
@@ -23297,19 +23202,8 @@
                 <w:sz w:val="32"/>
                 <w:szCs w:val="40"/>
               </w:rPr>
-              <w:t>)</w:t>
-            </w:r>
-            <w:proofErr w:type="gramStart"/>
-            <w:r>
-              <w:rPr>
-                <w:rFonts w:ascii="BRH Malayalam Extra" w:hAnsi="BRH Malayalam Extra" w:cs="BRH Malayalam Extra"/>
-                <w:color w:val="000000"/>
-                <w:sz w:val="32"/>
-                <w:szCs w:val="40"/>
-              </w:rPr>
-              <w:t>-  A</w:t>
-            </w:r>
-            <w:proofErr w:type="gramEnd"/>
+              <w:t>)-  A</w:t>
+            </w:r>
             <w:r>
               <w:rPr>
                 <w:rFonts w:ascii="BRH Malayalam Extra" w:hAnsi="BRH Malayalam Extra" w:cs="BRH Malayalam Extra"/>
@@ -23521,20 +23415,8 @@
                 <w:szCs w:val="40"/>
                 <w:highlight w:val="yellow"/>
               </w:rPr>
-              <w:t>¡¥P— „(³</w:t>
-            </w:r>
-            <w:proofErr w:type="gramStart"/>
-            <w:r>
-              <w:rPr>
-                <w:rFonts w:ascii="BRH Malayalam Extra" w:hAnsi="BRH Malayalam Extra" w:cs="BRH Malayalam Extra"/>
-                <w:color w:val="000000"/>
-                <w:sz w:val="32"/>
-                <w:szCs w:val="40"/>
-                <w:highlight w:val="yellow"/>
-              </w:rPr>
-              <w:t>§)¥</w:t>
-            </w:r>
-            <w:proofErr w:type="gramEnd"/>
+              <w:t>¡¥P— „(³§)¥</w:t>
+            </w:r>
             <w:r>
               <w:rPr>
                 <w:rFonts w:ascii="BRH Malayalam Extra" w:hAnsi="BRH Malayalam Extra" w:cs="BRH Malayalam Extra"/>
@@ -23715,19 +23597,8 @@
                 <w:sz w:val="32"/>
                 <w:szCs w:val="40"/>
               </w:rPr>
-              <w:t>)</w:t>
-            </w:r>
-            <w:proofErr w:type="gramStart"/>
-            <w:r>
-              <w:rPr>
-                <w:rFonts w:ascii="BRH Malayalam Extra" w:hAnsi="BRH Malayalam Extra" w:cs="BRH Malayalam Extra"/>
-                <w:color w:val="000000"/>
-                <w:sz w:val="32"/>
-                <w:szCs w:val="40"/>
-              </w:rPr>
-              <w:t>-  A</w:t>
-            </w:r>
-            <w:proofErr w:type="gramEnd"/>
+              <w:t>)-  A</w:t>
+            </w:r>
             <w:r>
               <w:rPr>
                 <w:rFonts w:ascii="BRH Malayalam Extra" w:hAnsi="BRH Malayalam Extra" w:cs="BRH Malayalam Extra"/>
@@ -24260,27 +24131,7 @@
           <w:sz w:val="28"/>
           <w:szCs w:val="32"/>
         </w:rPr>
-        <w:t>(</w:t>
-      </w:r>
-      <w:proofErr w:type="gramStart"/>
-      <w:r>
-        <w:rPr>
-          <w:b/>
-          <w:bCs/>
-          <w:sz w:val="28"/>
-          <w:szCs w:val="32"/>
-        </w:rPr>
-        <w:t>ignore</w:t>
-      </w:r>
-      <w:proofErr w:type="gramEnd"/>
-      <w:r>
-        <w:rPr>
-          <w:b/>
-          <w:bCs/>
-          <w:sz w:val="28"/>
-          <w:szCs w:val="32"/>
-        </w:rPr>
-        <w:t xml:space="preserve"> those which are already incorporated in your book’s version and date)</w:t>
+        <w:t>(ignore those which are already incorporated in your book’s version and date)</w:t>
       </w:r>
     </w:p>
     <w:tbl>
@@ -24565,7 +24416,7 @@
 </file>
 
 <file path=word/endnotes.xml><?xml version="1.0" encoding="utf-8"?>
-<w:endnotes xmlns:wpc="http://schemas.microsoft.com/office/word/2010/wordprocessingCanvas" xmlns:cx="http://schemas.microsoft.com/office/drawing/2014/chartex" xmlns:cx1="http://schemas.microsoft.com/office/drawing/2015/9/8/chartex" xmlns:cx2="http://schemas.microsoft.com/office/drawing/2015/10/21/chartex" xmlns:cx3="http://schemas.microsoft.com/office/drawing/2016/5/9/chartex" xmlns:cx4="http://schemas.microsoft.com/office/drawing/2016/5/10/chartex" xmlns:cx5="http://schemas.microsoft.com/office/drawing/2016/5/11/chartex" xmlns:cx6="http://schemas.microsoft.com/office/drawing/2016/5/12/chartex" xmlns:cx7="http://schemas.microsoft.com/office/drawing/2016/5/13/chartex" xmlns:cx8="http://schemas.microsoft.com/office/drawing/2016/5/14/chartex" xmlns:mc="http://schemas.openxmlformats.org/markup-compatibility/2006" xmlns:aink="http://schemas.microsoft.com/office/drawing/2016/ink" xmlns:am3d="http://schemas.microsoft.com/office/drawing/2017/model3d" xmlns:o="urn:schemas-microsoft-com:office:office" xmlns:oel="http://schemas.microsoft.com/office/2019/extlst" xmlns:r="http://schemas.openxmlformats.org/officeDocument/2006/relationships" xmlns:m="http://schemas.openxmlformats.org/officeDocument/2006/math" xmlns:v="urn:schemas-microsoft-com:vml" xmlns:wp14="http://schemas.microsoft.com/office/word/2010/wordprocessingDrawing" xmlns:wp="http://schemas.openxmlformats.org/drawingml/2006/wordprocessingDrawing" xmlns:w10="urn:schemas-microsoft-com:office:word" xmlns:w="http://schemas.openxmlformats.org/wordprocessingml/2006/main" xmlns:w14="http://schemas.microsoft.com/office/word/2010/wordml" xmlns:w15="http://schemas.microsoft.com/office/word/2012/wordml" xmlns:w16cex="http://schemas.microsoft.com/office/word/2018/wordml/cex" xmlns:w16cid="http://schemas.microsoft.com/office/word/2016/wordml/cid" xmlns:w16="http://schemas.microsoft.com/office/word/2018/wordml" xmlns:w16sdtdh="http://schemas.microsoft.com/office/word/2020/wordml/sdtdatahash" xmlns:w16se="http://schemas.microsoft.com/office/word/2015/wordml/symex" xmlns:wpg="http://schemas.microsoft.com/office/word/2010/wordprocessingGroup" xmlns:wpi="http://schemas.microsoft.com/office/word/2010/wordprocessingInk" xmlns:wne="http://schemas.microsoft.com/office/word/2006/wordml" xmlns:wps="http://schemas.microsoft.com/office/word/2010/wordprocessingShape" mc:Ignorable="w14 w15 w16se w16cid w16 w16cex w16sdtdh wp14">
+<w:endnotes xmlns:wpc="http://schemas.microsoft.com/office/word/2010/wordprocessingCanvas" xmlns:cx="http://schemas.microsoft.com/office/drawing/2014/chartex" xmlns:cx1="http://schemas.microsoft.com/office/drawing/2015/9/8/chartex" xmlns:cx2="http://schemas.microsoft.com/office/drawing/2015/10/21/chartex" xmlns:cx3="http://schemas.microsoft.com/office/drawing/2016/5/9/chartex" xmlns:cx4="http://schemas.microsoft.com/office/drawing/2016/5/10/chartex" xmlns:cx5="http://schemas.microsoft.com/office/drawing/2016/5/11/chartex" xmlns:cx6="http://schemas.microsoft.com/office/drawing/2016/5/12/chartex" xmlns:cx7="http://schemas.microsoft.com/office/drawing/2016/5/13/chartex" xmlns:cx8="http://schemas.microsoft.com/office/drawing/2016/5/14/chartex" xmlns:mc="http://schemas.openxmlformats.org/markup-compatibility/2006" xmlns:aink="http://schemas.microsoft.com/office/drawing/2016/ink" xmlns:am3d="http://schemas.microsoft.com/office/drawing/2017/model3d" xmlns:o="urn:schemas-microsoft-com:office:office" xmlns:oel="http://schemas.microsoft.com/office/2019/extlst" xmlns:r="http://schemas.openxmlformats.org/officeDocument/2006/relationships" xmlns:m="http://schemas.openxmlformats.org/officeDocument/2006/math" xmlns:v="urn:schemas-microsoft-com:vml" xmlns:wp14="http://schemas.microsoft.com/office/word/2010/wordprocessingDrawing" xmlns:wp="http://schemas.openxmlformats.org/drawingml/2006/wordprocessingDrawing" xmlns:w10="urn:schemas-microsoft-com:office:word" xmlns:w="http://schemas.openxmlformats.org/wordprocessingml/2006/main" xmlns:w14="http://schemas.microsoft.com/office/word/2010/wordml" xmlns:w15="http://schemas.microsoft.com/office/word/2012/wordml" xmlns:w16cex="http://schemas.microsoft.com/office/word/2018/wordml/cex" xmlns:w16cid="http://schemas.microsoft.com/office/word/2016/wordml/cid" xmlns:w16="http://schemas.microsoft.com/office/word/2018/wordml" xmlns:w16du="http://schemas.microsoft.com/office/word/2023/wordml/word16du" xmlns:w16sdtdh="http://schemas.microsoft.com/office/word/2020/wordml/sdtdatahash" xmlns:w16sdtfl="http://schemas.microsoft.com/office/word/2024/wordml/sdtformatlock" xmlns:w16se="http://schemas.microsoft.com/office/word/2015/wordml/symex" xmlns:wpg="http://schemas.microsoft.com/office/word/2010/wordprocessingGroup" xmlns:wpi="http://schemas.microsoft.com/office/word/2010/wordprocessingInk" xmlns:wne="http://schemas.microsoft.com/office/word/2006/wordml" xmlns:wps="http://schemas.microsoft.com/office/word/2010/wordprocessingShape" mc:Ignorable="w14 w15 w16se w16cid w16 w16cex w16sdtdh w16sdtfl w16du wp14">
   <w:endnote w:type="separator" w:id="-1">
     <w:p>
       <w:pPr>
@@ -24590,7 +24441,7 @@
 </file>
 
 <file path=word/footer1.xml><?xml version="1.0" encoding="utf-8"?>
-<w:ftr xmlns:wpc="http://schemas.microsoft.com/office/word/2010/wordprocessingCanvas" xmlns:cx="http://schemas.microsoft.com/office/drawing/2014/chartex" xmlns:cx1="http://schemas.microsoft.com/office/drawing/2015/9/8/chartex" xmlns:cx2="http://schemas.microsoft.com/office/drawing/2015/10/21/chartex" xmlns:cx3="http://schemas.microsoft.com/office/drawing/2016/5/9/chartex" xmlns:cx4="http://schemas.microsoft.com/office/drawing/2016/5/10/chartex" xmlns:cx5="http://schemas.microsoft.com/office/drawing/2016/5/11/chartex" xmlns:cx6="http://schemas.microsoft.com/office/drawing/2016/5/12/chartex" xmlns:cx7="http://schemas.microsoft.com/office/drawing/2016/5/13/chartex" xmlns:cx8="http://schemas.microsoft.com/office/drawing/2016/5/14/chartex" xmlns:mc="http://schemas.openxmlformats.org/markup-compatibility/2006" xmlns:aink="http://schemas.microsoft.com/office/drawing/2016/ink" xmlns:am3d="http://schemas.microsoft.com/office/drawing/2017/model3d" xmlns:o="urn:schemas-microsoft-com:office:office" xmlns:oel="http://schemas.microsoft.com/office/2019/extlst" xmlns:r="http://schemas.openxmlformats.org/officeDocument/2006/relationships" xmlns:m="http://schemas.openxmlformats.org/officeDocument/2006/math" xmlns:v="urn:schemas-microsoft-com:vml" xmlns:wp14="http://schemas.microsoft.com/office/word/2010/wordprocessingDrawing" xmlns:wp="http://schemas.openxmlformats.org/drawingml/2006/wordprocessingDrawing" xmlns:w10="urn:schemas-microsoft-com:office:word" xmlns:w="http://schemas.openxmlformats.org/wordprocessingml/2006/main" xmlns:w14="http://schemas.microsoft.com/office/word/2010/wordml" xmlns:w15="http://schemas.microsoft.com/office/word/2012/wordml" xmlns:w16cex="http://schemas.microsoft.com/office/word/2018/wordml/cex" xmlns:w16cid="http://schemas.microsoft.com/office/word/2016/wordml/cid" xmlns:w16="http://schemas.microsoft.com/office/word/2018/wordml" xmlns:w16sdtdh="http://schemas.microsoft.com/office/word/2020/wordml/sdtdatahash" xmlns:w16se="http://schemas.microsoft.com/office/word/2015/wordml/symex" xmlns:wpg="http://schemas.microsoft.com/office/word/2010/wordprocessingGroup" xmlns:wpi="http://schemas.microsoft.com/office/word/2010/wordprocessingInk" xmlns:wne="http://schemas.microsoft.com/office/word/2006/wordml" xmlns:wps="http://schemas.microsoft.com/office/word/2010/wordprocessingShape" mc:Ignorable="w14 w15 w16se w16cid w16 w16cex w16sdtdh wp14">
+<w:ftr xmlns:wpc="http://schemas.microsoft.com/office/word/2010/wordprocessingCanvas" xmlns:cx="http://schemas.microsoft.com/office/drawing/2014/chartex" xmlns:cx1="http://schemas.microsoft.com/office/drawing/2015/9/8/chartex" xmlns:cx2="http://schemas.microsoft.com/office/drawing/2015/10/21/chartex" xmlns:cx3="http://schemas.microsoft.com/office/drawing/2016/5/9/chartex" xmlns:cx4="http://schemas.microsoft.com/office/drawing/2016/5/10/chartex" xmlns:cx5="http://schemas.microsoft.com/office/drawing/2016/5/11/chartex" xmlns:cx6="http://schemas.microsoft.com/office/drawing/2016/5/12/chartex" xmlns:cx7="http://schemas.microsoft.com/office/drawing/2016/5/13/chartex" xmlns:cx8="http://schemas.microsoft.com/office/drawing/2016/5/14/chartex" xmlns:mc="http://schemas.openxmlformats.org/markup-compatibility/2006" xmlns:aink="http://schemas.microsoft.com/office/drawing/2016/ink" xmlns:am3d="http://schemas.microsoft.com/office/drawing/2017/model3d" xmlns:o="urn:schemas-microsoft-com:office:office" xmlns:oel="http://schemas.microsoft.com/office/2019/extlst" xmlns:r="http://schemas.openxmlformats.org/officeDocument/2006/relationships" xmlns:m="http://schemas.openxmlformats.org/officeDocument/2006/math" xmlns:v="urn:schemas-microsoft-com:vml" xmlns:wp14="http://schemas.microsoft.com/office/word/2010/wordprocessingDrawing" xmlns:wp="http://schemas.openxmlformats.org/drawingml/2006/wordprocessingDrawing" xmlns:w10="urn:schemas-microsoft-com:office:word" xmlns:w="http://schemas.openxmlformats.org/wordprocessingml/2006/main" xmlns:w14="http://schemas.microsoft.com/office/word/2010/wordml" xmlns:w15="http://schemas.microsoft.com/office/word/2012/wordml" xmlns:w16cex="http://schemas.microsoft.com/office/word/2018/wordml/cex" xmlns:w16cid="http://schemas.microsoft.com/office/word/2016/wordml/cid" xmlns:w16="http://schemas.microsoft.com/office/word/2018/wordml" xmlns:w16du="http://schemas.microsoft.com/office/word/2023/wordml/word16du" xmlns:w16sdtdh="http://schemas.microsoft.com/office/word/2020/wordml/sdtdatahash" xmlns:w16sdtfl="http://schemas.microsoft.com/office/word/2024/wordml/sdtformatlock" xmlns:w16se="http://schemas.microsoft.com/office/word/2015/wordml/symex" xmlns:wpg="http://schemas.microsoft.com/office/word/2010/wordprocessingGroup" xmlns:wpi="http://schemas.microsoft.com/office/word/2010/wordprocessingInk" xmlns:wne="http://schemas.microsoft.com/office/word/2006/wordml" xmlns:wps="http://schemas.microsoft.com/office/word/2010/wordprocessingShape" mc:Ignorable="w14 w15 w16se w16cid w16 w16cex w16sdtdh w16sdtfl w16du wp14">
   <w:p>
     <w:pPr>
       <w:pBdr>
@@ -24772,7 +24623,7 @@
 </file>
 
 <file path=word/footer2.xml><?xml version="1.0" encoding="utf-8"?>
-<w:ftr xmlns:wpc="http://schemas.microsoft.com/office/word/2010/wordprocessingCanvas" xmlns:cx="http://schemas.microsoft.com/office/drawing/2014/chartex" xmlns:cx1="http://schemas.microsoft.com/office/drawing/2015/9/8/chartex" xmlns:cx2="http://schemas.microsoft.com/office/drawing/2015/10/21/chartex" xmlns:cx3="http://schemas.microsoft.com/office/drawing/2016/5/9/chartex" xmlns:cx4="http://schemas.microsoft.com/office/drawing/2016/5/10/chartex" xmlns:cx5="http://schemas.microsoft.com/office/drawing/2016/5/11/chartex" xmlns:cx6="http://schemas.microsoft.com/office/drawing/2016/5/12/chartex" xmlns:cx7="http://schemas.microsoft.com/office/drawing/2016/5/13/chartex" xmlns:cx8="http://schemas.microsoft.com/office/drawing/2016/5/14/chartex" xmlns:mc="http://schemas.openxmlformats.org/markup-compatibility/2006" xmlns:aink="http://schemas.microsoft.com/office/drawing/2016/ink" xmlns:am3d="http://schemas.microsoft.com/office/drawing/2017/model3d" xmlns:o="urn:schemas-microsoft-com:office:office" xmlns:oel="http://schemas.microsoft.com/office/2019/extlst" xmlns:r="http://schemas.openxmlformats.org/officeDocument/2006/relationships" xmlns:m="http://schemas.openxmlformats.org/officeDocument/2006/math" xmlns:v="urn:schemas-microsoft-com:vml" xmlns:wp14="http://schemas.microsoft.com/office/word/2010/wordprocessingDrawing" xmlns:wp="http://schemas.openxmlformats.org/drawingml/2006/wordprocessingDrawing" xmlns:w10="urn:schemas-microsoft-com:office:word" xmlns:w="http://schemas.openxmlformats.org/wordprocessingml/2006/main" xmlns:w14="http://schemas.microsoft.com/office/word/2010/wordml" xmlns:w15="http://schemas.microsoft.com/office/word/2012/wordml" xmlns:w16cex="http://schemas.microsoft.com/office/word/2018/wordml/cex" xmlns:w16cid="http://schemas.microsoft.com/office/word/2016/wordml/cid" xmlns:w16="http://schemas.microsoft.com/office/word/2018/wordml" xmlns:w16sdtdh="http://schemas.microsoft.com/office/word/2020/wordml/sdtdatahash" xmlns:w16se="http://schemas.microsoft.com/office/word/2015/wordml/symex" xmlns:wpg="http://schemas.microsoft.com/office/word/2010/wordprocessingGroup" xmlns:wpi="http://schemas.microsoft.com/office/word/2010/wordprocessingInk" xmlns:wne="http://schemas.microsoft.com/office/word/2006/wordml" xmlns:wps="http://schemas.microsoft.com/office/word/2010/wordprocessingShape" mc:Ignorable="w14 w15 w16se w16cid w16 w16cex w16sdtdh wp14">
+<w:ftr xmlns:wpc="http://schemas.microsoft.com/office/word/2010/wordprocessingCanvas" xmlns:cx="http://schemas.microsoft.com/office/drawing/2014/chartex" xmlns:cx1="http://schemas.microsoft.com/office/drawing/2015/9/8/chartex" xmlns:cx2="http://schemas.microsoft.com/office/drawing/2015/10/21/chartex" xmlns:cx3="http://schemas.microsoft.com/office/drawing/2016/5/9/chartex" xmlns:cx4="http://schemas.microsoft.com/office/drawing/2016/5/10/chartex" xmlns:cx5="http://schemas.microsoft.com/office/drawing/2016/5/11/chartex" xmlns:cx6="http://schemas.microsoft.com/office/drawing/2016/5/12/chartex" xmlns:cx7="http://schemas.microsoft.com/office/drawing/2016/5/13/chartex" xmlns:cx8="http://schemas.microsoft.com/office/drawing/2016/5/14/chartex" xmlns:mc="http://schemas.openxmlformats.org/markup-compatibility/2006" xmlns:aink="http://schemas.microsoft.com/office/drawing/2016/ink" xmlns:am3d="http://schemas.microsoft.com/office/drawing/2017/model3d" xmlns:o="urn:schemas-microsoft-com:office:office" xmlns:oel="http://schemas.microsoft.com/office/2019/extlst" xmlns:r="http://schemas.openxmlformats.org/officeDocument/2006/relationships" xmlns:m="http://schemas.openxmlformats.org/officeDocument/2006/math" xmlns:v="urn:schemas-microsoft-com:vml" xmlns:wp14="http://schemas.microsoft.com/office/word/2010/wordprocessingDrawing" xmlns:wp="http://schemas.openxmlformats.org/drawingml/2006/wordprocessingDrawing" xmlns:w10="urn:schemas-microsoft-com:office:word" xmlns:w="http://schemas.openxmlformats.org/wordprocessingml/2006/main" xmlns:w14="http://schemas.microsoft.com/office/word/2010/wordml" xmlns:w15="http://schemas.microsoft.com/office/word/2012/wordml" xmlns:w16cex="http://schemas.microsoft.com/office/word/2018/wordml/cex" xmlns:w16cid="http://schemas.microsoft.com/office/word/2016/wordml/cid" xmlns:w16="http://schemas.microsoft.com/office/word/2018/wordml" xmlns:w16du="http://schemas.microsoft.com/office/word/2023/wordml/word16du" xmlns:w16sdtdh="http://schemas.microsoft.com/office/word/2020/wordml/sdtdatahash" xmlns:w16sdtfl="http://schemas.microsoft.com/office/word/2024/wordml/sdtformatlock" xmlns:w16se="http://schemas.microsoft.com/office/word/2015/wordml/symex" xmlns:wpg="http://schemas.microsoft.com/office/word/2010/wordprocessingGroup" xmlns:wpi="http://schemas.microsoft.com/office/word/2010/wordprocessingInk" xmlns:wne="http://schemas.microsoft.com/office/word/2006/wordml" xmlns:wps="http://schemas.microsoft.com/office/word/2010/wordprocessingShape" mc:Ignorable="w14 w15 w16se w16cid w16 w16cex w16sdtdh w16sdtfl w16du wp14">
   <w:p>
     <w:pPr>
       <w:pBdr>
@@ -24978,7 +24829,7 @@
 </file>
 
 <file path=word/footnotes.xml><?xml version="1.0" encoding="utf-8"?>
-<w:footnotes xmlns:wpc="http://schemas.microsoft.com/office/word/2010/wordprocessingCanvas" xmlns:cx="http://schemas.microsoft.com/office/drawing/2014/chartex" xmlns:cx1="http://schemas.microsoft.com/office/drawing/2015/9/8/chartex" xmlns:cx2="http://schemas.microsoft.com/office/drawing/2015/10/21/chartex" xmlns:cx3="http://schemas.microsoft.com/office/drawing/2016/5/9/chartex" xmlns:cx4="http://schemas.microsoft.com/office/drawing/2016/5/10/chartex" xmlns:cx5="http://schemas.microsoft.com/office/drawing/2016/5/11/chartex" xmlns:cx6="http://schemas.microsoft.com/office/drawing/2016/5/12/chartex" xmlns:cx7="http://schemas.microsoft.com/office/drawing/2016/5/13/chartex" xmlns:cx8="http://schemas.microsoft.com/office/drawing/2016/5/14/chartex" xmlns:mc="http://schemas.openxmlformats.org/markup-compatibility/2006" xmlns:aink="http://schemas.microsoft.com/office/drawing/2016/ink" xmlns:am3d="http://schemas.microsoft.com/office/drawing/2017/model3d" xmlns:o="urn:schemas-microsoft-com:office:office" xmlns:oel="http://schemas.microsoft.com/office/2019/extlst" xmlns:r="http://schemas.openxmlformats.org/officeDocument/2006/relationships" xmlns:m="http://schemas.openxmlformats.org/officeDocument/2006/math" xmlns:v="urn:schemas-microsoft-com:vml" xmlns:wp14="http://schemas.microsoft.com/office/word/2010/wordprocessingDrawing" xmlns:wp="http://schemas.openxmlformats.org/drawingml/2006/wordprocessingDrawing" xmlns:w10="urn:schemas-microsoft-com:office:word" xmlns:w="http://schemas.openxmlformats.org/wordprocessingml/2006/main" xmlns:w14="http://schemas.microsoft.com/office/word/2010/wordml" xmlns:w15="http://schemas.microsoft.com/office/word/2012/wordml" xmlns:w16cex="http://schemas.microsoft.com/office/word/2018/wordml/cex" xmlns:w16cid="http://schemas.microsoft.com/office/word/2016/wordml/cid" xmlns:w16="http://schemas.microsoft.com/office/word/2018/wordml" xmlns:w16sdtdh="http://schemas.microsoft.com/office/word/2020/wordml/sdtdatahash" xmlns:w16se="http://schemas.microsoft.com/office/word/2015/wordml/symex" xmlns:wpg="http://schemas.microsoft.com/office/word/2010/wordprocessingGroup" xmlns:wpi="http://schemas.microsoft.com/office/word/2010/wordprocessingInk" xmlns:wne="http://schemas.microsoft.com/office/word/2006/wordml" xmlns:wps="http://schemas.microsoft.com/office/word/2010/wordprocessingShape" mc:Ignorable="w14 w15 w16se w16cid w16 w16cex w16sdtdh wp14">
+<w:footnotes xmlns:wpc="http://schemas.microsoft.com/office/word/2010/wordprocessingCanvas" xmlns:cx="http://schemas.microsoft.com/office/drawing/2014/chartex" xmlns:cx1="http://schemas.microsoft.com/office/drawing/2015/9/8/chartex" xmlns:cx2="http://schemas.microsoft.com/office/drawing/2015/10/21/chartex" xmlns:cx3="http://schemas.microsoft.com/office/drawing/2016/5/9/chartex" xmlns:cx4="http://schemas.microsoft.com/office/drawing/2016/5/10/chartex" xmlns:cx5="http://schemas.microsoft.com/office/drawing/2016/5/11/chartex" xmlns:cx6="http://schemas.microsoft.com/office/drawing/2016/5/12/chartex" xmlns:cx7="http://schemas.microsoft.com/office/drawing/2016/5/13/chartex" xmlns:cx8="http://schemas.microsoft.com/office/drawing/2016/5/14/chartex" xmlns:mc="http://schemas.openxmlformats.org/markup-compatibility/2006" xmlns:aink="http://schemas.microsoft.com/office/drawing/2016/ink" xmlns:am3d="http://schemas.microsoft.com/office/drawing/2017/model3d" xmlns:o="urn:schemas-microsoft-com:office:office" xmlns:oel="http://schemas.microsoft.com/office/2019/extlst" xmlns:r="http://schemas.openxmlformats.org/officeDocument/2006/relationships" xmlns:m="http://schemas.openxmlformats.org/officeDocument/2006/math" xmlns:v="urn:schemas-microsoft-com:vml" xmlns:wp14="http://schemas.microsoft.com/office/word/2010/wordprocessingDrawing" xmlns:wp="http://schemas.openxmlformats.org/drawingml/2006/wordprocessingDrawing" xmlns:w10="urn:schemas-microsoft-com:office:word" xmlns:w="http://schemas.openxmlformats.org/wordprocessingml/2006/main" xmlns:w14="http://schemas.microsoft.com/office/word/2010/wordml" xmlns:w15="http://schemas.microsoft.com/office/word/2012/wordml" xmlns:w16cex="http://schemas.microsoft.com/office/word/2018/wordml/cex" xmlns:w16cid="http://schemas.microsoft.com/office/word/2016/wordml/cid" xmlns:w16="http://schemas.microsoft.com/office/word/2018/wordml" xmlns:w16du="http://schemas.microsoft.com/office/word/2023/wordml/word16du" xmlns:w16sdtdh="http://schemas.microsoft.com/office/word/2020/wordml/sdtdatahash" xmlns:w16sdtfl="http://schemas.microsoft.com/office/word/2024/wordml/sdtformatlock" xmlns:w16se="http://schemas.microsoft.com/office/word/2015/wordml/symex" xmlns:wpg="http://schemas.microsoft.com/office/word/2010/wordprocessingGroup" xmlns:wpi="http://schemas.microsoft.com/office/word/2010/wordprocessingInk" xmlns:wne="http://schemas.microsoft.com/office/word/2006/wordml" xmlns:wps="http://schemas.microsoft.com/office/word/2010/wordprocessingShape" mc:Ignorable="w14 w15 w16se w16cid w16 w16cex w16sdtdh w16sdtfl w16du wp14">
   <w:footnote w:type="separator" w:id="-1">
     <w:p>
       <w:pPr>
@@ -25003,7 +24854,7 @@
 </file>
 
 <file path=word/header1.xml><?xml version="1.0" encoding="utf-8"?>
-<w:hdr xmlns:wpc="http://schemas.microsoft.com/office/word/2010/wordprocessingCanvas" xmlns:cx="http://schemas.microsoft.com/office/drawing/2014/chartex" xmlns:cx1="http://schemas.microsoft.com/office/drawing/2015/9/8/chartex" xmlns:cx2="http://schemas.microsoft.com/office/drawing/2015/10/21/chartex" xmlns:cx3="http://schemas.microsoft.com/office/drawing/2016/5/9/chartex" xmlns:cx4="http://schemas.microsoft.com/office/drawing/2016/5/10/chartex" xmlns:cx5="http://schemas.microsoft.com/office/drawing/2016/5/11/chartex" xmlns:cx6="http://schemas.microsoft.com/office/drawing/2016/5/12/chartex" xmlns:cx7="http://schemas.microsoft.com/office/drawing/2016/5/13/chartex" xmlns:cx8="http://schemas.microsoft.com/office/drawing/2016/5/14/chartex" xmlns:mc="http://schemas.openxmlformats.org/markup-compatibility/2006" xmlns:aink="http://schemas.microsoft.com/office/drawing/2016/ink" xmlns:am3d="http://schemas.microsoft.com/office/drawing/2017/model3d" xmlns:o="urn:schemas-microsoft-com:office:office" xmlns:oel="http://schemas.microsoft.com/office/2019/extlst" xmlns:r="http://schemas.openxmlformats.org/officeDocument/2006/relationships" xmlns:m="http://schemas.openxmlformats.org/officeDocument/2006/math" xmlns:v="urn:schemas-microsoft-com:vml" xmlns:wp14="http://schemas.microsoft.com/office/word/2010/wordprocessingDrawing" xmlns:wp="http://schemas.openxmlformats.org/drawingml/2006/wordprocessingDrawing" xmlns:w10="urn:schemas-microsoft-com:office:word" xmlns:w="http://schemas.openxmlformats.org/wordprocessingml/2006/main" xmlns:w14="http://schemas.microsoft.com/office/word/2010/wordml" xmlns:w15="http://schemas.microsoft.com/office/word/2012/wordml" xmlns:w16cex="http://schemas.microsoft.com/office/word/2018/wordml/cex" xmlns:w16cid="http://schemas.microsoft.com/office/word/2016/wordml/cid" xmlns:w16="http://schemas.microsoft.com/office/word/2018/wordml" xmlns:w16sdtdh="http://schemas.microsoft.com/office/word/2020/wordml/sdtdatahash" xmlns:w16se="http://schemas.microsoft.com/office/word/2015/wordml/symex" xmlns:wpg="http://schemas.microsoft.com/office/word/2010/wordprocessingGroup" xmlns:wpi="http://schemas.microsoft.com/office/word/2010/wordprocessingInk" xmlns:wne="http://schemas.microsoft.com/office/word/2006/wordml" xmlns:wps="http://schemas.microsoft.com/office/word/2010/wordprocessingShape" mc:Ignorable="w14 w15 w16se w16cid w16 w16cex w16sdtdh wp14">
+<w:hdr xmlns:wpc="http://schemas.microsoft.com/office/word/2010/wordprocessingCanvas" xmlns:cx="http://schemas.microsoft.com/office/drawing/2014/chartex" xmlns:cx1="http://schemas.microsoft.com/office/drawing/2015/9/8/chartex" xmlns:cx2="http://schemas.microsoft.com/office/drawing/2015/10/21/chartex" xmlns:cx3="http://schemas.microsoft.com/office/drawing/2016/5/9/chartex" xmlns:cx4="http://schemas.microsoft.com/office/drawing/2016/5/10/chartex" xmlns:cx5="http://schemas.microsoft.com/office/drawing/2016/5/11/chartex" xmlns:cx6="http://schemas.microsoft.com/office/drawing/2016/5/12/chartex" xmlns:cx7="http://schemas.microsoft.com/office/drawing/2016/5/13/chartex" xmlns:cx8="http://schemas.microsoft.com/office/drawing/2016/5/14/chartex" xmlns:mc="http://schemas.openxmlformats.org/markup-compatibility/2006" xmlns:aink="http://schemas.microsoft.com/office/drawing/2016/ink" xmlns:am3d="http://schemas.microsoft.com/office/drawing/2017/model3d" xmlns:o="urn:schemas-microsoft-com:office:office" xmlns:oel="http://schemas.microsoft.com/office/2019/extlst" xmlns:r="http://schemas.openxmlformats.org/officeDocument/2006/relationships" xmlns:m="http://schemas.openxmlformats.org/officeDocument/2006/math" xmlns:v="urn:schemas-microsoft-com:vml" xmlns:wp14="http://schemas.microsoft.com/office/word/2010/wordprocessingDrawing" xmlns:wp="http://schemas.openxmlformats.org/drawingml/2006/wordprocessingDrawing" xmlns:w10="urn:schemas-microsoft-com:office:word" xmlns:w="http://schemas.openxmlformats.org/wordprocessingml/2006/main" xmlns:w14="http://schemas.microsoft.com/office/word/2010/wordml" xmlns:w15="http://schemas.microsoft.com/office/word/2012/wordml" xmlns:w16cex="http://schemas.microsoft.com/office/word/2018/wordml/cex" xmlns:w16cid="http://schemas.microsoft.com/office/word/2016/wordml/cid" xmlns:w16="http://schemas.microsoft.com/office/word/2018/wordml" xmlns:w16du="http://schemas.microsoft.com/office/word/2023/wordml/word16du" xmlns:w16sdtdh="http://schemas.microsoft.com/office/word/2020/wordml/sdtdatahash" xmlns:w16sdtfl="http://schemas.microsoft.com/office/word/2024/wordml/sdtformatlock" xmlns:w16se="http://schemas.microsoft.com/office/word/2015/wordml/symex" xmlns:wpg="http://schemas.microsoft.com/office/word/2010/wordprocessingGroup" xmlns:wpi="http://schemas.microsoft.com/office/word/2010/wordprocessingInk" xmlns:wne="http://schemas.microsoft.com/office/word/2006/wordml" xmlns:wps="http://schemas.microsoft.com/office/word/2010/wordprocessingShape" mc:Ignorable="w14 w15 w16se w16cid w16 w16cex w16sdtdh w16sdtfl w16du wp14">
   <w:p>
     <w:pPr>
       <w:pStyle w:val="Header"/>
@@ -25024,7 +24875,7 @@
 </file>
 
 <file path=word/header2.xml><?xml version="1.0" encoding="utf-8"?>
-<w:hdr xmlns:wpc="http://schemas.microsoft.com/office/word/2010/wordprocessingCanvas" xmlns:cx="http://schemas.microsoft.com/office/drawing/2014/chartex" xmlns:cx1="http://schemas.microsoft.com/office/drawing/2015/9/8/chartex" xmlns:cx2="http://schemas.microsoft.com/office/drawing/2015/10/21/chartex" xmlns:cx3="http://schemas.microsoft.com/office/drawing/2016/5/9/chartex" xmlns:cx4="http://schemas.microsoft.com/office/drawing/2016/5/10/chartex" xmlns:cx5="http://schemas.microsoft.com/office/drawing/2016/5/11/chartex" xmlns:cx6="http://schemas.microsoft.com/office/drawing/2016/5/12/chartex" xmlns:cx7="http://schemas.microsoft.com/office/drawing/2016/5/13/chartex" xmlns:cx8="http://schemas.microsoft.com/office/drawing/2016/5/14/chartex" xmlns:mc="http://schemas.openxmlformats.org/markup-compatibility/2006" xmlns:aink="http://schemas.microsoft.com/office/drawing/2016/ink" xmlns:am3d="http://schemas.microsoft.com/office/drawing/2017/model3d" xmlns:o="urn:schemas-microsoft-com:office:office" xmlns:oel="http://schemas.microsoft.com/office/2019/extlst" xmlns:r="http://schemas.openxmlformats.org/officeDocument/2006/relationships" xmlns:m="http://schemas.openxmlformats.org/officeDocument/2006/math" xmlns:v="urn:schemas-microsoft-com:vml" xmlns:wp14="http://schemas.microsoft.com/office/word/2010/wordprocessingDrawing" xmlns:wp="http://schemas.openxmlformats.org/drawingml/2006/wordprocessingDrawing" xmlns:w10="urn:schemas-microsoft-com:office:word" xmlns:w="http://schemas.openxmlformats.org/wordprocessingml/2006/main" xmlns:w14="http://schemas.microsoft.com/office/word/2010/wordml" xmlns:w15="http://schemas.microsoft.com/office/word/2012/wordml" xmlns:w16cex="http://schemas.microsoft.com/office/word/2018/wordml/cex" xmlns:w16cid="http://schemas.microsoft.com/office/word/2016/wordml/cid" xmlns:w16="http://schemas.microsoft.com/office/word/2018/wordml" xmlns:w16sdtdh="http://schemas.microsoft.com/office/word/2020/wordml/sdtdatahash" xmlns:w16se="http://schemas.microsoft.com/office/word/2015/wordml/symex" xmlns:wpg="http://schemas.microsoft.com/office/word/2010/wordprocessingGroup" xmlns:wpi="http://schemas.microsoft.com/office/word/2010/wordprocessingInk" xmlns:wne="http://schemas.microsoft.com/office/word/2006/wordml" xmlns:wps="http://schemas.microsoft.com/office/word/2010/wordprocessingShape" mc:Ignorable="w14 w15 w16se w16cid w16 w16cex w16sdtdh wp14">
+<w:hdr xmlns:wpc="http://schemas.microsoft.com/office/word/2010/wordprocessingCanvas" xmlns:cx="http://schemas.microsoft.com/office/drawing/2014/chartex" xmlns:cx1="http://schemas.microsoft.com/office/drawing/2015/9/8/chartex" xmlns:cx2="http://schemas.microsoft.com/office/drawing/2015/10/21/chartex" xmlns:cx3="http://schemas.microsoft.com/office/drawing/2016/5/9/chartex" xmlns:cx4="http://schemas.microsoft.com/office/drawing/2016/5/10/chartex" xmlns:cx5="http://schemas.microsoft.com/office/drawing/2016/5/11/chartex" xmlns:cx6="http://schemas.microsoft.com/office/drawing/2016/5/12/chartex" xmlns:cx7="http://schemas.microsoft.com/office/drawing/2016/5/13/chartex" xmlns:cx8="http://schemas.microsoft.com/office/drawing/2016/5/14/chartex" xmlns:mc="http://schemas.openxmlformats.org/markup-compatibility/2006" xmlns:aink="http://schemas.microsoft.com/office/drawing/2016/ink" xmlns:am3d="http://schemas.microsoft.com/office/drawing/2017/model3d" xmlns:o="urn:schemas-microsoft-com:office:office" xmlns:oel="http://schemas.microsoft.com/office/2019/extlst" xmlns:r="http://schemas.openxmlformats.org/officeDocument/2006/relationships" xmlns:m="http://schemas.openxmlformats.org/officeDocument/2006/math" xmlns:v="urn:schemas-microsoft-com:vml" xmlns:wp14="http://schemas.microsoft.com/office/word/2010/wordprocessingDrawing" xmlns:wp="http://schemas.openxmlformats.org/drawingml/2006/wordprocessingDrawing" xmlns:w10="urn:schemas-microsoft-com:office:word" xmlns:w="http://schemas.openxmlformats.org/wordprocessingml/2006/main" xmlns:w14="http://schemas.microsoft.com/office/word/2010/wordml" xmlns:w15="http://schemas.microsoft.com/office/word/2012/wordml" xmlns:w16cex="http://schemas.microsoft.com/office/word/2018/wordml/cex" xmlns:w16cid="http://schemas.microsoft.com/office/word/2016/wordml/cid" xmlns:w16="http://schemas.microsoft.com/office/word/2018/wordml" xmlns:w16du="http://schemas.microsoft.com/office/word/2023/wordml/word16du" xmlns:w16sdtdh="http://schemas.microsoft.com/office/word/2020/wordml/sdtdatahash" xmlns:w16sdtfl="http://schemas.microsoft.com/office/word/2024/wordml/sdtformatlock" xmlns:w16se="http://schemas.microsoft.com/office/word/2015/wordml/symex" xmlns:wpg="http://schemas.microsoft.com/office/word/2010/wordprocessingGroup" xmlns:wpi="http://schemas.microsoft.com/office/word/2010/wordprocessingInk" xmlns:wne="http://schemas.microsoft.com/office/word/2006/wordml" xmlns:wps="http://schemas.microsoft.com/office/word/2010/wordprocessingShape" mc:Ignorable="w14 w15 w16se w16cid w16 w16cex w16sdtdh w16sdtfl w16du wp14">
   <w:p>
     <w:pPr>
       <w:pStyle w:val="Header"/>
@@ -25037,7 +24888,7 @@
 </file>
 
 <file path=word/styles.xml><?xml version="1.0" encoding="utf-8"?>
-<w:styles xmlns:mc="http://schemas.openxmlformats.org/markup-compatibility/2006" xmlns:r="http://schemas.openxmlformats.org/officeDocument/2006/relationships" xmlns:w="http://schemas.openxmlformats.org/wordprocessingml/2006/main" xmlns:w14="http://schemas.microsoft.com/office/word/2010/wordml" xmlns:w15="http://schemas.microsoft.com/office/word/2012/wordml" xmlns:w16cex="http://schemas.microsoft.com/office/word/2018/wordml/cex" xmlns:w16cid="http://schemas.microsoft.com/office/word/2016/wordml/cid" xmlns:w16="http://schemas.microsoft.com/office/word/2018/wordml" xmlns:w16sdtdh="http://schemas.microsoft.com/office/word/2020/wordml/sdtdatahash" xmlns:w16se="http://schemas.microsoft.com/office/word/2015/wordml/symex" mc:Ignorable="w14 w15 w16se w16cid w16 w16cex w16sdtdh">
+<w:styles xmlns:mc="http://schemas.openxmlformats.org/markup-compatibility/2006" xmlns:r="http://schemas.openxmlformats.org/officeDocument/2006/relationships" xmlns:w="http://schemas.openxmlformats.org/wordprocessingml/2006/main" xmlns:w14="http://schemas.microsoft.com/office/word/2010/wordml" xmlns:w15="http://schemas.microsoft.com/office/word/2012/wordml" xmlns:w16cex="http://schemas.microsoft.com/office/word/2018/wordml/cex" xmlns:w16cid="http://schemas.microsoft.com/office/word/2016/wordml/cid" xmlns:w16="http://schemas.microsoft.com/office/word/2018/wordml" xmlns:w16du="http://schemas.microsoft.com/office/word/2023/wordml/word16du" xmlns:w16sdtdh="http://schemas.microsoft.com/office/word/2020/wordml/sdtdatahash" xmlns:w16sdtfl="http://schemas.microsoft.com/office/word/2024/wordml/sdtformatlock" xmlns:w16se="http://schemas.microsoft.com/office/word/2015/wordml/symex" mc:Ignorable="w14 w15 w16se w16cid w16 w16cex w16sdtdh w16sdtfl w16du">
   <w:docDefaults>
     <w:rPrDefault>
       <w:rPr>

--- a/TS Jatai Ghanam Project/TS 2.5/TS 2.5 Jatai Malayalam Corrections.docx
+++ b/TS Jatai Ghanam Project/TS 2.5/TS 2.5 Jatai Malayalam Corrections.docx
@@ -1,6 +1,6 @@
 
 <file path=word/document.xml><?xml version="1.0" encoding="utf-8"?>
-<w:document xmlns:wpc="http://schemas.microsoft.com/office/word/2010/wordprocessingCanvas" xmlns:cx="http://schemas.microsoft.com/office/drawing/2014/chartex" xmlns:cx1="http://schemas.microsoft.com/office/drawing/2015/9/8/chartex" xmlns:cx2="http://schemas.microsoft.com/office/drawing/2015/10/21/chartex" xmlns:cx3="http://schemas.microsoft.com/office/drawing/2016/5/9/chartex" xmlns:cx4="http://schemas.microsoft.com/office/drawing/2016/5/10/chartex" xmlns:cx5="http://schemas.microsoft.com/office/drawing/2016/5/11/chartex" xmlns:cx6="http://schemas.microsoft.com/office/drawing/2016/5/12/chartex" xmlns:cx7="http://schemas.microsoft.com/office/drawing/2016/5/13/chartex" xmlns:cx8="http://schemas.microsoft.com/office/drawing/2016/5/14/chartex" xmlns:mc="http://schemas.openxmlformats.org/markup-compatibility/2006" xmlns:aink="http://schemas.microsoft.com/office/drawing/2016/ink" xmlns:am3d="http://schemas.microsoft.com/office/drawing/2017/model3d" xmlns:o="urn:schemas-microsoft-com:office:office" xmlns:oel="http://schemas.microsoft.com/office/2019/extlst" xmlns:r="http://schemas.openxmlformats.org/officeDocument/2006/relationships" xmlns:m="http://schemas.openxmlformats.org/officeDocument/2006/math" xmlns:v="urn:schemas-microsoft-com:vml" xmlns:wp14="http://schemas.microsoft.com/office/word/2010/wordprocessingDrawing" xmlns:wp="http://schemas.openxmlformats.org/drawingml/2006/wordprocessingDrawing" xmlns:w10="urn:schemas-microsoft-com:office:word" xmlns:w="http://schemas.openxmlformats.org/wordprocessingml/2006/main" xmlns:w14="http://schemas.microsoft.com/office/word/2010/wordml" xmlns:w15="http://schemas.microsoft.com/office/word/2012/wordml" xmlns:w16cex="http://schemas.microsoft.com/office/word/2018/wordml/cex" xmlns:w16cid="http://schemas.microsoft.com/office/word/2016/wordml/cid" xmlns:w16="http://schemas.microsoft.com/office/word/2018/wordml" xmlns:w16du="http://schemas.microsoft.com/office/word/2023/wordml/word16du" xmlns:w16sdtdh="http://schemas.microsoft.com/office/word/2020/wordml/sdtdatahash" xmlns:w16sdtfl="http://schemas.microsoft.com/office/word/2024/wordml/sdtformatlock" xmlns:w16se="http://schemas.microsoft.com/office/word/2015/wordml/symex" xmlns:wpg="http://schemas.microsoft.com/office/word/2010/wordprocessingGroup" xmlns:wpi="http://schemas.microsoft.com/office/word/2010/wordprocessingInk" xmlns:wne="http://schemas.microsoft.com/office/word/2006/wordml" xmlns:wps="http://schemas.microsoft.com/office/word/2010/wordprocessingShape" mc:Ignorable="w14 w15 w16se w16cid w16 w16cex w16sdtdh w16sdtfl w16du wp14">
+<w:document xmlns:wpc="http://schemas.microsoft.com/office/word/2010/wordprocessingCanvas" xmlns:cx="http://schemas.microsoft.com/office/drawing/2014/chartex" xmlns:cx1="http://schemas.microsoft.com/office/drawing/2015/9/8/chartex" xmlns:cx2="http://schemas.microsoft.com/office/drawing/2015/10/21/chartex" xmlns:cx3="http://schemas.microsoft.com/office/drawing/2016/5/9/chartex" xmlns:cx4="http://schemas.microsoft.com/office/drawing/2016/5/10/chartex" xmlns:cx5="http://schemas.microsoft.com/office/drawing/2016/5/11/chartex" xmlns:cx6="http://schemas.microsoft.com/office/drawing/2016/5/12/chartex" xmlns:cx7="http://schemas.microsoft.com/office/drawing/2016/5/13/chartex" xmlns:cx8="http://schemas.microsoft.com/office/drawing/2016/5/14/chartex" xmlns:mc="http://schemas.openxmlformats.org/markup-compatibility/2006" xmlns:aink="http://schemas.microsoft.com/office/drawing/2016/ink" xmlns:am3d="http://schemas.microsoft.com/office/drawing/2017/model3d" xmlns:o="urn:schemas-microsoft-com:office:office" xmlns:oel="http://schemas.microsoft.com/office/2019/extlst" xmlns:r="http://schemas.openxmlformats.org/officeDocument/2006/relationships" xmlns:m="http://schemas.openxmlformats.org/officeDocument/2006/math" xmlns:v="urn:schemas-microsoft-com:vml" xmlns:wp14="http://schemas.microsoft.com/office/word/2010/wordprocessingDrawing" xmlns:wp="http://schemas.openxmlformats.org/drawingml/2006/wordprocessingDrawing" xmlns:w10="urn:schemas-microsoft-com:office:word" xmlns:w="http://schemas.openxmlformats.org/wordprocessingml/2006/main" xmlns:w14="http://schemas.microsoft.com/office/word/2010/wordml" xmlns:w15="http://schemas.microsoft.com/office/word/2012/wordml" xmlns:w16cei="http://schemas.microsoft.com/office/word/2026/wordml/cei" xmlns:w16cex="http://schemas.microsoft.com/office/word/2018/wordml/cex" xmlns:w16cid="http://schemas.microsoft.com/office/word/2016/wordml/cid" xmlns:w16="http://schemas.microsoft.com/office/word/2018/wordml" xmlns:w16du="http://schemas.microsoft.com/office/word/2023/wordml/word16du" xmlns:w16sdtdh="http://schemas.microsoft.com/office/word/2020/wordml/sdtdatahash" xmlns:w16sdtfl="http://schemas.microsoft.com/office/word/2024/wordml/sdtformatlock" xmlns:w16se="http://schemas.microsoft.com/office/word/2015/wordml/symex" xmlns:wpg="http://schemas.microsoft.com/office/word/2010/wordprocessingGroup" xmlns:wpi="http://schemas.microsoft.com/office/word/2010/wordprocessingInk" xmlns:wne="http://schemas.microsoft.com/office/word/2006/wordml" xmlns:wps="http://schemas.microsoft.com/office/word/2010/wordprocessingShape" mc:Ignorable="w14 w15 w16se w16cid w16 w16cex w16sdtdh w16sdtfl w16du wp14">
   <w:body>
     <w:p>
       <w:pPr>
@@ -50,10 +50,9 @@
           <w:bCs/>
           <w:sz w:val="32"/>
           <w:szCs w:val="32"/>
-          <w:highlight w:val="red"/>
           <w:u w:val="single"/>
         </w:rPr>
-        <w:t>??????</w:t>
+        <w:t>31st July 2026</w:t>
       </w:r>
     </w:p>
     <w:p>
@@ -285,8 +284,19 @@
                 <w:sz w:val="32"/>
                 <w:szCs w:val="40"/>
               </w:rPr>
-              <w:t>)-  ey</w:t>
-            </w:r>
+              <w:t>)</w:t>
+            </w:r>
+            <w:proofErr w:type="gramStart"/>
+            <w:r>
+              <w:rPr>
+                <w:rFonts w:ascii="BRH Malayalam Extra" w:hAnsi="BRH Malayalam Extra" w:cs="BRH Malayalam Extra"/>
+                <w:color w:val="000000"/>
+                <w:sz w:val="32"/>
+                <w:szCs w:val="40"/>
+              </w:rPr>
+              <w:t>-  ey</w:t>
+            </w:r>
+            <w:proofErr w:type="gramEnd"/>
             <w:r>
               <w:rPr>
                 <w:rFonts w:ascii="BRH Malayalam Extra" w:hAnsi="BRH Malayalam Extra" w:cs="BRH Malayalam Extra"/>
@@ -539,8 +549,19 @@
                 <w:sz w:val="32"/>
                 <w:szCs w:val="40"/>
               </w:rPr>
-              <w:t>)-  ey</w:t>
-            </w:r>
+              <w:t>)</w:t>
+            </w:r>
+            <w:proofErr w:type="gramStart"/>
+            <w:r>
+              <w:rPr>
+                <w:rFonts w:ascii="BRH Malayalam Extra" w:hAnsi="BRH Malayalam Extra" w:cs="BRH Malayalam Extra"/>
+                <w:color w:val="000000"/>
+                <w:sz w:val="32"/>
+                <w:szCs w:val="40"/>
+              </w:rPr>
+              <w:t>-  ey</w:t>
+            </w:r>
+            <w:proofErr w:type="gramEnd"/>
             <w:r>
               <w:rPr>
                 <w:rFonts w:ascii="BRH Malayalam Extra" w:hAnsi="BRH Malayalam Extra" w:cs="BRH Malayalam Extra"/>
@@ -681,61 +702,6 @@
               </w:rPr>
               <w:t xml:space="preserve"> CZy— eye¥Z | </w:t>
             </w:r>
-          </w:p>
-        </w:tc>
-      </w:tr>
-      <w:tr>
-        <w:trPr>
-          <w:trHeight w:val="1121"/>
-        </w:trPr>
-        <w:tc>
-          <w:tcPr>
-            <w:tcW w:w="7514" w:type="dxa"/>
-            <w:tcBorders>
-              <w:top w:val="single" w:sz="4" w:space="0" w:color="000000"/>
-              <w:left w:val="single" w:sz="4" w:space="0" w:color="000000"/>
-              <w:bottom w:val="single" w:sz="4" w:space="0" w:color="000000"/>
-              <w:right w:val="single" w:sz="4" w:space="0" w:color="000000"/>
-            </w:tcBorders>
-          </w:tcPr>
-          <w:p>
-            <w:pPr>
-              <w:widowControl w:val="0"/>
-              <w:autoSpaceDE w:val="0"/>
-              <w:autoSpaceDN w:val="0"/>
-              <w:adjustRightInd w:val="0"/>
-              <w:spacing w:before="0" w:line="240" w:lineRule="auto"/>
-              <w:rPr>
-                <w:rFonts w:cs="BRH Malayalam Extra"/>
-                <w:color w:val="000000"/>
-                <w:szCs w:val="40"/>
-              </w:rPr>
-            </w:pPr>
-          </w:p>
-        </w:tc>
-        <w:tc>
-          <w:tcPr>
-            <w:tcW w:w="7371" w:type="dxa"/>
-            <w:tcBorders>
-              <w:top w:val="single" w:sz="4" w:space="0" w:color="000000"/>
-              <w:left w:val="single" w:sz="4" w:space="0" w:color="000000"/>
-              <w:bottom w:val="single" w:sz="4" w:space="0" w:color="000000"/>
-              <w:right w:val="single" w:sz="4" w:space="0" w:color="000000"/>
-            </w:tcBorders>
-          </w:tcPr>
-          <w:p>
-            <w:pPr>
-              <w:widowControl w:val="0"/>
-              <w:autoSpaceDE w:val="0"/>
-              <w:autoSpaceDN w:val="0"/>
-              <w:adjustRightInd w:val="0"/>
-              <w:spacing w:before="0" w:line="240" w:lineRule="auto"/>
-              <w:rPr>
-                <w:rFonts w:cs="BRH Malayalam Extra"/>
-                <w:color w:val="000000"/>
-                <w:szCs w:val="40"/>
-              </w:rPr>
-            </w:pPr>
           </w:p>
         </w:tc>
       </w:tr>
@@ -752,11 +718,7 @@
           <w:u w:val="single"/>
         </w:rPr>
       </w:pPr>
-    </w:p>
-    <w:p>
-      <w:pPr>
-        <w:spacing w:before="0" w:line="240" w:lineRule="auto"/>
-        <w:jc w:val="center"/>
+      <w:r>
         <w:rPr>
           <w:b/>
           <w:bCs/>
@@ -764,20 +726,8 @@
           <w:szCs w:val="32"/>
           <w:u w:val="single"/>
         </w:rPr>
-      </w:pPr>
-    </w:p>
-    <w:p>
-      <w:pPr>
-        <w:spacing w:before="0" w:line="240" w:lineRule="auto"/>
-        <w:jc w:val="center"/>
-        <w:rPr>
-          <w:b/>
-          <w:bCs/>
-          <w:sz w:val="32"/>
-          <w:szCs w:val="32"/>
-          <w:u w:val="single"/>
-        </w:rPr>
-      </w:pPr>
+        <w:t>==============</w:t>
+      </w:r>
     </w:p>
     <w:p>
       <w:pPr>
@@ -1105,8 +1055,19 @@
                 <w:sz w:val="32"/>
                 <w:szCs w:val="40"/>
               </w:rPr>
-              <w:t>)-  G</w:t>
-            </w:r>
+              <w:t>)</w:t>
+            </w:r>
+            <w:proofErr w:type="gramStart"/>
+            <w:r>
+              <w:rPr>
+                <w:rFonts w:ascii="BRH Malayalam Extra" w:hAnsi="BRH Malayalam Extra" w:cs="BRH Malayalam Extra"/>
+                <w:color w:val="000000"/>
+                <w:sz w:val="32"/>
+                <w:szCs w:val="40"/>
+              </w:rPr>
+              <w:t>-  G</w:t>
+            </w:r>
+            <w:proofErr w:type="gramEnd"/>
             <w:r>
               <w:rPr>
                 <w:rFonts w:ascii="BRH Malayalam Extra" w:hAnsi="BRH Malayalam Extra" w:cs="BRH Malayalam Extra"/>
@@ -1503,8 +1464,19 @@
                 <w:sz w:val="32"/>
                 <w:szCs w:val="40"/>
               </w:rPr>
-              <w:t>)-  G</w:t>
-            </w:r>
+              <w:t>)</w:t>
+            </w:r>
+            <w:proofErr w:type="gramStart"/>
+            <w:r>
+              <w:rPr>
+                <w:rFonts w:ascii="BRH Malayalam Extra" w:hAnsi="BRH Malayalam Extra" w:cs="BRH Malayalam Extra"/>
+                <w:color w:val="000000"/>
+                <w:sz w:val="32"/>
+                <w:szCs w:val="40"/>
+              </w:rPr>
+              <w:t>-  G</w:t>
+            </w:r>
+            <w:proofErr w:type="gramEnd"/>
             <w:r>
               <w:rPr>
                 <w:rFonts w:ascii="BRH Malayalam Extra" w:hAnsi="BRH Malayalam Extra" w:cs="BRH Malayalam Extra"/>
@@ -1930,8 +1902,19 @@
                 <w:sz w:val="32"/>
                 <w:szCs w:val="40"/>
               </w:rPr>
-              <w:t>)-  öex</w:t>
-            </w:r>
+              <w:t>)</w:t>
+            </w:r>
+            <w:proofErr w:type="gramStart"/>
+            <w:r>
+              <w:rPr>
+                <w:rFonts w:ascii="BRH Malayalam Extra" w:hAnsi="BRH Malayalam Extra" w:cs="BRH Malayalam Extra"/>
+                <w:color w:val="000000"/>
+                <w:sz w:val="32"/>
+                <w:szCs w:val="40"/>
+              </w:rPr>
+              <w:t>-  öex</w:t>
+            </w:r>
+            <w:proofErr w:type="gramEnd"/>
             <w:r>
               <w:rPr>
                 <w:rFonts w:ascii="BRH Malayalam Extra" w:hAnsi="BRH Malayalam Extra" w:cs="BRH Malayalam Extra"/>
@@ -2235,8 +2218,19 @@
                 <w:sz w:val="32"/>
                 <w:szCs w:val="40"/>
               </w:rPr>
-              <w:t>)-  öex</w:t>
-            </w:r>
+              <w:t>)</w:t>
+            </w:r>
+            <w:proofErr w:type="gramStart"/>
+            <w:r>
+              <w:rPr>
+                <w:rFonts w:ascii="BRH Malayalam Extra" w:hAnsi="BRH Malayalam Extra" w:cs="BRH Malayalam Extra"/>
+                <w:color w:val="000000"/>
+                <w:sz w:val="32"/>
+                <w:szCs w:val="40"/>
+              </w:rPr>
+              <w:t>-  öex</w:t>
+            </w:r>
+            <w:proofErr w:type="gramEnd"/>
             <w:r>
               <w:rPr>
                 <w:rFonts w:ascii="BRH Malayalam Extra" w:hAnsi="BRH Malayalam Extra" w:cs="BRH Malayalam Extra"/>
@@ -2442,7 +2436,6 @@
                 <w:color w:val="000000"/>
                 <w:szCs w:val="40"/>
               </w:rPr>
-              <w:lastRenderedPageBreak/>
               <w:t>37</w:t>
             </w:r>
             <w:r>
@@ -2546,7 +2539,27 @@
                 <w:sz w:val="32"/>
                 <w:szCs w:val="40"/>
               </w:rPr>
-              <w:t>)-  Kû—¤¤mJ | kx</w:t>
+              <w:t>)</w:t>
+            </w:r>
+            <w:proofErr w:type="gramStart"/>
+            <w:r>
+              <w:rPr>
+                <w:rFonts w:ascii="BRH Malayalam Extra" w:hAnsi="BRH Malayalam Extra" w:cs="BRH Malayalam Extra"/>
+                <w:color w:val="000000"/>
+                <w:sz w:val="32"/>
+                <w:szCs w:val="40"/>
+              </w:rPr>
+              <w:t>-  Kû</w:t>
+            </w:r>
+            <w:proofErr w:type="gramEnd"/>
+            <w:r>
+              <w:rPr>
+                <w:rFonts w:ascii="BRH Malayalam Extra" w:hAnsi="BRH Malayalam Extra" w:cs="BRH Malayalam Extra"/>
+                <w:color w:val="000000"/>
+                <w:sz w:val="32"/>
+                <w:szCs w:val="40"/>
+              </w:rPr>
+              <w:t>—¤¤mJ | kx</w:t>
             </w:r>
             <w:r>
               <w:rPr>
@@ -2881,7 +2894,27 @@
                 <w:sz w:val="32"/>
                 <w:szCs w:val="40"/>
               </w:rPr>
-              <w:t>)-  Kû—¤¤mJ | kx</w:t>
+              <w:t>)</w:t>
+            </w:r>
+            <w:proofErr w:type="gramStart"/>
+            <w:r>
+              <w:rPr>
+                <w:rFonts w:ascii="BRH Malayalam Extra" w:hAnsi="BRH Malayalam Extra" w:cs="BRH Malayalam Extra"/>
+                <w:color w:val="000000"/>
+                <w:sz w:val="32"/>
+                <w:szCs w:val="40"/>
+              </w:rPr>
+              <w:t>-  Kû</w:t>
+            </w:r>
+            <w:proofErr w:type="gramEnd"/>
+            <w:r>
+              <w:rPr>
+                <w:rFonts w:ascii="BRH Malayalam Extra" w:hAnsi="BRH Malayalam Extra" w:cs="BRH Malayalam Extra"/>
+                <w:color w:val="000000"/>
+                <w:sz w:val="32"/>
+                <w:szCs w:val="40"/>
+              </w:rPr>
+              <w:t>—¤¤mJ | kx</w:t>
             </w:r>
             <w:r>
               <w:rPr>
@@ -3118,6 +3151,7 @@
                 <w:color w:val="000000"/>
                 <w:szCs w:val="40"/>
               </w:rPr>
+              <w:lastRenderedPageBreak/>
               <w:t>46</w:t>
             </w:r>
             <w:r>
@@ -3221,8 +3255,19 @@
                 <w:sz w:val="32"/>
                 <w:szCs w:val="40"/>
               </w:rPr>
-              <w:t>)-  j</w:t>
-            </w:r>
+              <w:t>)</w:t>
+            </w:r>
+            <w:proofErr w:type="gramStart"/>
+            <w:r>
+              <w:rPr>
+                <w:rFonts w:ascii="BRH Malayalam Extra" w:hAnsi="BRH Malayalam Extra" w:cs="BRH Malayalam Extra"/>
+                <w:color w:val="000000"/>
+                <w:sz w:val="32"/>
+                <w:szCs w:val="40"/>
+              </w:rPr>
+              <w:t>-  j</w:t>
+            </w:r>
+            <w:proofErr w:type="gramEnd"/>
             <w:r>
               <w:rPr>
                 <w:rFonts w:ascii="BRH Malayalam Extra" w:hAnsi="BRH Malayalam Extra" w:cs="BRH Malayalam Extra"/>
@@ -3592,7 +3637,17 @@
                 <w:sz w:val="32"/>
                 <w:szCs w:val="40"/>
               </w:rPr>
-              <w:t>)-  qûJ</w:t>
+              <w:t>)</w:t>
+            </w:r>
+            <w:proofErr w:type="gramStart"/>
+            <w:r>
+              <w:rPr>
+                <w:rFonts w:ascii="BRH Malayalam Extra" w:hAnsi="BRH Malayalam Extra" w:cs="BRH Malayalam Extra"/>
+                <w:color w:val="000000"/>
+                <w:sz w:val="32"/>
+                <w:szCs w:val="40"/>
+              </w:rPr>
+              <w:t>-  qûJ</w:t>
             </w:r>
             <w:r>
               <w:rPr>
@@ -3611,7 +3666,17 @@
                 <w:sz w:val="32"/>
                 <w:szCs w:val="40"/>
               </w:rPr>
-              <w:t>J | A</w:t>
+              <w:t>J</w:t>
+            </w:r>
+            <w:proofErr w:type="gramEnd"/>
+            <w:r>
+              <w:rPr>
+                <w:rFonts w:ascii="BRH Malayalam Extra" w:hAnsi="BRH Malayalam Extra" w:cs="BRH Malayalam Extra"/>
+                <w:color w:val="000000"/>
+                <w:sz w:val="32"/>
+                <w:szCs w:val="40"/>
+              </w:rPr>
+              <w:t xml:space="preserve"> | A</w:t>
             </w:r>
             <w:r>
               <w:rPr>
@@ -3834,14 +3899,24 @@
                 <w:sz w:val="32"/>
                 <w:szCs w:val="40"/>
               </w:rPr>
-              <w:t>)-  qûJ</w:t>
-            </w:r>
+              <w:t>)</w:t>
+            </w:r>
+            <w:proofErr w:type="gramStart"/>
             <w:r>
               <w:rPr>
                 <w:rFonts w:ascii="BRH Malayalam" w:hAnsi="BRH Malayalam" w:cs="BRH Malayalam"/>
                 <w:color w:val="000000"/>
                 <w:sz w:val="32"/>
                 <w:szCs w:val="40"/>
+              </w:rPr>
+              <w:t>-  qûJ</w:t>
+            </w:r>
+            <w:r>
+              <w:rPr>
+                <w:rFonts w:ascii="BRH Malayalam" w:hAnsi="BRH Malayalam" w:cs="BRH Malayalam"/>
+                <w:color w:val="000000"/>
+                <w:sz w:val="32"/>
+                <w:szCs w:val="40"/>
                 <w:highlight w:val="yellow"/>
               </w:rPr>
               <w:t>qû</w:t>
@@ -3853,7 +3928,17 @@
                 <w:sz w:val="32"/>
                 <w:szCs w:val="40"/>
               </w:rPr>
-              <w:t>J |</w:t>
+              <w:t>J</w:t>
+            </w:r>
+            <w:proofErr w:type="gramEnd"/>
+            <w:r>
+              <w:rPr>
+                <w:rFonts w:ascii="BRH Malayalam" w:hAnsi="BRH Malayalam" w:cs="BRH Malayalam"/>
+                <w:color w:val="000000"/>
+                <w:sz w:val="32"/>
+                <w:szCs w:val="40"/>
+              </w:rPr>
+              <w:t xml:space="preserve"> |</w:t>
             </w:r>
           </w:p>
           <w:p>
@@ -4067,8 +4152,19 @@
                 <w:sz w:val="32"/>
                 <w:szCs w:val="40"/>
               </w:rPr>
-              <w:t>)-  j</w:t>
-            </w:r>
+              <w:t>)</w:t>
+            </w:r>
+            <w:proofErr w:type="gramStart"/>
+            <w:r>
+              <w:rPr>
+                <w:rFonts w:ascii="BRH Malayalam Extra" w:hAnsi="BRH Malayalam Extra" w:cs="BRH Malayalam Extra"/>
+                <w:color w:val="000000"/>
+                <w:sz w:val="32"/>
+                <w:szCs w:val="40"/>
+              </w:rPr>
+              <w:t>-  j</w:t>
+            </w:r>
+            <w:proofErr w:type="gramEnd"/>
             <w:r>
               <w:rPr>
                 <w:rFonts w:ascii="BRH Malayalam Extra" w:hAnsi="BRH Malayalam Extra" w:cs="BRH Malayalam Extra"/>
@@ -4458,7 +4554,17 @@
                 <w:sz w:val="32"/>
                 <w:szCs w:val="40"/>
               </w:rPr>
-              <w:t>)-  qûJ</w:t>
+              <w:t>)</w:t>
+            </w:r>
+            <w:proofErr w:type="gramStart"/>
+            <w:r>
+              <w:rPr>
+                <w:rFonts w:ascii="BRH Malayalam Extra" w:hAnsi="BRH Malayalam Extra" w:cs="BRH Malayalam Extra"/>
+                <w:color w:val="000000"/>
+                <w:sz w:val="32"/>
+                <w:szCs w:val="40"/>
+              </w:rPr>
+              <w:t>-  qûJ</w:t>
             </w:r>
             <w:r>
               <w:rPr>
@@ -4468,7 +4574,18 @@
                 <w:szCs w:val="40"/>
                 <w:highlight w:val="green"/>
               </w:rPr>
-              <w:t>qû—J</w:t>
+              <w:t>qû</w:t>
+            </w:r>
+            <w:proofErr w:type="gramEnd"/>
+            <w:r>
+              <w:rPr>
+                <w:rFonts w:ascii="BRH Malayalam Extra" w:hAnsi="BRH Malayalam Extra" w:cs="BRH Malayalam Extra"/>
+                <w:color w:val="000000"/>
+                <w:sz w:val="32"/>
+                <w:szCs w:val="40"/>
+                <w:highlight w:val="green"/>
+              </w:rPr>
+              <w:t>—J</w:t>
             </w:r>
             <w:r>
               <w:rPr>
@@ -4709,18 +4826,29 @@
                 <w:sz w:val="32"/>
                 <w:szCs w:val="40"/>
               </w:rPr>
-              <w:t>)-  qûJ</w:t>
-            </w:r>
+              <w:t>)</w:t>
+            </w:r>
+            <w:proofErr w:type="gramStart"/>
             <w:r>
               <w:rPr>
                 <w:rFonts w:ascii="BRH Malayalam" w:hAnsi="BRH Malayalam" w:cs="BRH Malayalam"/>
                 <w:color w:val="000000"/>
                 <w:sz w:val="32"/>
                 <w:szCs w:val="40"/>
+              </w:rPr>
+              <w:t>-  qûJ</w:t>
+            </w:r>
+            <w:r>
+              <w:rPr>
+                <w:rFonts w:ascii="BRH Malayalam" w:hAnsi="BRH Malayalam" w:cs="BRH Malayalam"/>
+                <w:color w:val="000000"/>
+                <w:sz w:val="32"/>
+                <w:szCs w:val="40"/>
                 <w:highlight w:val="green"/>
               </w:rPr>
               <w:t>qû</w:t>
             </w:r>
+            <w:proofErr w:type="gramEnd"/>
             <w:r>
               <w:rPr>
                 <w:rFonts w:ascii="BRH Malayalam Extra" w:hAnsi="BRH Malayalam Extra" w:cs="BRH Malayalam Extra"/>
@@ -4954,8 +5082,19 @@
                 <w:sz w:val="32"/>
                 <w:szCs w:val="40"/>
               </w:rPr>
-              <w:t>)-  eõx</w:t>
-            </w:r>
+              <w:t>)</w:t>
+            </w:r>
+            <w:proofErr w:type="gramStart"/>
+            <w:r>
+              <w:rPr>
+                <w:rFonts w:ascii="BRH Malayalam Extra" w:hAnsi="BRH Malayalam Extra" w:cs="BRH Malayalam Extra"/>
+                <w:color w:val="000000"/>
+                <w:sz w:val="32"/>
+                <w:szCs w:val="40"/>
+              </w:rPr>
+              <w:t>-  eõx</w:t>
+            </w:r>
+            <w:proofErr w:type="gramEnd"/>
             <w:r>
               <w:rPr>
                 <w:rFonts w:ascii="BRH Malayalam Extra" w:hAnsi="BRH Malayalam Extra" w:cs="BRH Malayalam Extra"/>
@@ -5594,8 +5733,19 @@
                 <w:sz w:val="32"/>
                 <w:szCs w:val="40"/>
               </w:rPr>
-              <w:t>)-  sx</w:t>
-            </w:r>
+              <w:t>)</w:t>
+            </w:r>
+            <w:proofErr w:type="gramStart"/>
+            <w:r>
+              <w:rPr>
+                <w:rFonts w:ascii="BRH Malayalam Extra" w:hAnsi="BRH Malayalam Extra" w:cs="BRH Malayalam Extra"/>
+                <w:color w:val="000000"/>
+                <w:sz w:val="32"/>
+                <w:szCs w:val="40"/>
+              </w:rPr>
+              <w:t>-  sx</w:t>
+            </w:r>
+            <w:proofErr w:type="gramEnd"/>
             <w:r>
               <w:rPr>
                 <w:rFonts w:ascii="BRH Malayalam Extra" w:hAnsi="BRH Malayalam Extra" w:cs="BRH Malayalam Extra"/>
@@ -6052,7 +6202,6 @@
                 <w:szCs w:val="40"/>
                 <w:highlight w:val="yellow"/>
               </w:rPr>
-              <w:lastRenderedPageBreak/>
               <w:t>j</w:t>
             </w:r>
             <w:r>
@@ -6188,8 +6337,19 @@
                 <w:sz w:val="32"/>
                 <w:szCs w:val="40"/>
               </w:rPr>
-              <w:t>)-  sx</w:t>
-            </w:r>
+              <w:t>)</w:t>
+            </w:r>
+            <w:proofErr w:type="gramStart"/>
+            <w:r>
+              <w:rPr>
+                <w:rFonts w:ascii="BRH Malayalam Extra" w:hAnsi="BRH Malayalam Extra" w:cs="BRH Malayalam Extra"/>
+                <w:color w:val="000000"/>
+                <w:sz w:val="32"/>
+                <w:szCs w:val="40"/>
+              </w:rPr>
+              <w:t>-  sx</w:t>
+            </w:r>
+            <w:proofErr w:type="gramEnd"/>
             <w:r>
               <w:rPr>
                 <w:rFonts w:ascii="BRH Malayalam Extra" w:hAnsi="BRH Malayalam Extra" w:cs="BRH Malayalam Extra"/>
@@ -6486,7 +6646,6 @@
                 <w:color w:val="000000"/>
                 <w:szCs w:val="40"/>
               </w:rPr>
-              <w:lastRenderedPageBreak/>
               <w:t>16</w:t>
             </w:r>
             <w:r>
@@ -6590,8 +6749,19 @@
                 <w:sz w:val="32"/>
                 <w:szCs w:val="40"/>
               </w:rPr>
-              <w:t>)-  eõx</w:t>
-            </w:r>
+              <w:t>)</w:t>
+            </w:r>
+            <w:proofErr w:type="gramStart"/>
+            <w:r>
+              <w:rPr>
+                <w:rFonts w:ascii="BRH Malayalam Extra" w:hAnsi="BRH Malayalam Extra" w:cs="BRH Malayalam Extra"/>
+                <w:color w:val="000000"/>
+                <w:sz w:val="32"/>
+                <w:szCs w:val="40"/>
+              </w:rPr>
+              <w:t>-  eõx</w:t>
+            </w:r>
+            <w:proofErr w:type="gramEnd"/>
             <w:r>
               <w:rPr>
                 <w:rFonts w:ascii="BRH Malayalam Extra" w:hAnsi="BRH Malayalam Extra" w:cs="BRH Malayalam Extra"/>
@@ -7193,8 +7363,19 @@
                 <w:sz w:val="32"/>
                 <w:szCs w:val="40"/>
               </w:rPr>
-              <w:t>)-  sx</w:t>
-            </w:r>
+              <w:t>)</w:t>
+            </w:r>
+            <w:proofErr w:type="gramStart"/>
+            <w:r>
+              <w:rPr>
+                <w:rFonts w:ascii="BRH Malayalam Extra" w:hAnsi="BRH Malayalam Extra" w:cs="BRH Malayalam Extra"/>
+                <w:color w:val="000000"/>
+                <w:sz w:val="32"/>
+                <w:szCs w:val="40"/>
+              </w:rPr>
+              <w:t>-  sx</w:t>
+            </w:r>
+            <w:proofErr w:type="gramEnd"/>
             <w:r>
               <w:rPr>
                 <w:rFonts w:ascii="BRH Malayalam Extra" w:hAnsi="BRH Malayalam Extra" w:cs="BRH Malayalam Extra"/>
@@ -7614,7 +7795,6 @@
                 <w:szCs w:val="40"/>
                 <w:highlight w:val="green"/>
               </w:rPr>
-              <w:lastRenderedPageBreak/>
               <w:t>j</w:t>
             </w:r>
             <w:r>
@@ -7750,8 +7930,19 @@
                 <w:sz w:val="32"/>
                 <w:szCs w:val="40"/>
               </w:rPr>
-              <w:t>)-  sx</w:t>
-            </w:r>
+              <w:t>)</w:t>
+            </w:r>
+            <w:proofErr w:type="gramStart"/>
+            <w:r>
+              <w:rPr>
+                <w:rFonts w:ascii="BRH Malayalam Extra" w:hAnsi="BRH Malayalam Extra" w:cs="BRH Malayalam Extra"/>
+                <w:color w:val="000000"/>
+                <w:sz w:val="32"/>
+                <w:szCs w:val="40"/>
+              </w:rPr>
+              <w:t>-  sx</w:t>
+            </w:r>
+            <w:proofErr w:type="gramEnd"/>
             <w:r>
               <w:rPr>
                 <w:rFonts w:ascii="BRH Malayalam Extra" w:hAnsi="BRH Malayalam Extra" w:cs="BRH Malayalam Extra"/>
@@ -8145,7 +8336,27 @@
                 <w:sz w:val="32"/>
                 <w:szCs w:val="40"/>
               </w:rPr>
-              <w:t>)-  ¥Zrx˜I | ¤¤i</w:t>
+              <w:t>)</w:t>
+            </w:r>
+            <w:proofErr w:type="gramStart"/>
+            <w:r>
+              <w:rPr>
+                <w:rFonts w:ascii="BRH Malayalam Extra" w:hAnsi="BRH Malayalam Extra" w:cs="BRH Malayalam Extra"/>
+                <w:color w:val="000000"/>
+                <w:sz w:val="32"/>
+                <w:szCs w:val="40"/>
+              </w:rPr>
+              <w:t>-  ¥</w:t>
+            </w:r>
+            <w:proofErr w:type="gramEnd"/>
+            <w:r>
+              <w:rPr>
+                <w:rFonts w:ascii="BRH Malayalam Extra" w:hAnsi="BRH Malayalam Extra" w:cs="BRH Malayalam Extra"/>
+                <w:color w:val="000000"/>
+                <w:sz w:val="32"/>
+                <w:szCs w:val="40"/>
+              </w:rPr>
+              <w:t>Zrx˜I | ¤¤i</w:t>
             </w:r>
             <w:r>
               <w:rPr>
@@ -8518,7 +8729,27 @@
                 <w:sz w:val="32"/>
                 <w:szCs w:val="40"/>
               </w:rPr>
-              <w:t>)-  ¤¤i</w:t>
+              <w:t>)</w:t>
+            </w:r>
+            <w:proofErr w:type="gramStart"/>
+            <w:r>
+              <w:rPr>
+                <w:rFonts w:ascii="BRH Malayalam Extra" w:hAnsi="BRH Malayalam Extra" w:cs="BRH Malayalam Extra"/>
+                <w:color w:val="000000"/>
+                <w:sz w:val="32"/>
+                <w:szCs w:val="40"/>
+              </w:rPr>
+              <w:t>-  ¤</w:t>
+            </w:r>
+            <w:proofErr w:type="gramEnd"/>
+            <w:r>
+              <w:rPr>
+                <w:rFonts w:ascii="BRH Malayalam Extra" w:hAnsi="BRH Malayalam Extra" w:cs="BRH Malayalam Extra"/>
+                <w:color w:val="000000"/>
+                <w:sz w:val="32"/>
+                <w:szCs w:val="40"/>
+              </w:rPr>
+              <w:t>¤i</w:t>
             </w:r>
             <w:r>
               <w:rPr>
@@ -8986,7 +9217,27 @@
                 <w:sz w:val="32"/>
                 <w:szCs w:val="40"/>
               </w:rPr>
-              <w:t>)-  ¤¤i</w:t>
+              <w:t>)</w:t>
+            </w:r>
+            <w:proofErr w:type="gramStart"/>
+            <w:r>
+              <w:rPr>
+                <w:rFonts w:ascii="BRH Malayalam Extra" w:hAnsi="BRH Malayalam Extra" w:cs="BRH Malayalam Extra"/>
+                <w:color w:val="000000"/>
+                <w:sz w:val="32"/>
+                <w:szCs w:val="40"/>
+              </w:rPr>
+              <w:t>-  ¤</w:t>
+            </w:r>
+            <w:proofErr w:type="gramEnd"/>
+            <w:r>
+              <w:rPr>
+                <w:rFonts w:ascii="BRH Malayalam Extra" w:hAnsi="BRH Malayalam Extra" w:cs="BRH Malayalam Extra"/>
+                <w:color w:val="000000"/>
+                <w:sz w:val="32"/>
+                <w:szCs w:val="40"/>
+              </w:rPr>
+              <w:t>¤i</w:t>
             </w:r>
             <w:r>
               <w:rPr>
@@ -9325,7 +9576,27 @@
                 <w:sz w:val="32"/>
                 <w:szCs w:val="40"/>
               </w:rPr>
-              <w:t>)-  ¥Zrx˜I | ¤¤i</w:t>
+              <w:t>)</w:t>
+            </w:r>
+            <w:proofErr w:type="gramStart"/>
+            <w:r>
+              <w:rPr>
+                <w:rFonts w:ascii="BRH Malayalam Extra" w:hAnsi="BRH Malayalam Extra" w:cs="BRH Malayalam Extra"/>
+                <w:color w:val="000000"/>
+                <w:sz w:val="32"/>
+                <w:szCs w:val="40"/>
+              </w:rPr>
+              <w:t>-  ¥</w:t>
+            </w:r>
+            <w:proofErr w:type="gramEnd"/>
+            <w:r>
+              <w:rPr>
+                <w:rFonts w:ascii="BRH Malayalam Extra" w:hAnsi="BRH Malayalam Extra" w:cs="BRH Malayalam Extra"/>
+                <w:color w:val="000000"/>
+                <w:sz w:val="32"/>
+                <w:szCs w:val="40"/>
+              </w:rPr>
+              <w:t>Zrx˜I | ¤¤i</w:t>
             </w:r>
             <w:r>
               <w:rPr>
@@ -9678,7 +9949,27 @@
                 <w:sz w:val="32"/>
                 <w:szCs w:val="40"/>
               </w:rPr>
-              <w:t>)-  ¤¤i</w:t>
+              <w:t>)</w:t>
+            </w:r>
+            <w:proofErr w:type="gramStart"/>
+            <w:r>
+              <w:rPr>
+                <w:rFonts w:ascii="BRH Malayalam Extra" w:hAnsi="BRH Malayalam Extra" w:cs="BRH Malayalam Extra"/>
+                <w:color w:val="000000"/>
+                <w:sz w:val="32"/>
+                <w:szCs w:val="40"/>
+              </w:rPr>
+              <w:t>-  ¤</w:t>
+            </w:r>
+            <w:proofErr w:type="gramEnd"/>
+            <w:r>
+              <w:rPr>
+                <w:rFonts w:ascii="BRH Malayalam Extra" w:hAnsi="BRH Malayalam Extra" w:cs="BRH Malayalam Extra"/>
+                <w:color w:val="000000"/>
+                <w:sz w:val="32"/>
+                <w:szCs w:val="40"/>
+              </w:rPr>
+              <w:t>¤i</w:t>
             </w:r>
             <w:r>
               <w:rPr>
@@ -10120,7 +10411,27 @@
                 <w:sz w:val="32"/>
                 <w:szCs w:val="40"/>
               </w:rPr>
-              <w:t>)-  ¤¤i</w:t>
+              <w:t>)</w:t>
+            </w:r>
+            <w:proofErr w:type="gramStart"/>
+            <w:r>
+              <w:rPr>
+                <w:rFonts w:ascii="BRH Malayalam Extra" w:hAnsi="BRH Malayalam Extra" w:cs="BRH Malayalam Extra"/>
+                <w:color w:val="000000"/>
+                <w:sz w:val="32"/>
+                <w:szCs w:val="40"/>
+              </w:rPr>
+              <w:t>-  ¤</w:t>
+            </w:r>
+            <w:proofErr w:type="gramEnd"/>
+            <w:r>
+              <w:rPr>
+                <w:rFonts w:ascii="BRH Malayalam Extra" w:hAnsi="BRH Malayalam Extra" w:cs="BRH Malayalam Extra"/>
+                <w:color w:val="000000"/>
+                <w:sz w:val="32"/>
+                <w:szCs w:val="40"/>
+              </w:rPr>
+              <w:t>¤i</w:t>
             </w:r>
             <w:r>
               <w:rPr>
@@ -10929,7 +11240,6 @@
                 <w:szCs w:val="40"/>
                 <w:lang w:val="it-IT"/>
               </w:rPr>
-              <w:lastRenderedPageBreak/>
               <w:t>E¥r</w:t>
             </w:r>
             <w:r>
@@ -11109,7 +11419,6 @@
                 <w:szCs w:val="40"/>
                 <w:lang w:val="it-IT"/>
               </w:rPr>
-              <w:lastRenderedPageBreak/>
               <w:t>36</w:t>
             </w:r>
             <w:r>
@@ -11669,7 +11978,6 @@
                 <w:szCs w:val="40"/>
                 <w:lang w:val="it-IT"/>
               </w:rPr>
-              <w:lastRenderedPageBreak/>
               <w:t>E¥</w:t>
             </w:r>
             <w:r>
@@ -11863,7 +12171,6 @@
                 <w:color w:val="000000"/>
                 <w:szCs w:val="40"/>
               </w:rPr>
-              <w:lastRenderedPageBreak/>
               <w:t>32</w:t>
             </w:r>
             <w:r>
@@ -11967,8 +12274,19 @@
                 <w:sz w:val="32"/>
                 <w:szCs w:val="40"/>
               </w:rPr>
-              <w:t>)-  A</w:t>
-            </w:r>
+              <w:t>)</w:t>
+            </w:r>
+            <w:proofErr w:type="gramStart"/>
+            <w:r>
+              <w:rPr>
+                <w:rFonts w:ascii="BRH Malayalam Extra" w:hAnsi="BRH Malayalam Extra" w:cs="BRH Malayalam Extra"/>
+                <w:color w:val="000000"/>
+                <w:sz w:val="32"/>
+                <w:szCs w:val="40"/>
+              </w:rPr>
+              <w:t>-  A</w:t>
+            </w:r>
+            <w:proofErr w:type="gramEnd"/>
             <w:r>
               <w:rPr>
                 <w:rFonts w:ascii="BRH Malayalam Extra" w:hAnsi="BRH Malayalam Extra" w:cs="BRH Malayalam Extra"/>
@@ -12281,8 +12599,19 @@
                 <w:sz w:val="32"/>
                 <w:szCs w:val="40"/>
               </w:rPr>
-              <w:t>)-  A</w:t>
-            </w:r>
+              <w:t>)</w:t>
+            </w:r>
+            <w:proofErr w:type="gramStart"/>
+            <w:r>
+              <w:rPr>
+                <w:rFonts w:ascii="BRH Malayalam Extra" w:hAnsi="BRH Malayalam Extra" w:cs="BRH Malayalam Extra"/>
+                <w:color w:val="000000"/>
+                <w:sz w:val="32"/>
+                <w:szCs w:val="40"/>
+              </w:rPr>
+              <w:t>-  A</w:t>
+            </w:r>
+            <w:proofErr w:type="gramEnd"/>
             <w:r>
               <w:rPr>
                 <w:rFonts w:ascii="BRH Malayalam Extra" w:hAnsi="BRH Malayalam Extra" w:cs="BRH Malayalam Extra"/>
@@ -12494,6 +12823,7 @@
                 <w:color w:val="000000"/>
                 <w:szCs w:val="40"/>
               </w:rPr>
+              <w:lastRenderedPageBreak/>
               <w:t>26</w:t>
             </w:r>
             <w:r>
@@ -12597,8 +12927,19 @@
                 <w:sz w:val="32"/>
                 <w:szCs w:val="40"/>
               </w:rPr>
-              <w:t>)-  B</w:t>
-            </w:r>
+              <w:t>)</w:t>
+            </w:r>
+            <w:proofErr w:type="gramStart"/>
+            <w:r>
+              <w:rPr>
+                <w:rFonts w:ascii="BRH Malayalam Extra" w:hAnsi="BRH Malayalam Extra" w:cs="BRH Malayalam Extra"/>
+                <w:color w:val="000000"/>
+                <w:sz w:val="32"/>
+                <w:szCs w:val="40"/>
+              </w:rPr>
+              <w:t>-  B</w:t>
+            </w:r>
+            <w:proofErr w:type="gramEnd"/>
             <w:r>
               <w:rPr>
                 <w:rFonts w:ascii="BRH Malayalam Extra" w:hAnsi="BRH Malayalam Extra" w:cs="BRH Malayalam Extra"/>
@@ -13267,7 +13608,27 @@
                 <w:sz w:val="32"/>
                 <w:szCs w:val="40"/>
               </w:rPr>
-              <w:t>)-  N£</w:t>
+              <w:t>)</w:t>
+            </w:r>
+            <w:proofErr w:type="gramStart"/>
+            <w:r>
+              <w:rPr>
+                <w:rFonts w:ascii="BRH Malayalam Extra" w:hAnsi="BRH Malayalam Extra" w:cs="BRH Malayalam Extra"/>
+                <w:color w:val="000000"/>
+                <w:sz w:val="32"/>
+                <w:szCs w:val="40"/>
+              </w:rPr>
+              <w:t>-  N</w:t>
+            </w:r>
+            <w:proofErr w:type="gramEnd"/>
+            <w:r>
+              <w:rPr>
+                <w:rFonts w:ascii="BRH Malayalam Extra" w:hAnsi="BRH Malayalam Extra" w:cs="BRH Malayalam Extra"/>
+                <w:color w:val="000000"/>
+                <w:sz w:val="32"/>
+                <w:szCs w:val="40"/>
+              </w:rPr>
+              <w:t>£</w:t>
             </w:r>
             <w:r>
               <w:rPr>
@@ -13650,7 +14011,27 @@
                 <w:sz w:val="32"/>
                 <w:szCs w:val="40"/>
               </w:rPr>
-              <w:t>)-  N£</w:t>
+              <w:t>)</w:t>
+            </w:r>
+            <w:proofErr w:type="gramStart"/>
+            <w:r>
+              <w:rPr>
+                <w:rFonts w:ascii="BRH Malayalam Extra" w:hAnsi="BRH Malayalam Extra" w:cs="BRH Malayalam Extra"/>
+                <w:color w:val="000000"/>
+                <w:sz w:val="32"/>
+                <w:szCs w:val="40"/>
+              </w:rPr>
+              <w:t>-  N</w:t>
+            </w:r>
+            <w:proofErr w:type="gramEnd"/>
+            <w:r>
+              <w:rPr>
+                <w:rFonts w:ascii="BRH Malayalam Extra" w:hAnsi="BRH Malayalam Extra" w:cs="BRH Malayalam Extra"/>
+                <w:color w:val="000000"/>
+                <w:sz w:val="32"/>
+                <w:szCs w:val="40"/>
+              </w:rPr>
+              <w:t>£</w:t>
             </w:r>
             <w:r>
               <w:rPr>
@@ -13988,8 +14369,19 @@
                 <w:sz w:val="32"/>
                 <w:szCs w:val="40"/>
               </w:rPr>
-              <w:t>)-  B</w:t>
-            </w:r>
+              <w:t>)</w:t>
+            </w:r>
+            <w:proofErr w:type="gramStart"/>
+            <w:r>
+              <w:rPr>
+                <w:rFonts w:ascii="BRH Malayalam Extra" w:hAnsi="BRH Malayalam Extra" w:cs="BRH Malayalam Extra"/>
+                <w:color w:val="000000"/>
+                <w:sz w:val="32"/>
+                <w:szCs w:val="40"/>
+              </w:rPr>
+              <w:t>-  B</w:t>
+            </w:r>
+            <w:proofErr w:type="gramEnd"/>
             <w:r>
               <w:rPr>
                 <w:rFonts w:ascii="BRH Malayalam Extra" w:hAnsi="BRH Malayalam Extra" w:cs="BRH Malayalam Extra"/>
@@ -14443,7 +14835,27 @@
                 <w:sz w:val="32"/>
                 <w:szCs w:val="40"/>
               </w:rPr>
-              <w:t>)-  N£</w:t>
+              <w:t>)</w:t>
+            </w:r>
+            <w:proofErr w:type="gramStart"/>
+            <w:r>
+              <w:rPr>
+                <w:rFonts w:ascii="BRH Malayalam Extra" w:hAnsi="BRH Malayalam Extra" w:cs="BRH Malayalam Extra"/>
+                <w:color w:val="000000"/>
+                <w:sz w:val="32"/>
+                <w:szCs w:val="40"/>
+              </w:rPr>
+              <w:t>-  N</w:t>
+            </w:r>
+            <w:proofErr w:type="gramEnd"/>
+            <w:r>
+              <w:rPr>
+                <w:rFonts w:ascii="BRH Malayalam Extra" w:hAnsi="BRH Malayalam Extra" w:cs="BRH Malayalam Extra"/>
+                <w:color w:val="000000"/>
+                <w:sz w:val="32"/>
+                <w:szCs w:val="40"/>
+              </w:rPr>
+              <w:t>£</w:t>
             </w:r>
             <w:r>
               <w:rPr>
@@ -14807,7 +15219,27 @@
                 <w:sz w:val="32"/>
                 <w:szCs w:val="40"/>
               </w:rPr>
-              <w:t>)-  N£</w:t>
+              <w:t>)</w:t>
+            </w:r>
+            <w:proofErr w:type="gramStart"/>
+            <w:r>
+              <w:rPr>
+                <w:rFonts w:ascii="BRH Malayalam Extra" w:hAnsi="BRH Malayalam Extra" w:cs="BRH Malayalam Extra"/>
+                <w:color w:val="000000"/>
+                <w:sz w:val="32"/>
+                <w:szCs w:val="40"/>
+              </w:rPr>
+              <w:t>-  N</w:t>
+            </w:r>
+            <w:proofErr w:type="gramEnd"/>
+            <w:r>
+              <w:rPr>
+                <w:rFonts w:ascii="BRH Malayalam Extra" w:hAnsi="BRH Malayalam Extra" w:cs="BRH Malayalam Extra"/>
+                <w:color w:val="000000"/>
+                <w:sz w:val="32"/>
+                <w:szCs w:val="40"/>
+              </w:rPr>
+              <w:t>£</w:t>
             </w:r>
             <w:r>
               <w:rPr>
@@ -15050,7 +15482,6 @@
                 <w:szCs w:val="40"/>
                 <w:lang w:val="it-IT"/>
               </w:rPr>
-              <w:lastRenderedPageBreak/>
               <w:t>42</w:t>
             </w:r>
             <w:r>
@@ -16622,169 +17053,11 @@
               <w:adjustRightInd w:val="0"/>
               <w:spacing w:before="0" w:line="240" w:lineRule="auto"/>
               <w:rPr>
-                <w:rFonts w:ascii="BRH Malayalam Extra" w:hAnsi="BRH Malayalam Extra" w:cs="BRH Malayalam Extra"/>
-                <w:color w:val="000000"/>
-                <w:sz w:val="32"/>
+                <w:rFonts w:cs="BRH Malayalam Extra"/>
+                <w:color w:val="000000"/>
                 <w:szCs w:val="40"/>
               </w:rPr>
             </w:pPr>
-            <w:r>
-              <w:rPr>
-                <w:rFonts w:cs="BRH Malayalam Extra"/>
-                <w:color w:val="000000"/>
-                <w:szCs w:val="40"/>
-              </w:rPr>
-              <w:t>47</w:t>
-            </w:r>
-            <w:r>
-              <w:rPr>
-                <w:rFonts w:ascii="BRH Malayalam Extra" w:hAnsi="BRH Malayalam Extra" w:cs="BRH Malayalam Extra"/>
-                <w:color w:val="000000"/>
-                <w:sz w:val="32"/>
-                <w:szCs w:val="40"/>
-              </w:rPr>
-              <w:t>)</w:t>
-            </w:r>
-            <w:r>
-              <w:rPr>
-                <w:rFonts w:ascii="BRH Malayalam Extra" w:hAnsi="BRH Malayalam Extra" w:cs="BRH Malayalam Extra"/>
-                <w:color w:val="000000"/>
-                <w:sz w:val="32"/>
-                <w:szCs w:val="40"/>
-              </w:rPr>
-              <w:tab/>
-            </w:r>
-            <w:r>
-              <w:rPr>
-                <w:rFonts w:cs="BRH Malayalam Extra"/>
-                <w:color w:val="000000"/>
-                <w:szCs w:val="40"/>
-              </w:rPr>
-              <w:t>2</w:t>
-            </w:r>
-            <w:r>
-              <w:rPr>
-                <w:rFonts w:ascii="BRH Malayalam Extra" w:hAnsi="BRH Malayalam Extra" w:cs="BRH Malayalam Extra"/>
-                <w:color w:val="000000"/>
-                <w:sz w:val="32"/>
-                <w:szCs w:val="40"/>
-              </w:rPr>
-              <w:t>.</w:t>
-            </w:r>
-            <w:r>
-              <w:rPr>
-                <w:rFonts w:cs="BRH Malayalam Extra"/>
-                <w:color w:val="000000"/>
-                <w:szCs w:val="40"/>
-              </w:rPr>
-              <w:t>5</w:t>
-            </w:r>
-            <w:r>
-              <w:rPr>
-                <w:rFonts w:ascii="BRH Malayalam Extra" w:hAnsi="BRH Malayalam Extra" w:cs="BRH Malayalam Extra"/>
-                <w:color w:val="000000"/>
-                <w:sz w:val="32"/>
-                <w:szCs w:val="40"/>
-              </w:rPr>
-              <w:t>.</w:t>
-            </w:r>
-            <w:r>
-              <w:rPr>
-                <w:rFonts w:cs="BRH Malayalam Extra"/>
-                <w:color w:val="000000"/>
-                <w:szCs w:val="40"/>
-              </w:rPr>
-              <w:t>10</w:t>
-            </w:r>
-            <w:r>
-              <w:rPr>
-                <w:rFonts w:ascii="BRH Malayalam Extra" w:hAnsi="BRH Malayalam Extra" w:cs="BRH Malayalam Extra"/>
-                <w:color w:val="000000"/>
-                <w:sz w:val="32"/>
-                <w:szCs w:val="40"/>
-              </w:rPr>
-              <w:t>.</w:t>
-            </w:r>
-            <w:r>
-              <w:rPr>
-                <w:rFonts w:cs="BRH Malayalam Extra"/>
-                <w:color w:val="000000"/>
-                <w:szCs w:val="40"/>
-              </w:rPr>
-              <w:t>2</w:t>
-            </w:r>
-            <w:r>
-              <w:rPr>
-                <w:rFonts w:ascii="BRH Malayalam Extra" w:hAnsi="BRH Malayalam Extra" w:cs="BRH Malayalam Extra"/>
-                <w:color w:val="000000"/>
-                <w:sz w:val="32"/>
-                <w:szCs w:val="40"/>
-              </w:rPr>
-              <w:t>(</w:t>
-            </w:r>
-            <w:r>
-              <w:rPr>
-                <w:rFonts w:cs="BRH Malayalam Extra"/>
-                <w:color w:val="000000"/>
-                <w:szCs w:val="40"/>
-              </w:rPr>
-              <w:t>41</w:t>
-            </w:r>
-            <w:r>
-              <w:rPr>
-                <w:rFonts w:ascii="BRH Malayalam Extra" w:hAnsi="BRH Malayalam Extra" w:cs="BRH Malayalam Extra"/>
-                <w:color w:val="000000"/>
-                <w:sz w:val="32"/>
-                <w:szCs w:val="40"/>
-              </w:rPr>
-              <w:t>)-  eky— | M£</w:t>
-            </w:r>
-            <w:r>
-              <w:rPr>
-                <w:rFonts w:ascii="BRH Malayalam Extra" w:hAnsi="BRH Malayalam Extra" w:cs="BRH Malayalam Extra"/>
-                <w:color w:val="000000"/>
-                <w:sz w:val="26"/>
-                <w:szCs w:val="40"/>
-              </w:rPr>
-              <w:t>–</w:t>
-            </w:r>
-            <w:r>
-              <w:rPr>
-                <w:rFonts w:ascii="BRH Malayalam Extra" w:hAnsi="BRH Malayalam Extra" w:cs="BRH Malayalam Extra"/>
-                <w:color w:val="000000"/>
-                <w:sz w:val="32"/>
-                <w:szCs w:val="40"/>
-              </w:rPr>
-              <w:t>t§Yx</w:t>
-            </w:r>
-            <w:r>
-              <w:rPr>
-                <w:rFonts w:ascii="BRH Malayalam Extra" w:hAnsi="BRH Malayalam Extra" w:cs="BRH Malayalam Extra"/>
-                <w:color w:val="000000"/>
-                <w:sz w:val="26"/>
-                <w:szCs w:val="40"/>
-              </w:rPr>
-              <w:t>–</w:t>
-            </w:r>
-            <w:r>
-              <w:rPr>
-                <w:rFonts w:ascii="BRH Malayalam Extra" w:hAnsi="BRH Malayalam Extra" w:cs="BRH Malayalam Extra"/>
-                <w:color w:val="000000"/>
-                <w:sz w:val="32"/>
-                <w:szCs w:val="40"/>
-                <w:highlight w:val="yellow"/>
-              </w:rPr>
-              <w:t>Zy</w:t>
-            </w:r>
-            <w:r>
-              <w:rPr>
-                <w:rFonts w:ascii="BRH Malayalam Extra" w:hAnsi="BRH Malayalam Extra" w:cs="BRH Malayalam Extra"/>
-                <w:color w:val="000000"/>
-                <w:sz w:val="32"/>
-                <w:szCs w:val="40"/>
-              </w:rPr>
-              <w:t xml:space="preserve"> |</w:t>
-            </w:r>
           </w:p>
           <w:p>
             <w:pPr>
@@ -16794,125 +17067,11 @@
               <w:adjustRightInd w:val="0"/>
               <w:spacing w:before="0" w:line="240" w:lineRule="auto"/>
               <w:rPr>
-                <w:rFonts w:ascii="BRH Malayalam Extra" w:hAnsi="BRH Malayalam Extra" w:cs="BRH Malayalam Extra"/>
-                <w:color w:val="000000"/>
-                <w:sz w:val="32"/>
+                <w:rFonts w:cs="BRH Malayalam Extra"/>
+                <w:color w:val="000000"/>
                 <w:szCs w:val="40"/>
               </w:rPr>
             </w:pPr>
-            <w:r>
-              <w:rPr>
-                <w:rFonts w:ascii="BRH Malayalam Extra" w:hAnsi="BRH Malayalam Extra" w:cs="BRH Malayalam Extra"/>
-                <w:color w:val="000000"/>
-                <w:sz w:val="32"/>
-                <w:szCs w:val="40"/>
-              </w:rPr>
-              <w:t>eky— M£t§Yx</w:t>
-            </w:r>
-            <w:r>
-              <w:rPr>
-                <w:rFonts w:ascii="BRH Malayalam Extra" w:hAnsi="BRH Malayalam Extra" w:cs="BRH Malayalam Extra"/>
-                <w:color w:val="000000"/>
-                <w:sz w:val="26"/>
-                <w:szCs w:val="40"/>
-              </w:rPr>
-              <w:t>–</w:t>
-            </w:r>
-            <w:r>
-              <w:rPr>
-                <w:rFonts w:ascii="BRH Malayalam Extra" w:hAnsi="BRH Malayalam Extra" w:cs="BRH Malayalam Extra"/>
-                <w:color w:val="000000"/>
-                <w:sz w:val="32"/>
-                <w:szCs w:val="40"/>
-              </w:rPr>
-              <w:t xml:space="preserve">Zy </w:t>
-            </w:r>
-            <w:r>
-              <w:rPr>
-                <w:rFonts w:ascii="BRH Malayalam Extra" w:hAnsi="BRH Malayalam Extra" w:cs="BRH Malayalam Extra"/>
-                <w:color w:val="000000"/>
-                <w:sz w:val="32"/>
-                <w:szCs w:val="40"/>
-                <w:highlight w:val="yellow"/>
-              </w:rPr>
-              <w:t>M£—t§Yx</w:t>
-            </w:r>
-            <w:r>
-              <w:rPr>
-                <w:rFonts w:ascii="BRH Malayalam Extra" w:hAnsi="BRH Malayalam Extra" w:cs="BRH Malayalam Extra"/>
-                <w:color w:val="000000"/>
-                <w:sz w:val="26"/>
-                <w:szCs w:val="40"/>
-                <w:highlight w:val="yellow"/>
-              </w:rPr>
-              <w:t>–</w:t>
-            </w:r>
-            <w:r>
-              <w:rPr>
-                <w:rFonts w:ascii="BRH Malayalam Extra" w:hAnsi="BRH Malayalam Extra" w:cs="BRH Malayalam Extra"/>
-                <w:color w:val="000000"/>
-                <w:sz w:val="32"/>
-                <w:szCs w:val="40"/>
-                <w:highlight w:val="yellow"/>
-              </w:rPr>
-              <w:t>Zy</w:t>
-            </w:r>
-            <w:r>
-              <w:rPr>
-                <w:rFonts w:ascii="BRH Malayalam Extra" w:hAnsi="BRH Malayalam Extra" w:cs="BRH Malayalam Extra"/>
-                <w:color w:val="000000"/>
-                <w:sz w:val="32"/>
-                <w:szCs w:val="40"/>
-              </w:rPr>
-              <w:t xml:space="preserve"> eky</w:t>
-            </w:r>
-            <w:r>
-              <w:rPr>
-                <w:rFonts w:ascii="BRH Malayalam Extra" w:hAnsi="BRH Malayalam Extra" w:cs="BRH Malayalam Extra"/>
-                <w:color w:val="000000"/>
-                <w:sz w:val="26"/>
-                <w:szCs w:val="40"/>
-              </w:rPr>
-              <w:t>–</w:t>
-            </w:r>
-            <w:r>
-              <w:rPr>
-                <w:rFonts w:ascii="BRH Malayalam Extra" w:hAnsi="BRH Malayalam Extra" w:cs="BRH Malayalam Extra"/>
-                <w:color w:val="000000"/>
-                <w:sz w:val="32"/>
-                <w:szCs w:val="40"/>
-              </w:rPr>
-              <w:t xml:space="preserve"> eky— M£t§</w:t>
-            </w:r>
-            <w:r>
-              <w:rPr>
-                <w:rFonts w:ascii="BRH Malayalam Extra" w:hAnsi="BRH Malayalam Extra" w:cs="BRH Malayalam Extra"/>
-                <w:color w:val="000000"/>
-                <w:sz w:val="32"/>
-                <w:szCs w:val="40"/>
-                <w:highlight w:val="yellow"/>
-              </w:rPr>
-              <w:t>Yx</w:t>
-            </w:r>
-            <w:r>
-              <w:rPr>
-                <w:rFonts w:ascii="BRH Malayalam Extra" w:hAnsi="BRH Malayalam Extra" w:cs="BRH Malayalam Extra"/>
-                <w:color w:val="000000"/>
-                <w:sz w:val="26"/>
-                <w:szCs w:val="40"/>
-                <w:highlight w:val="yellow"/>
-              </w:rPr>
-              <w:t>–</w:t>
-            </w:r>
-            <w:r>
-              <w:rPr>
-                <w:rFonts w:ascii="BRH Malayalam Extra" w:hAnsi="BRH Malayalam Extra" w:cs="BRH Malayalam Extra"/>
-                <w:color w:val="000000"/>
-                <w:sz w:val="32"/>
-                <w:szCs w:val="40"/>
-              </w:rPr>
-              <w:t xml:space="preserve">Zy | </w:t>
-            </w:r>
           </w:p>
           <w:p>
             <w:pPr>
@@ -16934,7 +17093,8 @@
                 <w:color w:val="000000"/>
                 <w:szCs w:val="40"/>
               </w:rPr>
-              <w:t>48</w:t>
+              <w:lastRenderedPageBreak/>
+              <w:t>47</w:t>
             </w:r>
             <w:r>
               <w:rPr>
@@ -17028,16 +17188,36 @@
                 <w:color w:val="000000"/>
                 <w:szCs w:val="40"/>
               </w:rPr>
-              <w:t>42</w:t>
-            </w:r>
-            <w:r>
-              <w:rPr>
-                <w:rFonts w:ascii="BRH Malayalam Extra" w:hAnsi="BRH Malayalam Extra" w:cs="BRH Malayalam Extra"/>
-                <w:color w:val="000000"/>
-                <w:sz w:val="32"/>
-                <w:szCs w:val="40"/>
-              </w:rPr>
-              <w:t>)-  M£</w:t>
+              <w:t>41</w:t>
+            </w:r>
+            <w:r>
+              <w:rPr>
+                <w:rFonts w:ascii="BRH Malayalam Extra" w:hAnsi="BRH Malayalam Extra" w:cs="BRH Malayalam Extra"/>
+                <w:color w:val="000000"/>
+                <w:sz w:val="32"/>
+                <w:szCs w:val="40"/>
+              </w:rPr>
+              <w:t>)</w:t>
+            </w:r>
+            <w:proofErr w:type="gramStart"/>
+            <w:r>
+              <w:rPr>
+                <w:rFonts w:ascii="BRH Malayalam Extra" w:hAnsi="BRH Malayalam Extra" w:cs="BRH Malayalam Extra"/>
+                <w:color w:val="000000"/>
+                <w:sz w:val="32"/>
+                <w:szCs w:val="40"/>
+              </w:rPr>
+              <w:t>-  eky</w:t>
+            </w:r>
+            <w:proofErr w:type="gramEnd"/>
+            <w:r>
+              <w:rPr>
+                <w:rFonts w:ascii="BRH Malayalam Extra" w:hAnsi="BRH Malayalam Extra" w:cs="BRH Malayalam Extra"/>
+                <w:color w:val="000000"/>
+                <w:sz w:val="32"/>
+                <w:szCs w:val="40"/>
+              </w:rPr>
+              <w:t>— | M£</w:t>
             </w:r>
             <w:r>
               <w:rPr>
@@ -17083,7 +17263,7 @@
                 <w:sz w:val="32"/>
                 <w:szCs w:val="40"/>
               </w:rPr>
-              <w:t xml:space="preserve"> | GK—py(³§)qZyI |</w:t>
+              <w:t xml:space="preserve"> |</w:t>
             </w:r>
           </w:p>
           <w:p>
@@ -17107,6 +17287,346 @@
                 <w:sz w:val="32"/>
                 <w:szCs w:val="40"/>
               </w:rPr>
+              <w:t>eky— M£t§Yx</w:t>
+            </w:r>
+            <w:r>
+              <w:rPr>
+                <w:rFonts w:ascii="BRH Malayalam Extra" w:hAnsi="BRH Malayalam Extra" w:cs="BRH Malayalam Extra"/>
+                <w:color w:val="000000"/>
+                <w:sz w:val="26"/>
+                <w:szCs w:val="40"/>
+              </w:rPr>
+              <w:t>–</w:t>
+            </w:r>
+            <w:r>
+              <w:rPr>
+                <w:rFonts w:ascii="BRH Malayalam Extra" w:hAnsi="BRH Malayalam Extra" w:cs="BRH Malayalam Extra"/>
+                <w:color w:val="000000"/>
+                <w:sz w:val="32"/>
+                <w:szCs w:val="40"/>
+              </w:rPr>
+              <w:t xml:space="preserve">Zy </w:t>
+            </w:r>
+            <w:r>
+              <w:rPr>
+                <w:rFonts w:ascii="BRH Malayalam Extra" w:hAnsi="BRH Malayalam Extra" w:cs="BRH Malayalam Extra"/>
+                <w:color w:val="000000"/>
+                <w:sz w:val="32"/>
+                <w:szCs w:val="40"/>
+                <w:highlight w:val="yellow"/>
+              </w:rPr>
+              <w:t>M£—t§Yx</w:t>
+            </w:r>
+            <w:r>
+              <w:rPr>
+                <w:rFonts w:ascii="BRH Malayalam Extra" w:hAnsi="BRH Malayalam Extra" w:cs="BRH Malayalam Extra"/>
+                <w:color w:val="000000"/>
+                <w:sz w:val="26"/>
+                <w:szCs w:val="40"/>
+                <w:highlight w:val="yellow"/>
+              </w:rPr>
+              <w:t>–</w:t>
+            </w:r>
+            <w:r>
+              <w:rPr>
+                <w:rFonts w:ascii="BRH Malayalam Extra" w:hAnsi="BRH Malayalam Extra" w:cs="BRH Malayalam Extra"/>
+                <w:color w:val="000000"/>
+                <w:sz w:val="32"/>
+                <w:szCs w:val="40"/>
+                <w:highlight w:val="yellow"/>
+              </w:rPr>
+              <w:t>Zy</w:t>
+            </w:r>
+            <w:r>
+              <w:rPr>
+                <w:rFonts w:ascii="BRH Malayalam Extra" w:hAnsi="BRH Malayalam Extra" w:cs="BRH Malayalam Extra"/>
+                <w:color w:val="000000"/>
+                <w:sz w:val="32"/>
+                <w:szCs w:val="40"/>
+              </w:rPr>
+              <w:t xml:space="preserve"> eky</w:t>
+            </w:r>
+            <w:r>
+              <w:rPr>
+                <w:rFonts w:ascii="BRH Malayalam Extra" w:hAnsi="BRH Malayalam Extra" w:cs="BRH Malayalam Extra"/>
+                <w:color w:val="000000"/>
+                <w:sz w:val="26"/>
+                <w:szCs w:val="40"/>
+              </w:rPr>
+              <w:t>–</w:t>
+            </w:r>
+            <w:r>
+              <w:rPr>
+                <w:rFonts w:ascii="BRH Malayalam Extra" w:hAnsi="BRH Malayalam Extra" w:cs="BRH Malayalam Extra"/>
+                <w:color w:val="000000"/>
+                <w:sz w:val="32"/>
+                <w:szCs w:val="40"/>
+              </w:rPr>
+              <w:t xml:space="preserve"> eky— M£t§</w:t>
+            </w:r>
+            <w:r>
+              <w:rPr>
+                <w:rFonts w:ascii="BRH Malayalam Extra" w:hAnsi="BRH Malayalam Extra" w:cs="BRH Malayalam Extra"/>
+                <w:color w:val="000000"/>
+                <w:sz w:val="32"/>
+                <w:szCs w:val="40"/>
+                <w:highlight w:val="yellow"/>
+              </w:rPr>
+              <w:t>Yx</w:t>
+            </w:r>
+            <w:r>
+              <w:rPr>
+                <w:rFonts w:ascii="BRH Malayalam Extra" w:hAnsi="BRH Malayalam Extra" w:cs="BRH Malayalam Extra"/>
+                <w:color w:val="000000"/>
+                <w:sz w:val="26"/>
+                <w:szCs w:val="40"/>
+                <w:highlight w:val="yellow"/>
+              </w:rPr>
+              <w:t>–</w:t>
+            </w:r>
+            <w:r>
+              <w:rPr>
+                <w:rFonts w:ascii="BRH Malayalam Extra" w:hAnsi="BRH Malayalam Extra" w:cs="BRH Malayalam Extra"/>
+                <w:color w:val="000000"/>
+                <w:sz w:val="32"/>
+                <w:szCs w:val="40"/>
+              </w:rPr>
+              <w:t xml:space="preserve">Zy | </w:t>
+            </w:r>
+          </w:p>
+          <w:p>
+            <w:pPr>
+              <w:widowControl w:val="0"/>
+              <w:autoSpaceDE w:val="0"/>
+              <w:autoSpaceDN w:val="0"/>
+              <w:adjustRightInd w:val="0"/>
+              <w:spacing w:before="0" w:line="240" w:lineRule="auto"/>
+              <w:rPr>
+                <w:rFonts w:ascii="BRH Malayalam Extra" w:hAnsi="BRH Malayalam Extra" w:cs="BRH Malayalam Extra"/>
+                <w:color w:val="000000"/>
+                <w:sz w:val="32"/>
+                <w:szCs w:val="40"/>
+              </w:rPr>
+            </w:pPr>
+            <w:r>
+              <w:rPr>
+                <w:rFonts w:cs="BRH Malayalam Extra"/>
+                <w:color w:val="000000"/>
+                <w:szCs w:val="40"/>
+              </w:rPr>
+              <w:t>48</w:t>
+            </w:r>
+            <w:r>
+              <w:rPr>
+                <w:rFonts w:ascii="BRH Malayalam Extra" w:hAnsi="BRH Malayalam Extra" w:cs="BRH Malayalam Extra"/>
+                <w:color w:val="000000"/>
+                <w:sz w:val="32"/>
+                <w:szCs w:val="40"/>
+              </w:rPr>
+              <w:t>)</w:t>
+            </w:r>
+            <w:r>
+              <w:rPr>
+                <w:rFonts w:ascii="BRH Malayalam Extra" w:hAnsi="BRH Malayalam Extra" w:cs="BRH Malayalam Extra"/>
+                <w:color w:val="000000"/>
+                <w:sz w:val="32"/>
+                <w:szCs w:val="40"/>
+              </w:rPr>
+              <w:tab/>
+            </w:r>
+            <w:r>
+              <w:rPr>
+                <w:rFonts w:cs="BRH Malayalam Extra"/>
+                <w:color w:val="000000"/>
+                <w:szCs w:val="40"/>
+              </w:rPr>
+              <w:t>2</w:t>
+            </w:r>
+            <w:r>
+              <w:rPr>
+                <w:rFonts w:ascii="BRH Malayalam Extra" w:hAnsi="BRH Malayalam Extra" w:cs="BRH Malayalam Extra"/>
+                <w:color w:val="000000"/>
+                <w:sz w:val="32"/>
+                <w:szCs w:val="40"/>
+              </w:rPr>
+              <w:t>.</w:t>
+            </w:r>
+            <w:r>
+              <w:rPr>
+                <w:rFonts w:cs="BRH Malayalam Extra"/>
+                <w:color w:val="000000"/>
+                <w:szCs w:val="40"/>
+              </w:rPr>
+              <w:t>5</w:t>
+            </w:r>
+            <w:r>
+              <w:rPr>
+                <w:rFonts w:ascii="BRH Malayalam Extra" w:hAnsi="BRH Malayalam Extra" w:cs="BRH Malayalam Extra"/>
+                <w:color w:val="000000"/>
+                <w:sz w:val="32"/>
+                <w:szCs w:val="40"/>
+              </w:rPr>
+              <w:t>.</w:t>
+            </w:r>
+            <w:r>
+              <w:rPr>
+                <w:rFonts w:cs="BRH Malayalam Extra"/>
+                <w:color w:val="000000"/>
+                <w:szCs w:val="40"/>
+              </w:rPr>
+              <w:t>10</w:t>
+            </w:r>
+            <w:r>
+              <w:rPr>
+                <w:rFonts w:ascii="BRH Malayalam Extra" w:hAnsi="BRH Malayalam Extra" w:cs="BRH Malayalam Extra"/>
+                <w:color w:val="000000"/>
+                <w:sz w:val="32"/>
+                <w:szCs w:val="40"/>
+              </w:rPr>
+              <w:t>.</w:t>
+            </w:r>
+            <w:r>
+              <w:rPr>
+                <w:rFonts w:cs="BRH Malayalam Extra"/>
+                <w:color w:val="000000"/>
+                <w:szCs w:val="40"/>
+              </w:rPr>
+              <w:t>2</w:t>
+            </w:r>
+            <w:r>
+              <w:rPr>
+                <w:rFonts w:ascii="BRH Malayalam Extra" w:hAnsi="BRH Malayalam Extra" w:cs="BRH Malayalam Extra"/>
+                <w:color w:val="000000"/>
+                <w:sz w:val="32"/>
+                <w:szCs w:val="40"/>
+              </w:rPr>
+              <w:t>(</w:t>
+            </w:r>
+            <w:r>
+              <w:rPr>
+                <w:rFonts w:cs="BRH Malayalam Extra"/>
+                <w:color w:val="000000"/>
+                <w:szCs w:val="40"/>
+              </w:rPr>
+              <w:t>42</w:t>
+            </w:r>
+            <w:r>
+              <w:rPr>
+                <w:rFonts w:ascii="BRH Malayalam Extra" w:hAnsi="BRH Malayalam Extra" w:cs="BRH Malayalam Extra"/>
+                <w:color w:val="000000"/>
+                <w:sz w:val="32"/>
+                <w:szCs w:val="40"/>
+              </w:rPr>
+              <w:t>)</w:t>
+            </w:r>
+            <w:proofErr w:type="gramStart"/>
+            <w:r>
+              <w:rPr>
+                <w:rFonts w:ascii="BRH Malayalam Extra" w:hAnsi="BRH Malayalam Extra" w:cs="BRH Malayalam Extra"/>
+                <w:color w:val="000000"/>
+                <w:sz w:val="32"/>
+                <w:szCs w:val="40"/>
+              </w:rPr>
+              <w:t>-  M</w:t>
+            </w:r>
+            <w:proofErr w:type="gramEnd"/>
+            <w:r>
+              <w:rPr>
+                <w:rFonts w:ascii="BRH Malayalam Extra" w:hAnsi="BRH Malayalam Extra" w:cs="BRH Malayalam Extra"/>
+                <w:color w:val="000000"/>
+                <w:sz w:val="32"/>
+                <w:szCs w:val="40"/>
+              </w:rPr>
+              <w:t>£</w:t>
+            </w:r>
+            <w:r>
+              <w:rPr>
+                <w:rFonts w:ascii="BRH Malayalam Extra" w:hAnsi="BRH Malayalam Extra" w:cs="BRH Malayalam Extra"/>
+                <w:color w:val="000000"/>
+                <w:sz w:val="26"/>
+                <w:szCs w:val="40"/>
+              </w:rPr>
+              <w:t>–</w:t>
+            </w:r>
+            <w:r>
+              <w:rPr>
+                <w:rFonts w:ascii="BRH Malayalam Extra" w:hAnsi="BRH Malayalam Extra" w:cs="BRH Malayalam Extra"/>
+                <w:color w:val="000000"/>
+                <w:sz w:val="32"/>
+                <w:szCs w:val="40"/>
+              </w:rPr>
+              <w:t>t§Yx</w:t>
+            </w:r>
+            <w:r>
+              <w:rPr>
+                <w:rFonts w:ascii="BRH Malayalam Extra" w:hAnsi="BRH Malayalam Extra" w:cs="BRH Malayalam Extra"/>
+                <w:color w:val="000000"/>
+                <w:sz w:val="26"/>
+                <w:szCs w:val="40"/>
+              </w:rPr>
+              <w:t>–</w:t>
+            </w:r>
+            <w:r>
+              <w:rPr>
+                <w:rFonts w:ascii="BRH Malayalam Extra" w:hAnsi="BRH Malayalam Extra" w:cs="BRH Malayalam Extra"/>
+                <w:color w:val="000000"/>
+                <w:sz w:val="32"/>
+                <w:szCs w:val="40"/>
+                <w:highlight w:val="yellow"/>
+              </w:rPr>
+              <w:t>Zy</w:t>
+            </w:r>
+            <w:r>
+              <w:rPr>
+                <w:rFonts w:ascii="BRH Malayalam Extra" w:hAnsi="BRH Malayalam Extra" w:cs="BRH Malayalam Extra"/>
+                <w:color w:val="000000"/>
+                <w:sz w:val="32"/>
+                <w:szCs w:val="40"/>
+              </w:rPr>
+              <w:t xml:space="preserve"> | GK—py(³</w:t>
+            </w:r>
+            <w:proofErr w:type="gramStart"/>
+            <w:r>
+              <w:rPr>
+                <w:rFonts w:ascii="BRH Malayalam Extra" w:hAnsi="BRH Malayalam Extra" w:cs="BRH Malayalam Extra"/>
+                <w:color w:val="000000"/>
+                <w:sz w:val="32"/>
+                <w:szCs w:val="40"/>
+              </w:rPr>
+              <w:t>§)qZyI</w:t>
+            </w:r>
+            <w:proofErr w:type="gramEnd"/>
+            <w:r>
+              <w:rPr>
+                <w:rFonts w:ascii="BRH Malayalam Extra" w:hAnsi="BRH Malayalam Extra" w:cs="BRH Malayalam Extra"/>
+                <w:color w:val="000000"/>
+                <w:sz w:val="32"/>
+                <w:szCs w:val="40"/>
+              </w:rPr>
+              <w:t xml:space="preserve"> |</w:t>
+            </w:r>
+          </w:p>
+          <w:p>
+            <w:pPr>
+              <w:widowControl w:val="0"/>
+              <w:autoSpaceDE w:val="0"/>
+              <w:autoSpaceDN w:val="0"/>
+              <w:adjustRightInd w:val="0"/>
+              <w:spacing w:before="0" w:line="240" w:lineRule="auto"/>
+              <w:rPr>
+                <w:rFonts w:ascii="BRH Malayalam Extra" w:hAnsi="BRH Malayalam Extra" w:cs="BRH Malayalam Extra"/>
+                <w:color w:val="000000"/>
+                <w:sz w:val="32"/>
+                <w:szCs w:val="40"/>
+              </w:rPr>
+            </w:pPr>
+            <w:r>
+              <w:rPr>
+                <w:rFonts w:ascii="BRH Malayalam Extra" w:hAnsi="BRH Malayalam Extra" w:cs="BRH Malayalam Extra"/>
+                <w:color w:val="000000"/>
+                <w:sz w:val="32"/>
+                <w:szCs w:val="40"/>
+              </w:rPr>
               <w:t>M£</w:t>
             </w:r>
             <w:r>
@@ -17143,25 +17663,56 @@
                 <w:sz w:val="32"/>
                 <w:szCs w:val="40"/>
               </w:rPr>
-              <w:t xml:space="preserve"> ¥ZõK—py(³§)qZy</w:t>
-            </w:r>
-            <w:r>
-              <w:rPr>
-                <w:rFonts w:ascii="BRH Malayalam Extra" w:hAnsi="BRH Malayalam Extra" w:cs="BRH Malayalam Extra"/>
-                <w:color w:val="000000"/>
-                <w:sz w:val="26"/>
-                <w:szCs w:val="40"/>
-              </w:rPr>
-              <w:t>–</w:t>
-            </w:r>
-            <w:r>
-              <w:rPr>
-                <w:rFonts w:ascii="BRH Malayalam Extra" w:hAnsi="BRH Malayalam Extra" w:cs="BRH Malayalam Extra"/>
-                <w:color w:val="000000"/>
-                <w:sz w:val="32"/>
-                <w:szCs w:val="40"/>
-              </w:rPr>
-              <w:t xml:space="preserve"> ¥iK—py(³§)qZyI M£t§</w:t>
+              <w:t xml:space="preserve"> ¥ZõK—py(³</w:t>
+            </w:r>
+            <w:proofErr w:type="gramStart"/>
+            <w:r>
+              <w:rPr>
+                <w:rFonts w:ascii="BRH Malayalam Extra" w:hAnsi="BRH Malayalam Extra" w:cs="BRH Malayalam Extra"/>
+                <w:color w:val="000000"/>
+                <w:sz w:val="32"/>
+                <w:szCs w:val="40"/>
+              </w:rPr>
+              <w:t>§)qZy</w:t>
+            </w:r>
+            <w:proofErr w:type="gramEnd"/>
+            <w:r>
+              <w:rPr>
+                <w:rFonts w:ascii="BRH Malayalam Extra" w:hAnsi="BRH Malayalam Extra" w:cs="BRH Malayalam Extra"/>
+                <w:color w:val="000000"/>
+                <w:sz w:val="26"/>
+                <w:szCs w:val="40"/>
+              </w:rPr>
+              <w:t>–</w:t>
+            </w:r>
+            <w:r>
+              <w:rPr>
+                <w:rFonts w:ascii="BRH Malayalam Extra" w:hAnsi="BRH Malayalam Extra" w:cs="BRH Malayalam Extra"/>
+                <w:color w:val="000000"/>
+                <w:sz w:val="32"/>
+                <w:szCs w:val="40"/>
+              </w:rPr>
+              <w:t xml:space="preserve"> ¥iK—py(³</w:t>
+            </w:r>
+            <w:proofErr w:type="gramStart"/>
+            <w:r>
+              <w:rPr>
+                <w:rFonts w:ascii="BRH Malayalam Extra" w:hAnsi="BRH Malayalam Extra" w:cs="BRH Malayalam Extra"/>
+                <w:color w:val="000000"/>
+                <w:sz w:val="32"/>
+                <w:szCs w:val="40"/>
+              </w:rPr>
+              <w:t>§)qZyI</w:t>
+            </w:r>
+            <w:proofErr w:type="gramEnd"/>
+            <w:r>
+              <w:rPr>
+                <w:rFonts w:ascii="BRH Malayalam Extra" w:hAnsi="BRH Malayalam Extra" w:cs="BRH Malayalam Extra"/>
+                <w:color w:val="000000"/>
+                <w:sz w:val="32"/>
+                <w:szCs w:val="40"/>
+              </w:rPr>
+              <w:t xml:space="preserve"> M£t§</w:t>
             </w:r>
             <w:r>
               <w:rPr>
@@ -17227,7 +17778,27 @@
                 <w:sz w:val="32"/>
                 <w:szCs w:val="40"/>
               </w:rPr>
-              <w:t xml:space="preserve"> ¥ZõK—py(³§)qZyI | </w:t>
+              <w:t xml:space="preserve"> ¥ZõK—py(³</w:t>
+            </w:r>
+            <w:proofErr w:type="gramStart"/>
+            <w:r>
+              <w:rPr>
+                <w:rFonts w:ascii="BRH Malayalam Extra" w:hAnsi="BRH Malayalam Extra" w:cs="BRH Malayalam Extra"/>
+                <w:color w:val="000000"/>
+                <w:sz w:val="32"/>
+                <w:szCs w:val="40"/>
+              </w:rPr>
+              <w:t>§)qZyI</w:t>
+            </w:r>
+            <w:proofErr w:type="gramEnd"/>
+            <w:r>
+              <w:rPr>
+                <w:rFonts w:ascii="BRH Malayalam Extra" w:hAnsi="BRH Malayalam Extra" w:cs="BRH Malayalam Extra"/>
+                <w:color w:val="000000"/>
+                <w:sz w:val="32"/>
+                <w:szCs w:val="40"/>
+              </w:rPr>
+              <w:t xml:space="preserve"> | </w:t>
             </w:r>
           </w:p>
           <w:p>
@@ -17263,180 +17834,11 @@
               <w:adjustRightInd w:val="0"/>
               <w:spacing w:before="0" w:line="240" w:lineRule="auto"/>
               <w:rPr>
-                <w:rFonts w:ascii="BRH Malayalam Extra" w:hAnsi="BRH Malayalam Extra" w:cs="BRH Malayalam Extra"/>
-                <w:color w:val="000000"/>
-                <w:sz w:val="32"/>
+                <w:rFonts w:cs="BRH Malayalam Extra"/>
+                <w:color w:val="000000"/>
                 <w:szCs w:val="40"/>
               </w:rPr>
             </w:pPr>
-            <w:r>
-              <w:rPr>
-                <w:rFonts w:cs="BRH Malayalam Extra"/>
-                <w:color w:val="000000"/>
-                <w:szCs w:val="40"/>
-              </w:rPr>
-              <w:t>47</w:t>
-            </w:r>
-            <w:r>
-              <w:rPr>
-                <w:rFonts w:ascii="BRH Malayalam Extra" w:hAnsi="BRH Malayalam Extra" w:cs="BRH Malayalam Extra"/>
-                <w:color w:val="000000"/>
-                <w:sz w:val="32"/>
-                <w:szCs w:val="40"/>
-              </w:rPr>
-              <w:t>)</w:t>
-            </w:r>
-            <w:r>
-              <w:rPr>
-                <w:rFonts w:ascii="BRH Malayalam Extra" w:hAnsi="BRH Malayalam Extra" w:cs="BRH Malayalam Extra"/>
-                <w:color w:val="000000"/>
-                <w:sz w:val="32"/>
-                <w:szCs w:val="40"/>
-              </w:rPr>
-              <w:tab/>
-            </w:r>
-            <w:r>
-              <w:rPr>
-                <w:rFonts w:cs="BRH Malayalam Extra"/>
-                <w:color w:val="000000"/>
-                <w:szCs w:val="40"/>
-              </w:rPr>
-              <w:t>2</w:t>
-            </w:r>
-            <w:r>
-              <w:rPr>
-                <w:rFonts w:ascii="BRH Malayalam Extra" w:hAnsi="BRH Malayalam Extra" w:cs="BRH Malayalam Extra"/>
-                <w:color w:val="000000"/>
-                <w:sz w:val="32"/>
-                <w:szCs w:val="40"/>
-              </w:rPr>
-              <w:t>.</w:t>
-            </w:r>
-            <w:r>
-              <w:rPr>
-                <w:rFonts w:cs="BRH Malayalam Extra"/>
-                <w:color w:val="000000"/>
-                <w:szCs w:val="40"/>
-              </w:rPr>
-              <w:t>5</w:t>
-            </w:r>
-            <w:r>
-              <w:rPr>
-                <w:rFonts w:ascii="BRH Malayalam Extra" w:hAnsi="BRH Malayalam Extra" w:cs="BRH Malayalam Extra"/>
-                <w:color w:val="000000"/>
-                <w:sz w:val="32"/>
-                <w:szCs w:val="40"/>
-              </w:rPr>
-              <w:t>.</w:t>
-            </w:r>
-            <w:r>
-              <w:rPr>
-                <w:rFonts w:cs="BRH Malayalam Extra"/>
-                <w:color w:val="000000"/>
-                <w:szCs w:val="40"/>
-              </w:rPr>
-              <w:t>10</w:t>
-            </w:r>
-            <w:r>
-              <w:rPr>
-                <w:rFonts w:ascii="BRH Malayalam Extra" w:hAnsi="BRH Malayalam Extra" w:cs="BRH Malayalam Extra"/>
-                <w:color w:val="000000"/>
-                <w:sz w:val="32"/>
-                <w:szCs w:val="40"/>
-              </w:rPr>
-              <w:t>.</w:t>
-            </w:r>
-            <w:r>
-              <w:rPr>
-                <w:rFonts w:cs="BRH Malayalam Extra"/>
-                <w:color w:val="000000"/>
-                <w:szCs w:val="40"/>
-              </w:rPr>
-              <w:t>2</w:t>
-            </w:r>
-            <w:r>
-              <w:rPr>
-                <w:rFonts w:ascii="BRH Malayalam Extra" w:hAnsi="BRH Malayalam Extra" w:cs="BRH Malayalam Extra"/>
-                <w:color w:val="000000"/>
-                <w:sz w:val="32"/>
-                <w:szCs w:val="40"/>
-              </w:rPr>
-              <w:t>(</w:t>
-            </w:r>
-            <w:r>
-              <w:rPr>
-                <w:rFonts w:cs="BRH Malayalam Extra"/>
-                <w:color w:val="000000"/>
-                <w:szCs w:val="40"/>
-              </w:rPr>
-              <w:t>41</w:t>
-            </w:r>
-            <w:r>
-              <w:rPr>
-                <w:rFonts w:ascii="BRH Malayalam Extra" w:hAnsi="BRH Malayalam Extra" w:cs="BRH Malayalam Extra"/>
-                <w:color w:val="000000"/>
-                <w:sz w:val="32"/>
-                <w:szCs w:val="40"/>
-              </w:rPr>
-              <w:t>)-  eky— | M£</w:t>
-            </w:r>
-            <w:r>
-              <w:rPr>
-                <w:rFonts w:ascii="BRH Malayalam Extra" w:hAnsi="BRH Malayalam Extra" w:cs="BRH Malayalam Extra"/>
-                <w:color w:val="000000"/>
-                <w:sz w:val="26"/>
-                <w:szCs w:val="40"/>
-              </w:rPr>
-              <w:t>–</w:t>
-            </w:r>
-            <w:r>
-              <w:rPr>
-                <w:rFonts w:ascii="BRH Malayalam Extra" w:hAnsi="BRH Malayalam Extra" w:cs="BRH Malayalam Extra"/>
-                <w:color w:val="000000"/>
-                <w:sz w:val="32"/>
-                <w:szCs w:val="40"/>
-              </w:rPr>
-              <w:t>t§Yx</w:t>
-            </w:r>
-            <w:r>
-              <w:rPr>
-                <w:rFonts w:ascii="BRH Malayalam Extra" w:hAnsi="BRH Malayalam Extra" w:cs="BRH Malayalam Extra"/>
-                <w:color w:val="000000"/>
-                <w:sz w:val="26"/>
-                <w:szCs w:val="40"/>
-              </w:rPr>
-              <w:t>–</w:t>
-            </w:r>
-            <w:r>
-              <w:rPr>
-                <w:rFonts w:ascii="BRH Malayalam Extra" w:hAnsi="BRH Malayalam Extra" w:cs="BRH Malayalam Extra"/>
-                <w:color w:val="000000"/>
-                <w:sz w:val="32"/>
-                <w:szCs w:val="40"/>
-                <w:highlight w:val="green"/>
-              </w:rPr>
-              <w:t>Zy</w:t>
-            </w:r>
-            <w:r>
-              <w:rPr>
-                <w:rFonts w:ascii="BRH Malayalam Extra" w:hAnsi="BRH Malayalam Extra" w:cs="BRH Malayalam Extra"/>
-                <w:color w:val="000000"/>
-                <w:sz w:val="26"/>
-                <w:szCs w:val="40"/>
-                <w:highlight w:val="green"/>
-              </w:rPr>
-              <w:t>–</w:t>
-            </w:r>
-            <w:r>
-              <w:rPr>
-                <w:rFonts w:ascii="BRH Malayalam Extra" w:hAnsi="BRH Malayalam Extra" w:cs="BRH Malayalam Extra"/>
-                <w:color w:val="000000"/>
-                <w:sz w:val="32"/>
-                <w:szCs w:val="40"/>
-                <w:highlight w:val="green"/>
-              </w:rPr>
-              <w:t xml:space="preserve"> |</w:t>
-            </w:r>
           </w:p>
           <w:p>
             <w:pPr>
@@ -17446,105 +17848,11 @@
               <w:adjustRightInd w:val="0"/>
               <w:spacing w:before="0" w:line="240" w:lineRule="auto"/>
               <w:rPr>
-                <w:rFonts w:ascii="BRH Malayalam Extra" w:hAnsi="BRH Malayalam Extra" w:cs="BRH Malayalam Extra"/>
-                <w:color w:val="000000"/>
-                <w:sz w:val="32"/>
+                <w:rFonts w:cs="BRH Malayalam Extra"/>
+                <w:color w:val="000000"/>
                 <w:szCs w:val="40"/>
               </w:rPr>
             </w:pPr>
-            <w:r>
-              <w:rPr>
-                <w:rFonts w:ascii="BRH Malayalam Extra" w:hAnsi="BRH Malayalam Extra" w:cs="BRH Malayalam Extra"/>
-                <w:color w:val="000000"/>
-                <w:sz w:val="32"/>
-                <w:szCs w:val="40"/>
-              </w:rPr>
-              <w:t>eky— M£t§</w:t>
-            </w:r>
-            <w:r>
-              <w:rPr>
-                <w:rFonts w:ascii="BRH Malayalam Extra" w:hAnsi="BRH Malayalam Extra" w:cs="BRH Malayalam Extra"/>
-                <w:color w:val="000000"/>
-                <w:sz w:val="32"/>
-                <w:szCs w:val="40"/>
-                <w:highlight w:val="green"/>
-              </w:rPr>
-              <w:t>Yx</w:t>
-            </w:r>
-            <w:r>
-              <w:rPr>
-                <w:rFonts w:ascii="BRH Malayalam Extra" w:hAnsi="BRH Malayalam Extra" w:cs="BRH Malayalam Extra"/>
-                <w:color w:val="000000"/>
-                <w:sz w:val="32"/>
-                <w:szCs w:val="40"/>
-              </w:rPr>
-              <w:t xml:space="preserve">Zy </w:t>
-            </w:r>
-            <w:r>
-              <w:rPr>
-                <w:rFonts w:ascii="BRH Malayalam Extra" w:hAnsi="BRH Malayalam Extra" w:cs="BRH Malayalam Extra"/>
-                <w:color w:val="000000"/>
-                <w:sz w:val="32"/>
-                <w:szCs w:val="40"/>
-                <w:highlight w:val="green"/>
-              </w:rPr>
-              <w:t>M£t§YxZy</w:t>
-            </w:r>
-            <w:r>
-              <w:rPr>
-                <w:rFonts w:ascii="BRH Malayalam Extra" w:hAnsi="BRH Malayalam Extra" w:cs="BRH Malayalam Extra"/>
-                <w:color w:val="000000"/>
-                <w:sz w:val="26"/>
-                <w:szCs w:val="40"/>
-              </w:rPr>
-              <w:t>–</w:t>
-            </w:r>
-            <w:r>
-              <w:rPr>
-                <w:rFonts w:ascii="BRH Malayalam Extra" w:hAnsi="BRH Malayalam Extra" w:cs="BRH Malayalam Extra"/>
-                <w:color w:val="000000"/>
-                <w:sz w:val="32"/>
-                <w:szCs w:val="40"/>
-              </w:rPr>
-              <w:t xml:space="preserve"> eky</w:t>
-            </w:r>
-            <w:r>
-              <w:rPr>
-                <w:rFonts w:ascii="BRH Malayalam Extra" w:hAnsi="BRH Malayalam Extra" w:cs="BRH Malayalam Extra"/>
-                <w:color w:val="000000"/>
-                <w:sz w:val="26"/>
-                <w:szCs w:val="40"/>
-              </w:rPr>
-              <w:t>–</w:t>
-            </w:r>
-            <w:r>
-              <w:rPr>
-                <w:rFonts w:ascii="BRH Malayalam Extra" w:hAnsi="BRH Malayalam Extra" w:cs="BRH Malayalam Extra"/>
-                <w:color w:val="000000"/>
-                <w:sz w:val="32"/>
-                <w:szCs w:val="40"/>
-              </w:rPr>
-              <w:t xml:space="preserve"> eky— M£t§</w:t>
-            </w:r>
-            <w:r>
-              <w:rPr>
-                <w:rFonts w:ascii="BRH Malayalam Extra" w:hAnsi="BRH Malayalam Extra" w:cs="BRH Malayalam Extra"/>
-                <w:color w:val="000000"/>
-                <w:sz w:val="32"/>
-                <w:szCs w:val="40"/>
-                <w:highlight w:val="green"/>
-              </w:rPr>
-              <w:t>Yx</w:t>
-            </w:r>
-            <w:r>
-              <w:rPr>
-                <w:rFonts w:ascii="BRH Malayalam Extra" w:hAnsi="BRH Malayalam Extra" w:cs="BRH Malayalam Extra"/>
-                <w:color w:val="000000"/>
-                <w:sz w:val="32"/>
-                <w:szCs w:val="40"/>
-              </w:rPr>
-              <w:t xml:space="preserve">Zy | </w:t>
-            </w:r>
           </w:p>
           <w:p>
             <w:pPr>
@@ -17566,7 +17874,8 @@
                 <w:color w:val="000000"/>
                 <w:szCs w:val="40"/>
               </w:rPr>
-              <w:t>48</w:t>
+              <w:lastRenderedPageBreak/>
+              <w:t>47</w:t>
             </w:r>
             <w:r>
               <w:rPr>
@@ -17660,16 +17969,36 @@
                 <w:color w:val="000000"/>
                 <w:szCs w:val="40"/>
               </w:rPr>
-              <w:t>42</w:t>
-            </w:r>
-            <w:r>
-              <w:rPr>
-                <w:rFonts w:ascii="BRH Malayalam Extra" w:hAnsi="BRH Malayalam Extra" w:cs="BRH Malayalam Extra"/>
-                <w:color w:val="000000"/>
-                <w:sz w:val="32"/>
-                <w:szCs w:val="40"/>
-              </w:rPr>
-              <w:t>)-  M£</w:t>
+              <w:t>41</w:t>
+            </w:r>
+            <w:r>
+              <w:rPr>
+                <w:rFonts w:ascii="BRH Malayalam Extra" w:hAnsi="BRH Malayalam Extra" w:cs="BRH Malayalam Extra"/>
+                <w:color w:val="000000"/>
+                <w:sz w:val="32"/>
+                <w:szCs w:val="40"/>
+              </w:rPr>
+              <w:t>)</w:t>
+            </w:r>
+            <w:proofErr w:type="gramStart"/>
+            <w:r>
+              <w:rPr>
+                <w:rFonts w:ascii="BRH Malayalam Extra" w:hAnsi="BRH Malayalam Extra" w:cs="BRH Malayalam Extra"/>
+                <w:color w:val="000000"/>
+                <w:sz w:val="32"/>
+                <w:szCs w:val="40"/>
+              </w:rPr>
+              <w:t>-  eky</w:t>
+            </w:r>
+            <w:proofErr w:type="gramEnd"/>
+            <w:r>
+              <w:rPr>
+                <w:rFonts w:ascii="BRH Malayalam Extra" w:hAnsi="BRH Malayalam Extra" w:cs="BRH Malayalam Extra"/>
+                <w:color w:val="000000"/>
+                <w:sz w:val="32"/>
+                <w:szCs w:val="40"/>
+              </w:rPr>
+              <w:t>— | M£</w:t>
             </w:r>
             <w:r>
               <w:rPr>
@@ -17724,8 +18053,9 @@
                 <w:color w:val="000000"/>
                 <w:sz w:val="32"/>
                 <w:szCs w:val="40"/>
-              </w:rPr>
-              <w:t xml:space="preserve"> | GK—py(³§)qZyI |</w:t>
+                <w:highlight w:val="green"/>
+              </w:rPr>
+              <w:t xml:space="preserve"> |</w:t>
             </w:r>
           </w:p>
           <w:p>
@@ -17749,6 +18079,336 @@
                 <w:sz w:val="32"/>
                 <w:szCs w:val="40"/>
               </w:rPr>
+              <w:t>eky— M£t§</w:t>
+            </w:r>
+            <w:r>
+              <w:rPr>
+                <w:rFonts w:ascii="BRH Malayalam Extra" w:hAnsi="BRH Malayalam Extra" w:cs="BRH Malayalam Extra"/>
+                <w:color w:val="000000"/>
+                <w:sz w:val="32"/>
+                <w:szCs w:val="40"/>
+                <w:highlight w:val="green"/>
+              </w:rPr>
+              <w:t>Yx</w:t>
+            </w:r>
+            <w:r>
+              <w:rPr>
+                <w:rFonts w:ascii="BRH Malayalam Extra" w:hAnsi="BRH Malayalam Extra" w:cs="BRH Malayalam Extra"/>
+                <w:color w:val="000000"/>
+                <w:sz w:val="32"/>
+                <w:szCs w:val="40"/>
+              </w:rPr>
+              <w:t xml:space="preserve">Zy </w:t>
+            </w:r>
+            <w:r>
+              <w:rPr>
+                <w:rFonts w:ascii="BRH Malayalam Extra" w:hAnsi="BRH Malayalam Extra" w:cs="BRH Malayalam Extra"/>
+                <w:color w:val="000000"/>
+                <w:sz w:val="32"/>
+                <w:szCs w:val="40"/>
+                <w:highlight w:val="green"/>
+              </w:rPr>
+              <w:t>M£t§YxZy</w:t>
+            </w:r>
+            <w:r>
+              <w:rPr>
+                <w:rFonts w:ascii="BRH Malayalam Extra" w:hAnsi="BRH Malayalam Extra" w:cs="BRH Malayalam Extra"/>
+                <w:color w:val="000000"/>
+                <w:sz w:val="26"/>
+                <w:szCs w:val="40"/>
+              </w:rPr>
+              <w:t>–</w:t>
+            </w:r>
+            <w:r>
+              <w:rPr>
+                <w:rFonts w:ascii="BRH Malayalam Extra" w:hAnsi="BRH Malayalam Extra" w:cs="BRH Malayalam Extra"/>
+                <w:color w:val="000000"/>
+                <w:sz w:val="32"/>
+                <w:szCs w:val="40"/>
+              </w:rPr>
+              <w:t xml:space="preserve"> eky</w:t>
+            </w:r>
+            <w:r>
+              <w:rPr>
+                <w:rFonts w:ascii="BRH Malayalam Extra" w:hAnsi="BRH Malayalam Extra" w:cs="BRH Malayalam Extra"/>
+                <w:color w:val="000000"/>
+                <w:sz w:val="26"/>
+                <w:szCs w:val="40"/>
+              </w:rPr>
+              <w:t>–</w:t>
+            </w:r>
+            <w:r>
+              <w:rPr>
+                <w:rFonts w:ascii="BRH Malayalam Extra" w:hAnsi="BRH Malayalam Extra" w:cs="BRH Malayalam Extra"/>
+                <w:color w:val="000000"/>
+                <w:sz w:val="32"/>
+                <w:szCs w:val="40"/>
+              </w:rPr>
+              <w:t xml:space="preserve"> eky— M£t§</w:t>
+            </w:r>
+            <w:r>
+              <w:rPr>
+                <w:rFonts w:ascii="BRH Malayalam Extra" w:hAnsi="BRH Malayalam Extra" w:cs="BRH Malayalam Extra"/>
+                <w:color w:val="000000"/>
+                <w:sz w:val="32"/>
+                <w:szCs w:val="40"/>
+                <w:highlight w:val="green"/>
+              </w:rPr>
+              <w:t>Yx</w:t>
+            </w:r>
+            <w:r>
+              <w:rPr>
+                <w:rFonts w:ascii="BRH Malayalam Extra" w:hAnsi="BRH Malayalam Extra" w:cs="BRH Malayalam Extra"/>
+                <w:color w:val="000000"/>
+                <w:sz w:val="32"/>
+                <w:szCs w:val="40"/>
+              </w:rPr>
+              <w:t xml:space="preserve">Zy | </w:t>
+            </w:r>
+          </w:p>
+          <w:p>
+            <w:pPr>
+              <w:widowControl w:val="0"/>
+              <w:autoSpaceDE w:val="0"/>
+              <w:autoSpaceDN w:val="0"/>
+              <w:adjustRightInd w:val="0"/>
+              <w:spacing w:before="0" w:line="240" w:lineRule="auto"/>
+              <w:rPr>
+                <w:rFonts w:ascii="BRH Malayalam Extra" w:hAnsi="BRH Malayalam Extra" w:cs="BRH Malayalam Extra"/>
+                <w:color w:val="000000"/>
+                <w:sz w:val="32"/>
+                <w:szCs w:val="40"/>
+              </w:rPr>
+            </w:pPr>
+            <w:r>
+              <w:rPr>
+                <w:rFonts w:cs="BRH Malayalam Extra"/>
+                <w:color w:val="000000"/>
+                <w:szCs w:val="40"/>
+              </w:rPr>
+              <w:t>48</w:t>
+            </w:r>
+            <w:r>
+              <w:rPr>
+                <w:rFonts w:ascii="BRH Malayalam Extra" w:hAnsi="BRH Malayalam Extra" w:cs="BRH Malayalam Extra"/>
+                <w:color w:val="000000"/>
+                <w:sz w:val="32"/>
+                <w:szCs w:val="40"/>
+              </w:rPr>
+              <w:t>)</w:t>
+            </w:r>
+            <w:r>
+              <w:rPr>
+                <w:rFonts w:ascii="BRH Malayalam Extra" w:hAnsi="BRH Malayalam Extra" w:cs="BRH Malayalam Extra"/>
+                <w:color w:val="000000"/>
+                <w:sz w:val="32"/>
+                <w:szCs w:val="40"/>
+              </w:rPr>
+              <w:tab/>
+            </w:r>
+            <w:r>
+              <w:rPr>
+                <w:rFonts w:cs="BRH Malayalam Extra"/>
+                <w:color w:val="000000"/>
+                <w:szCs w:val="40"/>
+              </w:rPr>
+              <w:t>2</w:t>
+            </w:r>
+            <w:r>
+              <w:rPr>
+                <w:rFonts w:ascii="BRH Malayalam Extra" w:hAnsi="BRH Malayalam Extra" w:cs="BRH Malayalam Extra"/>
+                <w:color w:val="000000"/>
+                <w:sz w:val="32"/>
+                <w:szCs w:val="40"/>
+              </w:rPr>
+              <w:t>.</w:t>
+            </w:r>
+            <w:r>
+              <w:rPr>
+                <w:rFonts w:cs="BRH Malayalam Extra"/>
+                <w:color w:val="000000"/>
+                <w:szCs w:val="40"/>
+              </w:rPr>
+              <w:t>5</w:t>
+            </w:r>
+            <w:r>
+              <w:rPr>
+                <w:rFonts w:ascii="BRH Malayalam Extra" w:hAnsi="BRH Malayalam Extra" w:cs="BRH Malayalam Extra"/>
+                <w:color w:val="000000"/>
+                <w:sz w:val="32"/>
+                <w:szCs w:val="40"/>
+              </w:rPr>
+              <w:t>.</w:t>
+            </w:r>
+            <w:r>
+              <w:rPr>
+                <w:rFonts w:cs="BRH Malayalam Extra"/>
+                <w:color w:val="000000"/>
+                <w:szCs w:val="40"/>
+              </w:rPr>
+              <w:t>10</w:t>
+            </w:r>
+            <w:r>
+              <w:rPr>
+                <w:rFonts w:ascii="BRH Malayalam Extra" w:hAnsi="BRH Malayalam Extra" w:cs="BRH Malayalam Extra"/>
+                <w:color w:val="000000"/>
+                <w:sz w:val="32"/>
+                <w:szCs w:val="40"/>
+              </w:rPr>
+              <w:t>.</w:t>
+            </w:r>
+            <w:r>
+              <w:rPr>
+                <w:rFonts w:cs="BRH Malayalam Extra"/>
+                <w:color w:val="000000"/>
+                <w:szCs w:val="40"/>
+              </w:rPr>
+              <w:t>2</w:t>
+            </w:r>
+            <w:r>
+              <w:rPr>
+                <w:rFonts w:ascii="BRH Malayalam Extra" w:hAnsi="BRH Malayalam Extra" w:cs="BRH Malayalam Extra"/>
+                <w:color w:val="000000"/>
+                <w:sz w:val="32"/>
+                <w:szCs w:val="40"/>
+              </w:rPr>
+              <w:t>(</w:t>
+            </w:r>
+            <w:r>
+              <w:rPr>
+                <w:rFonts w:cs="BRH Malayalam Extra"/>
+                <w:color w:val="000000"/>
+                <w:szCs w:val="40"/>
+              </w:rPr>
+              <w:t>42</w:t>
+            </w:r>
+            <w:r>
+              <w:rPr>
+                <w:rFonts w:ascii="BRH Malayalam Extra" w:hAnsi="BRH Malayalam Extra" w:cs="BRH Malayalam Extra"/>
+                <w:color w:val="000000"/>
+                <w:sz w:val="32"/>
+                <w:szCs w:val="40"/>
+              </w:rPr>
+              <w:t>)</w:t>
+            </w:r>
+            <w:proofErr w:type="gramStart"/>
+            <w:r>
+              <w:rPr>
+                <w:rFonts w:ascii="BRH Malayalam Extra" w:hAnsi="BRH Malayalam Extra" w:cs="BRH Malayalam Extra"/>
+                <w:color w:val="000000"/>
+                <w:sz w:val="32"/>
+                <w:szCs w:val="40"/>
+              </w:rPr>
+              <w:t>-  M</w:t>
+            </w:r>
+            <w:proofErr w:type="gramEnd"/>
+            <w:r>
+              <w:rPr>
+                <w:rFonts w:ascii="BRH Malayalam Extra" w:hAnsi="BRH Malayalam Extra" w:cs="BRH Malayalam Extra"/>
+                <w:color w:val="000000"/>
+                <w:sz w:val="32"/>
+                <w:szCs w:val="40"/>
+              </w:rPr>
+              <w:t>£</w:t>
+            </w:r>
+            <w:r>
+              <w:rPr>
+                <w:rFonts w:ascii="BRH Malayalam Extra" w:hAnsi="BRH Malayalam Extra" w:cs="BRH Malayalam Extra"/>
+                <w:color w:val="000000"/>
+                <w:sz w:val="26"/>
+                <w:szCs w:val="40"/>
+              </w:rPr>
+              <w:t>–</w:t>
+            </w:r>
+            <w:r>
+              <w:rPr>
+                <w:rFonts w:ascii="BRH Malayalam Extra" w:hAnsi="BRH Malayalam Extra" w:cs="BRH Malayalam Extra"/>
+                <w:color w:val="000000"/>
+                <w:sz w:val="32"/>
+                <w:szCs w:val="40"/>
+              </w:rPr>
+              <w:t>t§Yx</w:t>
+            </w:r>
+            <w:r>
+              <w:rPr>
+                <w:rFonts w:ascii="BRH Malayalam Extra" w:hAnsi="BRH Malayalam Extra" w:cs="BRH Malayalam Extra"/>
+                <w:color w:val="000000"/>
+                <w:sz w:val="26"/>
+                <w:szCs w:val="40"/>
+              </w:rPr>
+              <w:t>–</w:t>
+            </w:r>
+            <w:r>
+              <w:rPr>
+                <w:rFonts w:ascii="BRH Malayalam Extra" w:hAnsi="BRH Malayalam Extra" w:cs="BRH Malayalam Extra"/>
+                <w:color w:val="000000"/>
+                <w:sz w:val="32"/>
+                <w:szCs w:val="40"/>
+                <w:highlight w:val="green"/>
+              </w:rPr>
+              <w:t>Zy</w:t>
+            </w:r>
+            <w:r>
+              <w:rPr>
+                <w:rFonts w:ascii="BRH Malayalam Extra" w:hAnsi="BRH Malayalam Extra" w:cs="BRH Malayalam Extra"/>
+                <w:color w:val="000000"/>
+                <w:sz w:val="26"/>
+                <w:szCs w:val="40"/>
+                <w:highlight w:val="green"/>
+              </w:rPr>
+              <w:t>–</w:t>
+            </w:r>
+            <w:r>
+              <w:rPr>
+                <w:rFonts w:ascii="BRH Malayalam Extra" w:hAnsi="BRH Malayalam Extra" w:cs="BRH Malayalam Extra"/>
+                <w:color w:val="000000"/>
+                <w:sz w:val="32"/>
+                <w:szCs w:val="40"/>
+              </w:rPr>
+              <w:t xml:space="preserve"> | GK—py(³</w:t>
+            </w:r>
+            <w:proofErr w:type="gramStart"/>
+            <w:r>
+              <w:rPr>
+                <w:rFonts w:ascii="BRH Malayalam Extra" w:hAnsi="BRH Malayalam Extra" w:cs="BRH Malayalam Extra"/>
+                <w:color w:val="000000"/>
+                <w:sz w:val="32"/>
+                <w:szCs w:val="40"/>
+              </w:rPr>
+              <w:t>§)qZyI</w:t>
+            </w:r>
+            <w:proofErr w:type="gramEnd"/>
+            <w:r>
+              <w:rPr>
+                <w:rFonts w:ascii="BRH Malayalam Extra" w:hAnsi="BRH Malayalam Extra" w:cs="BRH Malayalam Extra"/>
+                <w:color w:val="000000"/>
+                <w:sz w:val="32"/>
+                <w:szCs w:val="40"/>
+              </w:rPr>
+              <w:t xml:space="preserve"> |</w:t>
+            </w:r>
+          </w:p>
+          <w:p>
+            <w:pPr>
+              <w:widowControl w:val="0"/>
+              <w:autoSpaceDE w:val="0"/>
+              <w:autoSpaceDN w:val="0"/>
+              <w:adjustRightInd w:val="0"/>
+              <w:spacing w:before="0" w:line="240" w:lineRule="auto"/>
+              <w:rPr>
+                <w:rFonts w:ascii="BRH Malayalam Extra" w:hAnsi="BRH Malayalam Extra" w:cs="BRH Malayalam Extra"/>
+                <w:color w:val="000000"/>
+                <w:sz w:val="32"/>
+                <w:szCs w:val="40"/>
+              </w:rPr>
+            </w:pPr>
+            <w:r>
+              <w:rPr>
+                <w:rFonts w:ascii="BRH Malayalam Extra" w:hAnsi="BRH Malayalam Extra" w:cs="BRH Malayalam Extra"/>
+                <w:color w:val="000000"/>
+                <w:sz w:val="32"/>
+                <w:szCs w:val="40"/>
+              </w:rPr>
               <w:t>M£</w:t>
             </w:r>
             <w:r>
@@ -17785,25 +18445,56 @@
                 <w:sz w:val="32"/>
                 <w:szCs w:val="40"/>
               </w:rPr>
-              <w:t xml:space="preserve"> ¥ZõK—py(³§)qZy</w:t>
-            </w:r>
-            <w:r>
-              <w:rPr>
-                <w:rFonts w:ascii="BRH Malayalam Extra" w:hAnsi="BRH Malayalam Extra" w:cs="BRH Malayalam Extra"/>
-                <w:color w:val="000000"/>
-                <w:sz w:val="26"/>
-                <w:szCs w:val="40"/>
-              </w:rPr>
-              <w:t>–</w:t>
-            </w:r>
-            <w:r>
-              <w:rPr>
-                <w:rFonts w:ascii="BRH Malayalam Extra" w:hAnsi="BRH Malayalam Extra" w:cs="BRH Malayalam Extra"/>
-                <w:color w:val="000000"/>
-                <w:sz w:val="32"/>
-                <w:szCs w:val="40"/>
-              </w:rPr>
-              <w:t xml:space="preserve"> ¥iK—py(³§)qZyI M£t§</w:t>
+              <w:t xml:space="preserve"> ¥ZõK—py(³</w:t>
+            </w:r>
+            <w:proofErr w:type="gramStart"/>
+            <w:r>
+              <w:rPr>
+                <w:rFonts w:ascii="BRH Malayalam Extra" w:hAnsi="BRH Malayalam Extra" w:cs="BRH Malayalam Extra"/>
+                <w:color w:val="000000"/>
+                <w:sz w:val="32"/>
+                <w:szCs w:val="40"/>
+              </w:rPr>
+              <w:t>§)qZy</w:t>
+            </w:r>
+            <w:proofErr w:type="gramEnd"/>
+            <w:r>
+              <w:rPr>
+                <w:rFonts w:ascii="BRH Malayalam Extra" w:hAnsi="BRH Malayalam Extra" w:cs="BRH Malayalam Extra"/>
+                <w:color w:val="000000"/>
+                <w:sz w:val="26"/>
+                <w:szCs w:val="40"/>
+              </w:rPr>
+              <w:t>–</w:t>
+            </w:r>
+            <w:r>
+              <w:rPr>
+                <w:rFonts w:ascii="BRH Malayalam Extra" w:hAnsi="BRH Malayalam Extra" w:cs="BRH Malayalam Extra"/>
+                <w:color w:val="000000"/>
+                <w:sz w:val="32"/>
+                <w:szCs w:val="40"/>
+              </w:rPr>
+              <w:t xml:space="preserve"> ¥iK—py(³</w:t>
+            </w:r>
+            <w:proofErr w:type="gramStart"/>
+            <w:r>
+              <w:rPr>
+                <w:rFonts w:ascii="BRH Malayalam Extra" w:hAnsi="BRH Malayalam Extra" w:cs="BRH Malayalam Extra"/>
+                <w:color w:val="000000"/>
+                <w:sz w:val="32"/>
+                <w:szCs w:val="40"/>
+              </w:rPr>
+              <w:t>§)qZyI</w:t>
+            </w:r>
+            <w:proofErr w:type="gramEnd"/>
+            <w:r>
+              <w:rPr>
+                <w:rFonts w:ascii="BRH Malayalam Extra" w:hAnsi="BRH Malayalam Extra" w:cs="BRH Malayalam Extra"/>
+                <w:color w:val="000000"/>
+                <w:sz w:val="32"/>
+                <w:szCs w:val="40"/>
+              </w:rPr>
+              <w:t xml:space="preserve"> M£t§</w:t>
             </w:r>
             <w:r>
               <w:rPr>
@@ -17859,7 +18550,27 @@
                 <w:sz w:val="32"/>
                 <w:szCs w:val="40"/>
               </w:rPr>
-              <w:t xml:space="preserve"> ¥ZõK—py(³§)qZyI | </w:t>
+              <w:t xml:space="preserve"> ¥ZõK—py(³</w:t>
+            </w:r>
+            <w:proofErr w:type="gramStart"/>
+            <w:r>
+              <w:rPr>
+                <w:rFonts w:ascii="BRH Malayalam Extra" w:hAnsi="BRH Malayalam Extra" w:cs="BRH Malayalam Extra"/>
+                <w:color w:val="000000"/>
+                <w:sz w:val="32"/>
+                <w:szCs w:val="40"/>
+              </w:rPr>
+              <w:t>§)qZyI</w:t>
+            </w:r>
+            <w:proofErr w:type="gramEnd"/>
+            <w:r>
+              <w:rPr>
+                <w:rFonts w:ascii="BRH Malayalam Extra" w:hAnsi="BRH Malayalam Extra" w:cs="BRH Malayalam Extra"/>
+                <w:color w:val="000000"/>
+                <w:sz w:val="32"/>
+                <w:szCs w:val="40"/>
+              </w:rPr>
+              <w:t xml:space="preserve"> | </w:t>
             </w:r>
           </w:p>
           <w:p>
@@ -18016,7 +18727,27 @@
                 <w:sz w:val="32"/>
                 <w:szCs w:val="40"/>
               </w:rPr>
-              <w:t>)-  ög¢</w:t>
+              <w:t>)</w:t>
+            </w:r>
+            <w:proofErr w:type="gramStart"/>
+            <w:r>
+              <w:rPr>
+                <w:rFonts w:ascii="BRH Malayalam Extra" w:hAnsi="BRH Malayalam Extra" w:cs="BRH Malayalam Extra"/>
+                <w:color w:val="000000"/>
+                <w:sz w:val="32"/>
+                <w:szCs w:val="40"/>
+              </w:rPr>
+              <w:t>-  ög</w:t>
+            </w:r>
+            <w:proofErr w:type="gramEnd"/>
+            <w:r>
+              <w:rPr>
+                <w:rFonts w:ascii="BRH Malayalam Extra" w:hAnsi="BRH Malayalam Extra" w:cs="BRH Malayalam Extra"/>
+                <w:color w:val="000000"/>
+                <w:sz w:val="32"/>
+                <w:szCs w:val="40"/>
+              </w:rPr>
+              <w:t>¢</w:t>
             </w:r>
             <w:r>
               <w:rPr>
@@ -18423,7 +19154,29 @@
                 <w:szCs w:val="40"/>
                 <w:lang w:val="en-IN"/>
               </w:rPr>
-              <w:t>)-  Ae—kyiy</w:t>
+              <w:t>)</w:t>
+            </w:r>
+            <w:proofErr w:type="gramStart"/>
+            <w:r>
+              <w:rPr>
+                <w:rFonts w:ascii="BRH Malayalam Extra" w:hAnsi="BRH Malayalam Extra" w:cs="BRH Malayalam Extra"/>
+                <w:color w:val="000000"/>
+                <w:sz w:val="32"/>
+                <w:szCs w:val="40"/>
+                <w:lang w:val="en-IN"/>
+              </w:rPr>
+              <w:t>-  Ae</w:t>
+            </w:r>
+            <w:proofErr w:type="gramEnd"/>
+            <w:r>
+              <w:rPr>
+                <w:rFonts w:ascii="BRH Malayalam Extra" w:hAnsi="BRH Malayalam Extra" w:cs="BRH Malayalam Extra"/>
+                <w:color w:val="000000"/>
+                <w:sz w:val="32"/>
+                <w:szCs w:val="40"/>
+                <w:lang w:val="en-IN"/>
+              </w:rPr>
+              <w:t>—kyiy</w:t>
             </w:r>
             <w:r>
               <w:rPr>
@@ -18720,7 +19473,29 @@
                 <w:szCs w:val="40"/>
                 <w:lang w:val="en-IN"/>
               </w:rPr>
-              <w:t>)-  Ae—kyiy</w:t>
+              <w:t>)</w:t>
+            </w:r>
+            <w:proofErr w:type="gramStart"/>
+            <w:r>
+              <w:rPr>
+                <w:rFonts w:ascii="BRH Malayalam Extra" w:hAnsi="BRH Malayalam Extra" w:cs="BRH Malayalam Extra"/>
+                <w:color w:val="000000"/>
+                <w:sz w:val="32"/>
+                <w:szCs w:val="40"/>
+                <w:lang w:val="en-IN"/>
+              </w:rPr>
+              <w:t>-  Ae</w:t>
+            </w:r>
+            <w:proofErr w:type="gramEnd"/>
+            <w:r>
+              <w:rPr>
+                <w:rFonts w:ascii="BRH Malayalam Extra" w:hAnsi="BRH Malayalam Extra" w:cs="BRH Malayalam Extra"/>
+                <w:color w:val="000000"/>
+                <w:sz w:val="32"/>
+                <w:szCs w:val="40"/>
+                <w:lang w:val="en-IN"/>
+              </w:rPr>
+              <w:t>—kyiy</w:t>
             </w:r>
             <w:r>
               <w:rPr>
@@ -19007,7 +19782,29 @@
                 <w:szCs w:val="40"/>
                 <w:lang w:val="en-IN"/>
               </w:rPr>
-              <w:t>)-  ög¢</w:t>
+              <w:t>)</w:t>
+            </w:r>
+            <w:proofErr w:type="gramStart"/>
+            <w:r>
+              <w:rPr>
+                <w:rFonts w:ascii="BRH Malayalam Extra" w:hAnsi="BRH Malayalam Extra" w:cs="BRH Malayalam Extra"/>
+                <w:color w:val="000000"/>
+                <w:sz w:val="32"/>
+                <w:szCs w:val="40"/>
+                <w:lang w:val="en-IN"/>
+              </w:rPr>
+              <w:t>-  ög</w:t>
+            </w:r>
+            <w:proofErr w:type="gramEnd"/>
+            <w:r>
+              <w:rPr>
+                <w:rFonts w:ascii="BRH Malayalam Extra" w:hAnsi="BRH Malayalam Extra" w:cs="BRH Malayalam Extra"/>
+                <w:color w:val="000000"/>
+                <w:sz w:val="32"/>
+                <w:szCs w:val="40"/>
+                <w:lang w:val="en-IN"/>
+              </w:rPr>
+              <w:t>¢</w:t>
             </w:r>
             <w:r>
               <w:rPr>
@@ -19403,7 +20200,29 @@
                 <w:szCs w:val="40"/>
                 <w:lang w:val="en-IN"/>
               </w:rPr>
-              <w:t>)-  Ae—kyiy</w:t>
+              <w:t>)</w:t>
+            </w:r>
+            <w:proofErr w:type="gramStart"/>
+            <w:r>
+              <w:rPr>
+                <w:rFonts w:ascii="BRH Malayalam Extra" w:hAnsi="BRH Malayalam Extra" w:cs="BRH Malayalam Extra"/>
+                <w:color w:val="000000"/>
+                <w:sz w:val="32"/>
+                <w:szCs w:val="40"/>
+                <w:lang w:val="en-IN"/>
+              </w:rPr>
+              <w:t>-  Ae</w:t>
+            </w:r>
+            <w:proofErr w:type="gramEnd"/>
+            <w:r>
+              <w:rPr>
+                <w:rFonts w:ascii="BRH Malayalam Extra" w:hAnsi="BRH Malayalam Extra" w:cs="BRH Malayalam Extra"/>
+                <w:color w:val="000000"/>
+                <w:sz w:val="32"/>
+                <w:szCs w:val="40"/>
+                <w:lang w:val="en-IN"/>
+              </w:rPr>
+              <w:t>—kyiy</w:t>
             </w:r>
             <w:r>
               <w:rPr>
@@ -19690,7 +20509,29 @@
                 <w:szCs w:val="40"/>
                 <w:lang w:val="en-IN"/>
               </w:rPr>
-              <w:t>)-  Ae—kyiy</w:t>
+              <w:t>)</w:t>
+            </w:r>
+            <w:proofErr w:type="gramStart"/>
+            <w:r>
+              <w:rPr>
+                <w:rFonts w:ascii="BRH Malayalam Extra" w:hAnsi="BRH Malayalam Extra" w:cs="BRH Malayalam Extra"/>
+                <w:color w:val="000000"/>
+                <w:sz w:val="32"/>
+                <w:szCs w:val="40"/>
+                <w:lang w:val="en-IN"/>
+              </w:rPr>
+              <w:t>-  Ae</w:t>
+            </w:r>
+            <w:proofErr w:type="gramEnd"/>
+            <w:r>
+              <w:rPr>
+                <w:rFonts w:ascii="BRH Malayalam Extra" w:hAnsi="BRH Malayalam Extra" w:cs="BRH Malayalam Extra"/>
+                <w:color w:val="000000"/>
+                <w:sz w:val="32"/>
+                <w:szCs w:val="40"/>
+                <w:lang w:val="en-IN"/>
+              </w:rPr>
+              <w:t>—kyiy</w:t>
             </w:r>
             <w:r>
               <w:rPr>
@@ -19965,7 +20806,27 @@
                 <w:sz w:val="32"/>
                 <w:szCs w:val="40"/>
               </w:rPr>
-              <w:t>)-  B | A</w:t>
+              <w:t>)</w:t>
+            </w:r>
+            <w:proofErr w:type="gramStart"/>
+            <w:r>
+              <w:rPr>
+                <w:rFonts w:ascii="BRH Malayalam Extra" w:hAnsi="BRH Malayalam Extra" w:cs="BRH Malayalam Extra"/>
+                <w:color w:val="000000"/>
+                <w:sz w:val="32"/>
+                <w:szCs w:val="40"/>
+              </w:rPr>
+              <w:t>-  B</w:t>
+            </w:r>
+            <w:proofErr w:type="gramEnd"/>
+            <w:r>
+              <w:rPr>
+                <w:rFonts w:ascii="BRH Malayalam Extra" w:hAnsi="BRH Malayalam Extra" w:cs="BRH Malayalam Extra"/>
+                <w:color w:val="000000"/>
+                <w:sz w:val="32"/>
+                <w:szCs w:val="40"/>
+              </w:rPr>
+              <w:t xml:space="preserve"> | A</w:t>
             </w:r>
             <w:r>
               <w:rPr>
@@ -20225,12 +21086,28 @@
                 <w:szCs w:val="40"/>
               </w:rPr>
             </w:pPr>
-            <w:r>
-              <w:rPr>
-                <w:rFonts w:cs="BRH Malayalam Extra"/>
-                <w:color w:val="000000"/>
-                <w:szCs w:val="40"/>
-              </w:rPr>
+          </w:p>
+          <w:p>
+            <w:pPr>
+              <w:widowControl w:val="0"/>
+              <w:autoSpaceDE w:val="0"/>
+              <w:autoSpaceDN w:val="0"/>
+              <w:adjustRightInd w:val="0"/>
+              <w:spacing w:before="0" w:line="240" w:lineRule="auto"/>
+              <w:rPr>
+                <w:rFonts w:ascii="BRH Malayalam Extra" w:hAnsi="BRH Malayalam Extra" w:cs="BRH Malayalam Extra"/>
+                <w:color w:val="000000"/>
+                <w:sz w:val="32"/>
+                <w:szCs w:val="40"/>
+              </w:rPr>
+            </w:pPr>
+            <w:r>
+              <w:rPr>
+                <w:rFonts w:cs="BRH Malayalam Extra"/>
+                <w:color w:val="000000"/>
+                <w:szCs w:val="40"/>
+              </w:rPr>
+              <w:lastRenderedPageBreak/>
               <w:t>27</w:t>
             </w:r>
             <w:r>
@@ -20334,8 +21211,19 @@
                 <w:sz w:val="32"/>
                 <w:szCs w:val="40"/>
               </w:rPr>
-              <w:t>)-  A</w:t>
-            </w:r>
+              <w:t>)</w:t>
+            </w:r>
+            <w:proofErr w:type="gramStart"/>
+            <w:r>
+              <w:rPr>
+                <w:rFonts w:ascii="BRH Malayalam Extra" w:hAnsi="BRH Malayalam Extra" w:cs="BRH Malayalam Extra"/>
+                <w:color w:val="000000"/>
+                <w:sz w:val="32"/>
+                <w:szCs w:val="40"/>
+              </w:rPr>
+              <w:t>-  A</w:t>
+            </w:r>
+            <w:proofErr w:type="gramEnd"/>
             <w:r>
               <w:rPr>
                 <w:rFonts w:ascii="BRH Malayalam Extra" w:hAnsi="BRH Malayalam Extra" w:cs="BRH Malayalam Extra"/>
@@ -20644,6 +21532,7 @@
                 <w:color w:val="000000"/>
                 <w:szCs w:val="40"/>
               </w:rPr>
+              <w:lastRenderedPageBreak/>
               <w:t>26</w:t>
             </w:r>
             <w:r>
@@ -20747,7 +21636,27 @@
                 <w:sz w:val="32"/>
                 <w:szCs w:val="40"/>
               </w:rPr>
-              <w:t>)-  B | A</w:t>
+              <w:t>)</w:t>
+            </w:r>
+            <w:proofErr w:type="gramStart"/>
+            <w:r>
+              <w:rPr>
+                <w:rFonts w:ascii="BRH Malayalam Extra" w:hAnsi="BRH Malayalam Extra" w:cs="BRH Malayalam Extra"/>
+                <w:color w:val="000000"/>
+                <w:sz w:val="32"/>
+                <w:szCs w:val="40"/>
+              </w:rPr>
+              <w:t>-  B</w:t>
+            </w:r>
+            <w:proofErr w:type="gramEnd"/>
+            <w:r>
+              <w:rPr>
+                <w:rFonts w:ascii="BRH Malayalam Extra" w:hAnsi="BRH Malayalam Extra" w:cs="BRH Malayalam Extra"/>
+                <w:color w:val="000000"/>
+                <w:sz w:val="32"/>
+                <w:szCs w:val="40"/>
+              </w:rPr>
+              <w:t xml:space="preserve"> | A</w:t>
             </w:r>
             <w:r>
               <w:rPr>
@@ -20977,12 +21886,28 @@
                 <w:szCs w:val="40"/>
               </w:rPr>
             </w:pPr>
-            <w:r>
-              <w:rPr>
-                <w:rFonts w:cs="BRH Malayalam Extra"/>
-                <w:color w:val="000000"/>
-                <w:szCs w:val="40"/>
-              </w:rPr>
+          </w:p>
+          <w:p>
+            <w:pPr>
+              <w:widowControl w:val="0"/>
+              <w:autoSpaceDE w:val="0"/>
+              <w:autoSpaceDN w:val="0"/>
+              <w:adjustRightInd w:val="0"/>
+              <w:spacing w:before="0" w:line="240" w:lineRule="auto"/>
+              <w:rPr>
+                <w:rFonts w:ascii="BRH Malayalam Extra" w:hAnsi="BRH Malayalam Extra" w:cs="BRH Malayalam Extra"/>
+                <w:color w:val="000000"/>
+                <w:sz w:val="32"/>
+                <w:szCs w:val="40"/>
+              </w:rPr>
+            </w:pPr>
+            <w:r>
+              <w:rPr>
+                <w:rFonts w:cs="BRH Malayalam Extra"/>
+                <w:color w:val="000000"/>
+                <w:szCs w:val="40"/>
+              </w:rPr>
+              <w:lastRenderedPageBreak/>
               <w:t>27</w:t>
             </w:r>
             <w:r>
@@ -21086,8 +22011,19 @@
                 <w:sz w:val="32"/>
                 <w:szCs w:val="40"/>
               </w:rPr>
-              <w:t>)-  A</w:t>
-            </w:r>
+              <w:t>)</w:t>
+            </w:r>
+            <w:proofErr w:type="gramStart"/>
+            <w:r>
+              <w:rPr>
+                <w:rFonts w:ascii="BRH Malayalam Extra" w:hAnsi="BRH Malayalam Extra" w:cs="BRH Malayalam Extra"/>
+                <w:color w:val="000000"/>
+                <w:sz w:val="32"/>
+                <w:szCs w:val="40"/>
+              </w:rPr>
+              <w:t>-  A</w:t>
+            </w:r>
+            <w:proofErr w:type="gramEnd"/>
             <w:r>
               <w:rPr>
                 <w:rFonts w:ascii="BRH Malayalam Extra" w:hAnsi="BRH Malayalam Extra" w:cs="BRH Malayalam Extra"/>
@@ -21507,7 +22443,27 @@
                 <w:sz w:val="32"/>
                 <w:szCs w:val="40"/>
               </w:rPr>
-              <w:t>)-  ¤¤p | öex</w:t>
+              <w:t>)</w:t>
+            </w:r>
+            <w:proofErr w:type="gramStart"/>
+            <w:r>
+              <w:rPr>
+                <w:rFonts w:ascii="BRH Malayalam Extra" w:hAnsi="BRH Malayalam Extra" w:cs="BRH Malayalam Extra"/>
+                <w:color w:val="000000"/>
+                <w:sz w:val="32"/>
+                <w:szCs w:val="40"/>
+              </w:rPr>
+              <w:t>-  ¤</w:t>
+            </w:r>
+            <w:proofErr w:type="gramEnd"/>
+            <w:r>
+              <w:rPr>
+                <w:rFonts w:ascii="BRH Malayalam Extra" w:hAnsi="BRH Malayalam Extra" w:cs="BRH Malayalam Extra"/>
+                <w:color w:val="000000"/>
+                <w:sz w:val="32"/>
+                <w:szCs w:val="40"/>
+              </w:rPr>
+              <w:t>¤p | öex</w:t>
             </w:r>
             <w:r>
               <w:rPr>
@@ -21770,8 +22726,19 @@
                 <w:sz w:val="32"/>
                 <w:szCs w:val="40"/>
               </w:rPr>
-              <w:t>)-  öex</w:t>
-            </w:r>
+              <w:t>)</w:t>
+            </w:r>
+            <w:proofErr w:type="gramStart"/>
+            <w:r>
+              <w:rPr>
+                <w:rFonts w:ascii="BRH Malayalam Extra" w:hAnsi="BRH Malayalam Extra" w:cs="BRH Malayalam Extra"/>
+                <w:color w:val="000000"/>
+                <w:sz w:val="32"/>
+                <w:szCs w:val="40"/>
+              </w:rPr>
+              <w:t>-  öex</w:t>
+            </w:r>
+            <w:proofErr w:type="gramEnd"/>
             <w:r>
               <w:rPr>
                 <w:rFonts w:ascii="BRH Malayalam Extra" w:hAnsi="BRH Malayalam Extra" w:cs="BRH Malayalam Extra"/>
@@ -22128,8 +23095,19 @@
                 <w:sz w:val="32"/>
                 <w:szCs w:val="40"/>
               </w:rPr>
-              <w:t>)-  öex</w:t>
-            </w:r>
+              <w:t>)</w:t>
+            </w:r>
+            <w:proofErr w:type="gramStart"/>
+            <w:r>
+              <w:rPr>
+                <w:rFonts w:ascii="BRH Malayalam Extra" w:hAnsi="BRH Malayalam Extra" w:cs="BRH Malayalam Extra"/>
+                <w:color w:val="000000"/>
+                <w:sz w:val="32"/>
+                <w:szCs w:val="40"/>
+              </w:rPr>
+              <w:t>-  öex</w:t>
+            </w:r>
+            <w:proofErr w:type="gramEnd"/>
             <w:r>
               <w:rPr>
                 <w:rFonts w:ascii="BRH Malayalam Extra" w:hAnsi="BRH Malayalam Extra" w:cs="BRH Malayalam Extra"/>
@@ -22352,7 +23330,27 @@
                 <w:sz w:val="32"/>
                 <w:szCs w:val="40"/>
               </w:rPr>
-              <w:t>)-  ¤¤p | öex</w:t>
+              <w:t>)</w:t>
+            </w:r>
+            <w:proofErr w:type="gramStart"/>
+            <w:r>
+              <w:rPr>
+                <w:rFonts w:ascii="BRH Malayalam Extra" w:hAnsi="BRH Malayalam Extra" w:cs="BRH Malayalam Extra"/>
+                <w:color w:val="000000"/>
+                <w:sz w:val="32"/>
+                <w:szCs w:val="40"/>
+              </w:rPr>
+              <w:t>-  ¤</w:t>
+            </w:r>
+            <w:proofErr w:type="gramEnd"/>
+            <w:r>
+              <w:rPr>
+                <w:rFonts w:ascii="BRH Malayalam Extra" w:hAnsi="BRH Malayalam Extra" w:cs="BRH Malayalam Extra"/>
+                <w:color w:val="000000"/>
+                <w:sz w:val="32"/>
+                <w:szCs w:val="40"/>
+              </w:rPr>
+              <w:t>¤p | öex</w:t>
             </w:r>
             <w:r>
               <w:rPr>
@@ -22615,8 +23613,19 @@
                 <w:sz w:val="32"/>
                 <w:szCs w:val="40"/>
               </w:rPr>
-              <w:t>)-  öex</w:t>
-            </w:r>
+              <w:t>)</w:t>
+            </w:r>
+            <w:proofErr w:type="gramStart"/>
+            <w:r>
+              <w:rPr>
+                <w:rFonts w:ascii="BRH Malayalam Extra" w:hAnsi="BRH Malayalam Extra" w:cs="BRH Malayalam Extra"/>
+                <w:color w:val="000000"/>
+                <w:sz w:val="32"/>
+                <w:szCs w:val="40"/>
+              </w:rPr>
+              <w:t>-  öex</w:t>
+            </w:r>
+            <w:proofErr w:type="gramEnd"/>
             <w:r>
               <w:rPr>
                 <w:rFonts w:ascii="BRH Malayalam Extra" w:hAnsi="BRH Malayalam Extra" w:cs="BRH Malayalam Extra"/>
@@ -22973,8 +23982,19 @@
                 <w:sz w:val="32"/>
                 <w:szCs w:val="40"/>
               </w:rPr>
-              <w:t>)-  öex</w:t>
-            </w:r>
+              <w:t>)</w:t>
+            </w:r>
+            <w:proofErr w:type="gramStart"/>
+            <w:r>
+              <w:rPr>
+                <w:rFonts w:ascii="BRH Malayalam Extra" w:hAnsi="BRH Malayalam Extra" w:cs="BRH Malayalam Extra"/>
+                <w:color w:val="000000"/>
+                <w:sz w:val="32"/>
+                <w:szCs w:val="40"/>
+              </w:rPr>
+              <w:t>-  öex</w:t>
+            </w:r>
+            <w:proofErr w:type="gramEnd"/>
             <w:r>
               <w:rPr>
                 <w:rFonts w:ascii="BRH Malayalam Extra" w:hAnsi="BRH Malayalam Extra" w:cs="BRH Malayalam Extra"/>
@@ -23202,8 +24222,19 @@
                 <w:sz w:val="32"/>
                 <w:szCs w:val="40"/>
               </w:rPr>
-              <w:t>)-  A</w:t>
-            </w:r>
+              <w:t>)</w:t>
+            </w:r>
+            <w:proofErr w:type="gramStart"/>
+            <w:r>
+              <w:rPr>
+                <w:rFonts w:ascii="BRH Malayalam Extra" w:hAnsi="BRH Malayalam Extra" w:cs="BRH Malayalam Extra"/>
+                <w:color w:val="000000"/>
+                <w:sz w:val="32"/>
+                <w:szCs w:val="40"/>
+              </w:rPr>
+              <w:t>-  A</w:t>
+            </w:r>
+            <w:proofErr w:type="gramEnd"/>
             <w:r>
               <w:rPr>
                 <w:rFonts w:ascii="BRH Malayalam Extra" w:hAnsi="BRH Malayalam Extra" w:cs="BRH Malayalam Extra"/>
@@ -23415,8 +24446,20 @@
                 <w:szCs w:val="40"/>
                 <w:highlight w:val="yellow"/>
               </w:rPr>
-              <w:t>¡¥P— „(³§)¥</w:t>
-            </w:r>
+              <w:t>¡¥P— „(³</w:t>
+            </w:r>
+            <w:proofErr w:type="gramStart"/>
+            <w:r>
+              <w:rPr>
+                <w:rFonts w:ascii="BRH Malayalam Extra" w:hAnsi="BRH Malayalam Extra" w:cs="BRH Malayalam Extra"/>
+                <w:color w:val="000000"/>
+                <w:sz w:val="32"/>
+                <w:szCs w:val="40"/>
+                <w:highlight w:val="yellow"/>
+              </w:rPr>
+              <w:t>§)¥</w:t>
+            </w:r>
+            <w:proofErr w:type="gramEnd"/>
             <w:r>
               <w:rPr>
                 <w:rFonts w:ascii="BRH Malayalam Extra" w:hAnsi="BRH Malayalam Extra" w:cs="BRH Malayalam Extra"/>
@@ -23597,8 +24640,19 @@
                 <w:sz w:val="32"/>
                 <w:szCs w:val="40"/>
               </w:rPr>
-              <w:t>)-  A</w:t>
-            </w:r>
+              <w:t>)</w:t>
+            </w:r>
+            <w:proofErr w:type="gramStart"/>
+            <w:r>
+              <w:rPr>
+                <w:rFonts w:ascii="BRH Malayalam Extra" w:hAnsi="BRH Malayalam Extra" w:cs="BRH Malayalam Extra"/>
+                <w:color w:val="000000"/>
+                <w:sz w:val="32"/>
+                <w:szCs w:val="40"/>
+              </w:rPr>
+              <w:t>-  A</w:t>
+            </w:r>
+            <w:proofErr w:type="gramEnd"/>
             <w:r>
               <w:rPr>
                 <w:rFonts w:ascii="BRH Malayalam Extra" w:hAnsi="BRH Malayalam Extra" w:cs="BRH Malayalam Extra"/>
@@ -23897,58 +24951,6 @@
         </w:rPr>
         <w:t>===========</w:t>
       </w:r>
-    </w:p>
-    <w:p>
-      <w:pPr>
-        <w:spacing w:before="0" w:line="240" w:lineRule="auto"/>
-        <w:jc w:val="center"/>
-        <w:rPr>
-          <w:b/>
-          <w:bCs/>
-          <w:sz w:val="32"/>
-          <w:szCs w:val="32"/>
-          <w:u w:val="single"/>
-        </w:rPr>
-      </w:pPr>
-    </w:p>
-    <w:p>
-      <w:pPr>
-        <w:spacing w:before="0" w:line="240" w:lineRule="auto"/>
-        <w:jc w:val="center"/>
-        <w:rPr>
-          <w:b/>
-          <w:bCs/>
-          <w:sz w:val="32"/>
-          <w:szCs w:val="32"/>
-          <w:u w:val="single"/>
-        </w:rPr>
-      </w:pPr>
-    </w:p>
-    <w:p>
-      <w:pPr>
-        <w:spacing w:before="0" w:line="240" w:lineRule="auto"/>
-        <w:jc w:val="center"/>
-        <w:rPr>
-          <w:b/>
-          <w:bCs/>
-          <w:sz w:val="32"/>
-          <w:szCs w:val="32"/>
-          <w:u w:val="single"/>
-        </w:rPr>
-      </w:pPr>
-    </w:p>
-    <w:p>
-      <w:pPr>
-        <w:spacing w:before="0" w:line="240" w:lineRule="auto"/>
-        <w:jc w:val="center"/>
-        <w:rPr>
-          <w:b/>
-          <w:bCs/>
-          <w:sz w:val="32"/>
-          <w:szCs w:val="32"/>
-          <w:u w:val="single"/>
-        </w:rPr>
-      </w:pPr>
     </w:p>
     <w:p>
       <w:pPr>
@@ -24416,7 +25418,7 @@
 </file>
 
 <file path=word/endnotes.xml><?xml version="1.0" encoding="utf-8"?>
-<w:endnotes xmlns:wpc="http://schemas.microsoft.com/office/word/2010/wordprocessingCanvas" xmlns:cx="http://schemas.microsoft.com/office/drawing/2014/chartex" xmlns:cx1="http://schemas.microsoft.com/office/drawing/2015/9/8/chartex" xmlns:cx2="http://schemas.microsoft.com/office/drawing/2015/10/21/chartex" xmlns:cx3="http://schemas.microsoft.com/office/drawing/2016/5/9/chartex" xmlns:cx4="http://schemas.microsoft.com/office/drawing/2016/5/10/chartex" xmlns:cx5="http://schemas.microsoft.com/office/drawing/2016/5/11/chartex" xmlns:cx6="http://schemas.microsoft.com/office/drawing/2016/5/12/chartex" xmlns:cx7="http://schemas.microsoft.com/office/drawing/2016/5/13/chartex" xmlns:cx8="http://schemas.microsoft.com/office/drawing/2016/5/14/chartex" xmlns:mc="http://schemas.openxmlformats.org/markup-compatibility/2006" xmlns:aink="http://schemas.microsoft.com/office/drawing/2016/ink" xmlns:am3d="http://schemas.microsoft.com/office/drawing/2017/model3d" xmlns:o="urn:schemas-microsoft-com:office:office" xmlns:oel="http://schemas.microsoft.com/office/2019/extlst" xmlns:r="http://schemas.openxmlformats.org/officeDocument/2006/relationships" xmlns:m="http://schemas.openxmlformats.org/officeDocument/2006/math" xmlns:v="urn:schemas-microsoft-com:vml" xmlns:wp14="http://schemas.microsoft.com/office/word/2010/wordprocessingDrawing" xmlns:wp="http://schemas.openxmlformats.org/drawingml/2006/wordprocessingDrawing" xmlns:w10="urn:schemas-microsoft-com:office:word" xmlns:w="http://schemas.openxmlformats.org/wordprocessingml/2006/main" xmlns:w14="http://schemas.microsoft.com/office/word/2010/wordml" xmlns:w15="http://schemas.microsoft.com/office/word/2012/wordml" xmlns:w16cex="http://schemas.microsoft.com/office/word/2018/wordml/cex" xmlns:w16cid="http://schemas.microsoft.com/office/word/2016/wordml/cid" xmlns:w16="http://schemas.microsoft.com/office/word/2018/wordml" xmlns:w16du="http://schemas.microsoft.com/office/word/2023/wordml/word16du" xmlns:w16sdtdh="http://schemas.microsoft.com/office/word/2020/wordml/sdtdatahash" xmlns:w16sdtfl="http://schemas.microsoft.com/office/word/2024/wordml/sdtformatlock" xmlns:w16se="http://schemas.microsoft.com/office/word/2015/wordml/symex" xmlns:wpg="http://schemas.microsoft.com/office/word/2010/wordprocessingGroup" xmlns:wpi="http://schemas.microsoft.com/office/word/2010/wordprocessingInk" xmlns:wne="http://schemas.microsoft.com/office/word/2006/wordml" xmlns:wps="http://schemas.microsoft.com/office/word/2010/wordprocessingShape" mc:Ignorable="w14 w15 w16se w16cid w16 w16cex w16sdtdh w16sdtfl w16du wp14">
+<w:endnotes xmlns:wpc="http://schemas.microsoft.com/office/word/2010/wordprocessingCanvas" xmlns:cx="http://schemas.microsoft.com/office/drawing/2014/chartex" xmlns:cx1="http://schemas.microsoft.com/office/drawing/2015/9/8/chartex" xmlns:cx2="http://schemas.microsoft.com/office/drawing/2015/10/21/chartex" xmlns:cx3="http://schemas.microsoft.com/office/drawing/2016/5/9/chartex" xmlns:cx4="http://schemas.microsoft.com/office/drawing/2016/5/10/chartex" xmlns:cx5="http://schemas.microsoft.com/office/drawing/2016/5/11/chartex" xmlns:cx6="http://schemas.microsoft.com/office/drawing/2016/5/12/chartex" xmlns:cx7="http://schemas.microsoft.com/office/drawing/2016/5/13/chartex" xmlns:cx8="http://schemas.microsoft.com/office/drawing/2016/5/14/chartex" xmlns:mc="http://schemas.openxmlformats.org/markup-compatibility/2006" xmlns:aink="http://schemas.microsoft.com/office/drawing/2016/ink" xmlns:am3d="http://schemas.microsoft.com/office/drawing/2017/model3d" xmlns:o="urn:schemas-microsoft-com:office:office" xmlns:oel="http://schemas.microsoft.com/office/2019/extlst" xmlns:r="http://schemas.openxmlformats.org/officeDocument/2006/relationships" xmlns:m="http://schemas.openxmlformats.org/officeDocument/2006/math" xmlns:v="urn:schemas-microsoft-com:vml" xmlns:wp14="http://schemas.microsoft.com/office/word/2010/wordprocessingDrawing" xmlns:wp="http://schemas.openxmlformats.org/drawingml/2006/wordprocessingDrawing" xmlns:w10="urn:schemas-microsoft-com:office:word" xmlns:w="http://schemas.openxmlformats.org/wordprocessingml/2006/main" xmlns:w14="http://schemas.microsoft.com/office/word/2010/wordml" xmlns:w15="http://schemas.microsoft.com/office/word/2012/wordml" xmlns:w16cei="http://schemas.microsoft.com/office/word/2026/wordml/cei" xmlns:w16cex="http://schemas.microsoft.com/office/word/2018/wordml/cex" xmlns:w16cid="http://schemas.microsoft.com/office/word/2016/wordml/cid" xmlns:w16="http://schemas.microsoft.com/office/word/2018/wordml" xmlns:w16du="http://schemas.microsoft.com/office/word/2023/wordml/word16du" xmlns:w16sdtdh="http://schemas.microsoft.com/office/word/2020/wordml/sdtdatahash" xmlns:w16sdtfl="http://schemas.microsoft.com/office/word/2024/wordml/sdtformatlock" xmlns:w16se="http://schemas.microsoft.com/office/word/2015/wordml/symex" xmlns:wpg="http://schemas.microsoft.com/office/word/2010/wordprocessingGroup" xmlns:wpi="http://schemas.microsoft.com/office/word/2010/wordprocessingInk" xmlns:wne="http://schemas.microsoft.com/office/word/2006/wordml" xmlns:wps="http://schemas.microsoft.com/office/word/2010/wordprocessingShape" mc:Ignorable="w14 w15 w16se w16cid w16 w16cex w16sdtdh w16sdtfl w16du wp14">
   <w:endnote w:type="separator" w:id="-1">
     <w:p>
       <w:pPr>
@@ -24441,7 +25443,7 @@
 </file>
 
 <file path=word/footer1.xml><?xml version="1.0" encoding="utf-8"?>
-<w:ftr xmlns:wpc="http://schemas.microsoft.com/office/word/2010/wordprocessingCanvas" xmlns:cx="http://schemas.microsoft.com/office/drawing/2014/chartex" xmlns:cx1="http://schemas.microsoft.com/office/drawing/2015/9/8/chartex" xmlns:cx2="http://schemas.microsoft.com/office/drawing/2015/10/21/chartex" xmlns:cx3="http://schemas.microsoft.com/office/drawing/2016/5/9/chartex" xmlns:cx4="http://schemas.microsoft.com/office/drawing/2016/5/10/chartex" xmlns:cx5="http://schemas.microsoft.com/office/drawing/2016/5/11/chartex" xmlns:cx6="http://schemas.microsoft.com/office/drawing/2016/5/12/chartex" xmlns:cx7="http://schemas.microsoft.com/office/drawing/2016/5/13/chartex" xmlns:cx8="http://schemas.microsoft.com/office/drawing/2016/5/14/chartex" xmlns:mc="http://schemas.openxmlformats.org/markup-compatibility/2006" xmlns:aink="http://schemas.microsoft.com/office/drawing/2016/ink" xmlns:am3d="http://schemas.microsoft.com/office/drawing/2017/model3d" xmlns:o="urn:schemas-microsoft-com:office:office" xmlns:oel="http://schemas.microsoft.com/office/2019/extlst" xmlns:r="http://schemas.openxmlformats.org/officeDocument/2006/relationships" xmlns:m="http://schemas.openxmlformats.org/officeDocument/2006/math" xmlns:v="urn:schemas-microsoft-com:vml" xmlns:wp14="http://schemas.microsoft.com/office/word/2010/wordprocessingDrawing" xmlns:wp="http://schemas.openxmlformats.org/drawingml/2006/wordprocessingDrawing" xmlns:w10="urn:schemas-microsoft-com:office:word" xmlns:w="http://schemas.openxmlformats.org/wordprocessingml/2006/main" xmlns:w14="http://schemas.microsoft.com/office/word/2010/wordml" xmlns:w15="http://schemas.microsoft.com/office/word/2012/wordml" xmlns:w16cex="http://schemas.microsoft.com/office/word/2018/wordml/cex" xmlns:w16cid="http://schemas.microsoft.com/office/word/2016/wordml/cid" xmlns:w16="http://schemas.microsoft.com/office/word/2018/wordml" xmlns:w16du="http://schemas.microsoft.com/office/word/2023/wordml/word16du" xmlns:w16sdtdh="http://schemas.microsoft.com/office/word/2020/wordml/sdtdatahash" xmlns:w16sdtfl="http://schemas.microsoft.com/office/word/2024/wordml/sdtformatlock" xmlns:w16se="http://schemas.microsoft.com/office/word/2015/wordml/symex" xmlns:wpg="http://schemas.microsoft.com/office/word/2010/wordprocessingGroup" xmlns:wpi="http://schemas.microsoft.com/office/word/2010/wordprocessingInk" xmlns:wne="http://schemas.microsoft.com/office/word/2006/wordml" xmlns:wps="http://schemas.microsoft.com/office/word/2010/wordprocessingShape" mc:Ignorable="w14 w15 w16se w16cid w16 w16cex w16sdtdh w16sdtfl w16du wp14">
+<w:ftr xmlns:wpc="http://schemas.microsoft.com/office/word/2010/wordprocessingCanvas" xmlns:cx="http://schemas.microsoft.com/office/drawing/2014/chartex" xmlns:cx1="http://schemas.microsoft.com/office/drawing/2015/9/8/chartex" xmlns:cx2="http://schemas.microsoft.com/office/drawing/2015/10/21/chartex" xmlns:cx3="http://schemas.microsoft.com/office/drawing/2016/5/9/chartex" xmlns:cx4="http://schemas.microsoft.com/office/drawing/2016/5/10/chartex" xmlns:cx5="http://schemas.microsoft.com/office/drawing/2016/5/11/chartex" xmlns:cx6="http://schemas.microsoft.com/office/drawing/2016/5/12/chartex" xmlns:cx7="http://schemas.microsoft.com/office/drawing/2016/5/13/chartex" xmlns:cx8="http://schemas.microsoft.com/office/drawing/2016/5/14/chartex" xmlns:mc="http://schemas.openxmlformats.org/markup-compatibility/2006" xmlns:aink="http://schemas.microsoft.com/office/drawing/2016/ink" xmlns:am3d="http://schemas.microsoft.com/office/drawing/2017/model3d" xmlns:o="urn:schemas-microsoft-com:office:office" xmlns:oel="http://schemas.microsoft.com/office/2019/extlst" xmlns:r="http://schemas.openxmlformats.org/officeDocument/2006/relationships" xmlns:m="http://schemas.openxmlformats.org/officeDocument/2006/math" xmlns:v="urn:schemas-microsoft-com:vml" xmlns:wp14="http://schemas.microsoft.com/office/word/2010/wordprocessingDrawing" xmlns:wp="http://schemas.openxmlformats.org/drawingml/2006/wordprocessingDrawing" xmlns:w10="urn:schemas-microsoft-com:office:word" xmlns:w="http://schemas.openxmlformats.org/wordprocessingml/2006/main" xmlns:w14="http://schemas.microsoft.com/office/word/2010/wordml" xmlns:w15="http://schemas.microsoft.com/office/word/2012/wordml" xmlns:w16cei="http://schemas.microsoft.com/office/word/2026/wordml/cei" xmlns:w16cex="http://schemas.microsoft.com/office/word/2018/wordml/cex" xmlns:w16cid="http://schemas.microsoft.com/office/word/2016/wordml/cid" xmlns:w16="http://schemas.microsoft.com/office/word/2018/wordml" xmlns:w16du="http://schemas.microsoft.com/office/word/2023/wordml/word16du" xmlns:w16sdtdh="http://schemas.microsoft.com/office/word/2020/wordml/sdtdatahash" xmlns:w16sdtfl="http://schemas.microsoft.com/office/word/2024/wordml/sdtformatlock" xmlns:w16se="http://schemas.microsoft.com/office/word/2015/wordml/symex" xmlns:wpg="http://schemas.microsoft.com/office/word/2010/wordprocessingGroup" xmlns:wpi="http://schemas.microsoft.com/office/word/2010/wordprocessingInk" xmlns:wne="http://schemas.microsoft.com/office/word/2006/wordml" xmlns:wps="http://schemas.microsoft.com/office/word/2010/wordprocessingShape" mc:Ignorable="w14 w15 w16se w16cid w16 w16cex w16sdtdh w16sdtfl w16du wp14">
   <w:p>
     <w:pPr>
       <w:pBdr>
@@ -24623,7 +25625,7 @@
 </file>
 
 <file path=word/footer2.xml><?xml version="1.0" encoding="utf-8"?>
-<w:ftr xmlns:wpc="http://schemas.microsoft.com/office/word/2010/wordprocessingCanvas" xmlns:cx="http://schemas.microsoft.com/office/drawing/2014/chartex" xmlns:cx1="http://schemas.microsoft.com/office/drawing/2015/9/8/chartex" xmlns:cx2="http://schemas.microsoft.com/office/drawing/2015/10/21/chartex" xmlns:cx3="http://schemas.microsoft.com/office/drawing/2016/5/9/chartex" xmlns:cx4="http://schemas.microsoft.com/office/drawing/2016/5/10/chartex" xmlns:cx5="http://schemas.microsoft.com/office/drawing/2016/5/11/chartex" xmlns:cx6="http://schemas.microsoft.com/office/drawing/2016/5/12/chartex" xmlns:cx7="http://schemas.microsoft.com/office/drawing/2016/5/13/chartex" xmlns:cx8="http://schemas.microsoft.com/office/drawing/2016/5/14/chartex" xmlns:mc="http://schemas.openxmlformats.org/markup-compatibility/2006" xmlns:aink="http://schemas.microsoft.com/office/drawing/2016/ink" xmlns:am3d="http://schemas.microsoft.com/office/drawing/2017/model3d" xmlns:o="urn:schemas-microsoft-com:office:office" xmlns:oel="http://schemas.microsoft.com/office/2019/extlst" xmlns:r="http://schemas.openxmlformats.org/officeDocument/2006/relationships" xmlns:m="http://schemas.openxmlformats.org/officeDocument/2006/math" xmlns:v="urn:schemas-microsoft-com:vml" xmlns:wp14="http://schemas.microsoft.com/office/word/2010/wordprocessingDrawing" xmlns:wp="http://schemas.openxmlformats.org/drawingml/2006/wordprocessingDrawing" xmlns:w10="urn:schemas-microsoft-com:office:word" xmlns:w="http://schemas.openxmlformats.org/wordprocessingml/2006/main" xmlns:w14="http://schemas.microsoft.com/office/word/2010/wordml" xmlns:w15="http://schemas.microsoft.com/office/word/2012/wordml" xmlns:w16cex="http://schemas.microsoft.com/office/word/2018/wordml/cex" xmlns:w16cid="http://schemas.microsoft.com/office/word/2016/wordml/cid" xmlns:w16="http://schemas.microsoft.com/office/word/2018/wordml" xmlns:w16du="http://schemas.microsoft.com/office/word/2023/wordml/word16du" xmlns:w16sdtdh="http://schemas.microsoft.com/office/word/2020/wordml/sdtdatahash" xmlns:w16sdtfl="http://schemas.microsoft.com/office/word/2024/wordml/sdtformatlock" xmlns:w16se="http://schemas.microsoft.com/office/word/2015/wordml/symex" xmlns:wpg="http://schemas.microsoft.com/office/word/2010/wordprocessingGroup" xmlns:wpi="http://schemas.microsoft.com/office/word/2010/wordprocessingInk" xmlns:wne="http://schemas.microsoft.com/office/word/2006/wordml" xmlns:wps="http://schemas.microsoft.com/office/word/2010/wordprocessingShape" mc:Ignorable="w14 w15 w16se w16cid w16 w16cex w16sdtdh w16sdtfl w16du wp14">
+<w:ftr xmlns:wpc="http://schemas.microsoft.com/office/word/2010/wordprocessingCanvas" xmlns:cx="http://schemas.microsoft.com/office/drawing/2014/chartex" xmlns:cx1="http://schemas.microsoft.com/office/drawing/2015/9/8/chartex" xmlns:cx2="http://schemas.microsoft.com/office/drawing/2015/10/21/chartex" xmlns:cx3="http://schemas.microsoft.com/office/drawing/2016/5/9/chartex" xmlns:cx4="http://schemas.microsoft.com/office/drawing/2016/5/10/chartex" xmlns:cx5="http://schemas.microsoft.com/office/drawing/2016/5/11/chartex" xmlns:cx6="http://schemas.microsoft.com/office/drawing/2016/5/12/chartex" xmlns:cx7="http://schemas.microsoft.com/office/drawing/2016/5/13/chartex" xmlns:cx8="http://schemas.microsoft.com/office/drawing/2016/5/14/chartex" xmlns:mc="http://schemas.openxmlformats.org/markup-compatibility/2006" xmlns:aink="http://schemas.microsoft.com/office/drawing/2016/ink" xmlns:am3d="http://schemas.microsoft.com/office/drawing/2017/model3d" xmlns:o="urn:schemas-microsoft-com:office:office" xmlns:oel="http://schemas.microsoft.com/office/2019/extlst" xmlns:r="http://schemas.openxmlformats.org/officeDocument/2006/relationships" xmlns:m="http://schemas.openxmlformats.org/officeDocument/2006/math" xmlns:v="urn:schemas-microsoft-com:vml" xmlns:wp14="http://schemas.microsoft.com/office/word/2010/wordprocessingDrawing" xmlns:wp="http://schemas.openxmlformats.org/drawingml/2006/wordprocessingDrawing" xmlns:w10="urn:schemas-microsoft-com:office:word" xmlns:w="http://schemas.openxmlformats.org/wordprocessingml/2006/main" xmlns:w14="http://schemas.microsoft.com/office/word/2010/wordml" xmlns:w15="http://schemas.microsoft.com/office/word/2012/wordml" xmlns:w16cei="http://schemas.microsoft.com/office/word/2026/wordml/cei" xmlns:w16cex="http://schemas.microsoft.com/office/word/2018/wordml/cex" xmlns:w16cid="http://schemas.microsoft.com/office/word/2016/wordml/cid" xmlns:w16="http://schemas.microsoft.com/office/word/2018/wordml" xmlns:w16du="http://schemas.microsoft.com/office/word/2023/wordml/word16du" xmlns:w16sdtdh="http://schemas.microsoft.com/office/word/2020/wordml/sdtdatahash" xmlns:w16sdtfl="http://schemas.microsoft.com/office/word/2024/wordml/sdtformatlock" xmlns:w16se="http://schemas.microsoft.com/office/word/2015/wordml/symex" xmlns:wpg="http://schemas.microsoft.com/office/word/2010/wordprocessingGroup" xmlns:wpi="http://schemas.microsoft.com/office/word/2010/wordprocessingInk" xmlns:wne="http://schemas.microsoft.com/office/word/2006/wordml" xmlns:wps="http://schemas.microsoft.com/office/word/2010/wordprocessingShape" mc:Ignorable="w14 w15 w16se w16cid w16 w16cex w16sdtdh w16sdtfl w16du wp14">
   <w:p>
     <w:pPr>
       <w:pBdr>
@@ -24829,7 +25831,7 @@
 </file>
 
 <file path=word/footnotes.xml><?xml version="1.0" encoding="utf-8"?>
-<w:footnotes xmlns:wpc="http://schemas.microsoft.com/office/word/2010/wordprocessingCanvas" xmlns:cx="http://schemas.microsoft.com/office/drawing/2014/chartex" xmlns:cx1="http://schemas.microsoft.com/office/drawing/2015/9/8/chartex" xmlns:cx2="http://schemas.microsoft.com/office/drawing/2015/10/21/chartex" xmlns:cx3="http://schemas.microsoft.com/office/drawing/2016/5/9/chartex" xmlns:cx4="http://schemas.microsoft.com/office/drawing/2016/5/10/chartex" xmlns:cx5="http://schemas.microsoft.com/office/drawing/2016/5/11/chartex" xmlns:cx6="http://schemas.microsoft.com/office/drawing/2016/5/12/chartex" xmlns:cx7="http://schemas.microsoft.com/office/drawing/2016/5/13/chartex" xmlns:cx8="http://schemas.microsoft.com/office/drawing/2016/5/14/chartex" xmlns:mc="http://schemas.openxmlformats.org/markup-compatibility/2006" xmlns:aink="http://schemas.microsoft.com/office/drawing/2016/ink" xmlns:am3d="http://schemas.microsoft.com/office/drawing/2017/model3d" xmlns:o="urn:schemas-microsoft-com:office:office" xmlns:oel="http://schemas.microsoft.com/office/2019/extlst" xmlns:r="http://schemas.openxmlformats.org/officeDocument/2006/relationships" xmlns:m="http://schemas.openxmlformats.org/officeDocument/2006/math" xmlns:v="urn:schemas-microsoft-com:vml" xmlns:wp14="http://schemas.microsoft.com/office/word/2010/wordprocessingDrawing" xmlns:wp="http://schemas.openxmlformats.org/drawingml/2006/wordprocessingDrawing" xmlns:w10="urn:schemas-microsoft-com:office:word" xmlns:w="http://schemas.openxmlformats.org/wordprocessingml/2006/main" xmlns:w14="http://schemas.microsoft.com/office/word/2010/wordml" xmlns:w15="http://schemas.microsoft.com/office/word/2012/wordml" xmlns:w16cex="http://schemas.microsoft.com/office/word/2018/wordml/cex" xmlns:w16cid="http://schemas.microsoft.com/office/word/2016/wordml/cid" xmlns:w16="http://schemas.microsoft.com/office/word/2018/wordml" xmlns:w16du="http://schemas.microsoft.com/office/word/2023/wordml/word16du" xmlns:w16sdtdh="http://schemas.microsoft.com/office/word/2020/wordml/sdtdatahash" xmlns:w16sdtfl="http://schemas.microsoft.com/office/word/2024/wordml/sdtformatlock" xmlns:w16se="http://schemas.microsoft.com/office/word/2015/wordml/symex" xmlns:wpg="http://schemas.microsoft.com/office/word/2010/wordprocessingGroup" xmlns:wpi="http://schemas.microsoft.com/office/word/2010/wordprocessingInk" xmlns:wne="http://schemas.microsoft.com/office/word/2006/wordml" xmlns:wps="http://schemas.microsoft.com/office/word/2010/wordprocessingShape" mc:Ignorable="w14 w15 w16se w16cid w16 w16cex w16sdtdh w16sdtfl w16du wp14">
+<w:footnotes xmlns:wpc="http://schemas.microsoft.com/office/word/2010/wordprocessingCanvas" xmlns:cx="http://schemas.microsoft.com/office/drawing/2014/chartex" xmlns:cx1="http://schemas.microsoft.com/office/drawing/2015/9/8/chartex" xmlns:cx2="http://schemas.microsoft.com/office/drawing/2015/10/21/chartex" xmlns:cx3="http://schemas.microsoft.com/office/drawing/2016/5/9/chartex" xmlns:cx4="http://schemas.microsoft.com/office/drawing/2016/5/10/chartex" xmlns:cx5="http://schemas.microsoft.com/office/drawing/2016/5/11/chartex" xmlns:cx6="http://schemas.microsoft.com/office/drawing/2016/5/12/chartex" xmlns:cx7="http://schemas.microsoft.com/office/drawing/2016/5/13/chartex" xmlns:cx8="http://schemas.microsoft.com/office/drawing/2016/5/14/chartex" xmlns:mc="http://schemas.openxmlformats.org/markup-compatibility/2006" xmlns:aink="http://schemas.microsoft.com/office/drawing/2016/ink" xmlns:am3d="http://schemas.microsoft.com/office/drawing/2017/model3d" xmlns:o="urn:schemas-microsoft-com:office:office" xmlns:oel="http://schemas.microsoft.com/office/2019/extlst" xmlns:r="http://schemas.openxmlformats.org/officeDocument/2006/relationships" xmlns:m="http://schemas.openxmlformats.org/officeDocument/2006/math" xmlns:v="urn:schemas-microsoft-com:vml" xmlns:wp14="http://schemas.microsoft.com/office/word/2010/wordprocessingDrawing" xmlns:wp="http://schemas.openxmlformats.org/drawingml/2006/wordprocessingDrawing" xmlns:w10="urn:schemas-microsoft-com:office:word" xmlns:w="http://schemas.openxmlformats.org/wordprocessingml/2006/main" xmlns:w14="http://schemas.microsoft.com/office/word/2010/wordml" xmlns:w15="http://schemas.microsoft.com/office/word/2012/wordml" xmlns:w16cei="http://schemas.microsoft.com/office/word/2026/wordml/cei" xmlns:w16cex="http://schemas.microsoft.com/office/word/2018/wordml/cex" xmlns:w16cid="http://schemas.microsoft.com/office/word/2016/wordml/cid" xmlns:w16="http://schemas.microsoft.com/office/word/2018/wordml" xmlns:w16du="http://schemas.microsoft.com/office/word/2023/wordml/word16du" xmlns:w16sdtdh="http://schemas.microsoft.com/office/word/2020/wordml/sdtdatahash" xmlns:w16sdtfl="http://schemas.microsoft.com/office/word/2024/wordml/sdtformatlock" xmlns:w16se="http://schemas.microsoft.com/office/word/2015/wordml/symex" xmlns:wpg="http://schemas.microsoft.com/office/word/2010/wordprocessingGroup" xmlns:wpi="http://schemas.microsoft.com/office/word/2010/wordprocessingInk" xmlns:wne="http://schemas.microsoft.com/office/word/2006/wordml" xmlns:wps="http://schemas.microsoft.com/office/word/2010/wordprocessingShape" mc:Ignorable="w14 w15 w16se w16cid w16 w16cex w16sdtdh w16sdtfl w16du wp14">
   <w:footnote w:type="separator" w:id="-1">
     <w:p>
       <w:pPr>
@@ -24854,7 +25856,7 @@
 </file>
 
 <file path=word/header1.xml><?xml version="1.0" encoding="utf-8"?>
-<w:hdr xmlns:wpc="http://schemas.microsoft.com/office/word/2010/wordprocessingCanvas" xmlns:cx="http://schemas.microsoft.com/office/drawing/2014/chartex" xmlns:cx1="http://schemas.microsoft.com/office/drawing/2015/9/8/chartex" xmlns:cx2="http://schemas.microsoft.com/office/drawing/2015/10/21/chartex" xmlns:cx3="http://schemas.microsoft.com/office/drawing/2016/5/9/chartex" xmlns:cx4="http://schemas.microsoft.com/office/drawing/2016/5/10/chartex" xmlns:cx5="http://schemas.microsoft.com/office/drawing/2016/5/11/chartex" xmlns:cx6="http://schemas.microsoft.com/office/drawing/2016/5/12/chartex" xmlns:cx7="http://schemas.microsoft.com/office/drawing/2016/5/13/chartex" xmlns:cx8="http://schemas.microsoft.com/office/drawing/2016/5/14/chartex" xmlns:mc="http://schemas.openxmlformats.org/markup-compatibility/2006" xmlns:aink="http://schemas.microsoft.com/office/drawing/2016/ink" xmlns:am3d="http://schemas.microsoft.com/office/drawing/2017/model3d" xmlns:o="urn:schemas-microsoft-com:office:office" xmlns:oel="http://schemas.microsoft.com/office/2019/extlst" xmlns:r="http://schemas.openxmlformats.org/officeDocument/2006/relationships" xmlns:m="http://schemas.openxmlformats.org/officeDocument/2006/math" xmlns:v="urn:schemas-microsoft-com:vml" xmlns:wp14="http://schemas.microsoft.com/office/word/2010/wordprocessingDrawing" xmlns:wp="http://schemas.openxmlformats.org/drawingml/2006/wordprocessingDrawing" xmlns:w10="urn:schemas-microsoft-com:office:word" xmlns:w="http://schemas.openxmlformats.org/wordprocessingml/2006/main" xmlns:w14="http://schemas.microsoft.com/office/word/2010/wordml" xmlns:w15="http://schemas.microsoft.com/office/word/2012/wordml" xmlns:w16cex="http://schemas.microsoft.com/office/word/2018/wordml/cex" xmlns:w16cid="http://schemas.microsoft.com/office/word/2016/wordml/cid" xmlns:w16="http://schemas.microsoft.com/office/word/2018/wordml" xmlns:w16du="http://schemas.microsoft.com/office/word/2023/wordml/word16du" xmlns:w16sdtdh="http://schemas.microsoft.com/office/word/2020/wordml/sdtdatahash" xmlns:w16sdtfl="http://schemas.microsoft.com/office/word/2024/wordml/sdtformatlock" xmlns:w16se="http://schemas.microsoft.com/office/word/2015/wordml/symex" xmlns:wpg="http://schemas.microsoft.com/office/word/2010/wordprocessingGroup" xmlns:wpi="http://schemas.microsoft.com/office/word/2010/wordprocessingInk" xmlns:wne="http://schemas.microsoft.com/office/word/2006/wordml" xmlns:wps="http://schemas.microsoft.com/office/word/2010/wordprocessingShape" mc:Ignorable="w14 w15 w16se w16cid w16 w16cex w16sdtdh w16sdtfl w16du wp14">
+<w:hdr xmlns:wpc="http://schemas.microsoft.com/office/word/2010/wordprocessingCanvas" xmlns:cx="http://schemas.microsoft.com/office/drawing/2014/chartex" xmlns:cx1="http://schemas.microsoft.com/office/drawing/2015/9/8/chartex" xmlns:cx2="http://schemas.microsoft.com/office/drawing/2015/10/21/chartex" xmlns:cx3="http://schemas.microsoft.com/office/drawing/2016/5/9/chartex" xmlns:cx4="http://schemas.microsoft.com/office/drawing/2016/5/10/chartex" xmlns:cx5="http://schemas.microsoft.com/office/drawing/2016/5/11/chartex" xmlns:cx6="http://schemas.microsoft.com/office/drawing/2016/5/12/chartex" xmlns:cx7="http://schemas.microsoft.com/office/drawing/2016/5/13/chartex" xmlns:cx8="http://schemas.microsoft.com/office/drawing/2016/5/14/chartex" xmlns:mc="http://schemas.openxmlformats.org/markup-compatibility/2006" xmlns:aink="http://schemas.microsoft.com/office/drawing/2016/ink" xmlns:am3d="http://schemas.microsoft.com/office/drawing/2017/model3d" xmlns:o="urn:schemas-microsoft-com:office:office" xmlns:oel="http://schemas.microsoft.com/office/2019/extlst" xmlns:r="http://schemas.openxmlformats.org/officeDocument/2006/relationships" xmlns:m="http://schemas.openxmlformats.org/officeDocument/2006/math" xmlns:v="urn:schemas-microsoft-com:vml" xmlns:wp14="http://schemas.microsoft.com/office/word/2010/wordprocessingDrawing" xmlns:wp="http://schemas.openxmlformats.org/drawingml/2006/wordprocessingDrawing" xmlns:w10="urn:schemas-microsoft-com:office:word" xmlns:w="http://schemas.openxmlformats.org/wordprocessingml/2006/main" xmlns:w14="http://schemas.microsoft.com/office/word/2010/wordml" xmlns:w15="http://schemas.microsoft.com/office/word/2012/wordml" xmlns:w16cei="http://schemas.microsoft.com/office/word/2026/wordml/cei" xmlns:w16cex="http://schemas.microsoft.com/office/word/2018/wordml/cex" xmlns:w16cid="http://schemas.microsoft.com/office/word/2016/wordml/cid" xmlns:w16="http://schemas.microsoft.com/office/word/2018/wordml" xmlns:w16du="http://schemas.microsoft.com/office/word/2023/wordml/word16du" xmlns:w16sdtdh="http://schemas.microsoft.com/office/word/2020/wordml/sdtdatahash" xmlns:w16sdtfl="http://schemas.microsoft.com/office/word/2024/wordml/sdtformatlock" xmlns:w16se="http://schemas.microsoft.com/office/word/2015/wordml/symex" xmlns:wpg="http://schemas.microsoft.com/office/word/2010/wordprocessingGroup" xmlns:wpi="http://schemas.microsoft.com/office/word/2010/wordprocessingInk" xmlns:wne="http://schemas.microsoft.com/office/word/2006/wordml" xmlns:wps="http://schemas.microsoft.com/office/word/2010/wordprocessingShape" mc:Ignorable="w14 w15 w16se w16cid w16 w16cex w16sdtdh w16sdtfl w16du wp14">
   <w:p>
     <w:pPr>
       <w:pStyle w:val="Header"/>
@@ -24875,7 +25877,7 @@
 </file>
 
 <file path=word/header2.xml><?xml version="1.0" encoding="utf-8"?>
-<w:hdr xmlns:wpc="http://schemas.microsoft.com/office/word/2010/wordprocessingCanvas" xmlns:cx="http://schemas.microsoft.com/office/drawing/2014/chartex" xmlns:cx1="http://schemas.microsoft.com/office/drawing/2015/9/8/chartex" xmlns:cx2="http://schemas.microsoft.com/office/drawing/2015/10/21/chartex" xmlns:cx3="http://schemas.microsoft.com/office/drawing/2016/5/9/chartex" xmlns:cx4="http://schemas.microsoft.com/office/drawing/2016/5/10/chartex" xmlns:cx5="http://schemas.microsoft.com/office/drawing/2016/5/11/chartex" xmlns:cx6="http://schemas.microsoft.com/office/drawing/2016/5/12/chartex" xmlns:cx7="http://schemas.microsoft.com/office/drawing/2016/5/13/chartex" xmlns:cx8="http://schemas.microsoft.com/office/drawing/2016/5/14/chartex" xmlns:mc="http://schemas.openxmlformats.org/markup-compatibility/2006" xmlns:aink="http://schemas.microsoft.com/office/drawing/2016/ink" xmlns:am3d="http://schemas.microsoft.com/office/drawing/2017/model3d" xmlns:o="urn:schemas-microsoft-com:office:office" xmlns:oel="http://schemas.microsoft.com/office/2019/extlst" xmlns:r="http://schemas.openxmlformats.org/officeDocument/2006/relationships" xmlns:m="http://schemas.openxmlformats.org/officeDocument/2006/math" xmlns:v="urn:schemas-microsoft-com:vml" xmlns:wp14="http://schemas.microsoft.com/office/word/2010/wordprocessingDrawing" xmlns:wp="http://schemas.openxmlformats.org/drawingml/2006/wordprocessingDrawing" xmlns:w10="urn:schemas-microsoft-com:office:word" xmlns:w="http://schemas.openxmlformats.org/wordprocessingml/2006/main" xmlns:w14="http://schemas.microsoft.com/office/word/2010/wordml" xmlns:w15="http://schemas.microsoft.com/office/word/2012/wordml" xmlns:w16cex="http://schemas.microsoft.com/office/word/2018/wordml/cex" xmlns:w16cid="http://schemas.microsoft.com/office/word/2016/wordml/cid" xmlns:w16="http://schemas.microsoft.com/office/word/2018/wordml" xmlns:w16du="http://schemas.microsoft.com/office/word/2023/wordml/word16du" xmlns:w16sdtdh="http://schemas.microsoft.com/office/word/2020/wordml/sdtdatahash" xmlns:w16sdtfl="http://schemas.microsoft.com/office/word/2024/wordml/sdtformatlock" xmlns:w16se="http://schemas.microsoft.com/office/word/2015/wordml/symex" xmlns:wpg="http://schemas.microsoft.com/office/word/2010/wordprocessingGroup" xmlns:wpi="http://schemas.microsoft.com/office/word/2010/wordprocessingInk" xmlns:wne="http://schemas.microsoft.com/office/word/2006/wordml" xmlns:wps="http://schemas.microsoft.com/office/word/2010/wordprocessingShape" mc:Ignorable="w14 w15 w16se w16cid w16 w16cex w16sdtdh w16sdtfl w16du wp14">
+<w:hdr xmlns:wpc="http://schemas.microsoft.com/office/word/2010/wordprocessingCanvas" xmlns:cx="http://schemas.microsoft.com/office/drawing/2014/chartex" xmlns:cx1="http://schemas.microsoft.com/office/drawing/2015/9/8/chartex" xmlns:cx2="http://schemas.microsoft.com/office/drawing/2015/10/21/chartex" xmlns:cx3="http://schemas.microsoft.com/office/drawing/2016/5/9/chartex" xmlns:cx4="http://schemas.microsoft.com/office/drawing/2016/5/10/chartex" xmlns:cx5="http://schemas.microsoft.com/office/drawing/2016/5/11/chartex" xmlns:cx6="http://schemas.microsoft.com/office/drawing/2016/5/12/chartex" xmlns:cx7="http://schemas.microsoft.com/office/drawing/2016/5/13/chartex" xmlns:cx8="http://schemas.microsoft.com/office/drawing/2016/5/14/chartex" xmlns:mc="http://schemas.openxmlformats.org/markup-compatibility/2006" xmlns:aink="http://schemas.microsoft.com/office/drawing/2016/ink" xmlns:am3d="http://schemas.microsoft.com/office/drawing/2017/model3d" xmlns:o="urn:schemas-microsoft-com:office:office" xmlns:oel="http://schemas.microsoft.com/office/2019/extlst" xmlns:r="http://schemas.openxmlformats.org/officeDocument/2006/relationships" xmlns:m="http://schemas.openxmlformats.org/officeDocument/2006/math" xmlns:v="urn:schemas-microsoft-com:vml" xmlns:wp14="http://schemas.microsoft.com/office/word/2010/wordprocessingDrawing" xmlns:wp="http://schemas.openxmlformats.org/drawingml/2006/wordprocessingDrawing" xmlns:w10="urn:schemas-microsoft-com:office:word" xmlns:w="http://schemas.openxmlformats.org/wordprocessingml/2006/main" xmlns:w14="http://schemas.microsoft.com/office/word/2010/wordml" xmlns:w15="http://schemas.microsoft.com/office/word/2012/wordml" xmlns:w16cei="http://schemas.microsoft.com/office/word/2026/wordml/cei" xmlns:w16cex="http://schemas.microsoft.com/office/word/2018/wordml/cex" xmlns:w16cid="http://schemas.microsoft.com/office/word/2016/wordml/cid" xmlns:w16="http://schemas.microsoft.com/office/word/2018/wordml" xmlns:w16du="http://schemas.microsoft.com/office/word/2023/wordml/word16du" xmlns:w16sdtdh="http://schemas.microsoft.com/office/word/2020/wordml/sdtdatahash" xmlns:w16sdtfl="http://schemas.microsoft.com/office/word/2024/wordml/sdtformatlock" xmlns:w16se="http://schemas.microsoft.com/office/word/2015/wordml/symex" xmlns:wpg="http://schemas.microsoft.com/office/word/2010/wordprocessingGroup" xmlns:wpi="http://schemas.microsoft.com/office/word/2010/wordprocessingInk" xmlns:wne="http://schemas.microsoft.com/office/word/2006/wordml" xmlns:wps="http://schemas.microsoft.com/office/word/2010/wordprocessingShape" mc:Ignorable="w14 w15 w16se w16cid w16 w16cex w16sdtdh w16sdtfl w16du wp14">
   <w:p>
     <w:pPr>
       <w:pStyle w:val="Header"/>
